--- a/Received/5/5, social.docx
+++ b/Received/5/5, social.docx
@@ -159,6 +159,16 @@
                               </w:rPr>
                               <w:t xml:space="preserve">D- </w:t>
                             </w:r>
+                            <w:r>
+                              <w:rPr>
+                                <w:rFonts w:ascii="Times New Roman" w:hAnsi="Times New Roman"/>
+                                <w:b/>
+                                <w:bCs/>
+                                <w:sz w:val="28"/>
+                                <w:szCs w:val="28"/>
+                              </w:rPr>
+                              <w:t>16</w:t>
+                            </w:r>
                           </w:p>
                         </w:txbxContent>
                       </wps:txbx>
@@ -197,6 +207,16 @@
                         </w:rPr>
                         <w:t xml:space="preserve">D- </w:t>
                       </w:r>
+                      <w:r>
+                        <w:rPr>
+                          <w:rFonts w:ascii="Times New Roman" w:hAnsi="Times New Roman"/>
+                          <w:b/>
+                          <w:bCs/>
+                          <w:sz w:val="28"/>
+                          <w:szCs w:val="28"/>
+                        </w:rPr>
+                        <w:t>16</w:t>
+                      </w:r>
                     </w:p>
                   </w:txbxContent>
                 </v:textbox>
@@ -205,7 +225,6 @@
           </mc:Fallback>
         </mc:AlternateContent>
       </w:r>
-      <w:proofErr w:type="spellStart"/>
       <w:r>
         <w:rPr>
           <w:rFonts w:ascii="Preeti" w:hAnsi="Preeti"/>
@@ -214,10 +233,13 @@
           <w:sz w:val="40"/>
           <w:szCs w:val="40"/>
         </w:rPr>
-        <w:t>u|</w:t>
-      </w:r>
-      <w:proofErr w:type="gramStart"/>
-      <w:r>
+        <w:t>u|Lg ;f];fO6L klAns :s'n</w:t>
+      </w:r>
+    </w:p>
+    <w:p>
+      <w:pPr>
+        <w:spacing w:after="0" w:line="240" w:lineRule="auto"/>
+        <w:jc w:val="center"/>
         <w:rPr>
           <w:rFonts w:ascii="Preeti" w:hAnsi="Preeti"/>
           <w:b/>
@@ -225,78 +247,6 @@
           <w:sz w:val="40"/>
           <w:szCs w:val="40"/>
         </w:rPr>
-        <w:t>Lg</w:t>
-      </w:r>
-      <w:proofErr w:type="spellEnd"/>
-      <w:r>
-        <w:rPr>
-          <w:rFonts w:ascii="Preeti" w:hAnsi="Preeti"/>
-          <w:b/>
-          <w:bCs/>
-          <w:sz w:val="40"/>
-          <w:szCs w:val="40"/>
-        </w:rPr>
-        <w:t xml:space="preserve"> ;f];fO</w:t>
-      </w:r>
-      <w:proofErr w:type="gramEnd"/>
-      <w:r>
-        <w:rPr>
-          <w:rFonts w:ascii="Preeti" w:hAnsi="Preeti"/>
-          <w:b/>
-          <w:bCs/>
-          <w:sz w:val="40"/>
-          <w:szCs w:val="40"/>
-        </w:rPr>
-        <w:t xml:space="preserve">6L </w:t>
-      </w:r>
-      <w:proofErr w:type="spellStart"/>
-      <w:proofErr w:type="gramStart"/>
-      <w:r>
-        <w:rPr>
-          <w:rFonts w:ascii="Preeti" w:hAnsi="Preeti"/>
-          <w:b/>
-          <w:bCs/>
-          <w:sz w:val="40"/>
-          <w:szCs w:val="40"/>
-        </w:rPr>
-        <w:t>klAns</w:t>
-      </w:r>
-      <w:proofErr w:type="spellEnd"/>
-      <w:r>
-        <w:rPr>
-          <w:rFonts w:ascii="Preeti" w:hAnsi="Preeti"/>
-          <w:b/>
-          <w:bCs/>
-          <w:sz w:val="40"/>
-          <w:szCs w:val="40"/>
-        </w:rPr>
-        <w:t xml:space="preserve"> :</w:t>
-      </w:r>
-      <w:proofErr w:type="spellStart"/>
-      <w:r>
-        <w:rPr>
-          <w:rFonts w:ascii="Preeti" w:hAnsi="Preeti"/>
-          <w:b/>
-          <w:bCs/>
-          <w:sz w:val="40"/>
-          <w:szCs w:val="40"/>
-        </w:rPr>
-        <w:t>s'n</w:t>
-      </w:r>
-      <w:proofErr w:type="spellEnd"/>
-      <w:proofErr w:type="gramEnd"/>
-    </w:p>
-    <w:p>
-      <w:pPr>
-        <w:spacing w:after="0" w:line="240" w:lineRule="auto"/>
-        <w:jc w:val="center"/>
-        <w:rPr>
-          <w:rFonts w:ascii="Preeti" w:hAnsi="Preeti"/>
-          <w:b/>
-          <w:bCs/>
-          <w:sz w:val="40"/>
-          <w:szCs w:val="40"/>
-        </w:rPr>
       </w:pPr>
       <w:r>
         <w:rPr>
@@ -305,9 +255,8 @@
           <w:sz w:val="28"/>
           <w:szCs w:val="28"/>
         </w:rPr>
-        <w:t>/</w:t>
-      </w:r>
-      <w:proofErr w:type="spellStart"/>
+        <w:t xml:space="preserve">/Tggu/–&amp;, </w:t>
+      </w:r>
       <w:r>
         <w:rPr>
           <w:rFonts w:ascii="Preeti" w:hAnsi="Preeti"/>
@@ -315,29 +264,8 @@
           <w:sz w:val="28"/>
           <w:szCs w:val="28"/>
         </w:rPr>
-        <w:t>Tggu</w:t>
-      </w:r>
-      <w:proofErr w:type="spellEnd"/>
-      <w:r>
-        <w:rPr>
-          <w:rFonts w:ascii="Preeti" w:hAnsi="Preeti"/>
-          <w:b/>
-          <w:sz w:val="28"/>
-          <w:szCs w:val="28"/>
-        </w:rPr>
-        <w:t xml:space="preserve">/–&amp;, </w:t>
-      </w:r>
-      <w:proofErr w:type="spellStart"/>
-      <w:r>
-        <w:rPr>
-          <w:rFonts w:ascii="Preeti" w:hAnsi="Preeti"/>
-          <w:b/>
-          <w:sz w:val="28"/>
-          <w:szCs w:val="28"/>
-        </w:rPr>
         <w:t>lrtjg</w:t>
       </w:r>
-      <w:proofErr w:type="spellEnd"/>
     </w:p>
     <w:p>
       <w:pPr>
@@ -351,8 +279,6 @@
           <w:u w:val="single"/>
         </w:rPr>
       </w:pPr>
-      <w:proofErr w:type="spellStart"/>
-      <w:proofErr w:type="gramStart"/>
       <w:r>
         <w:rPr>
           <w:rFonts w:ascii="Preeti" w:hAnsi="Preeti"/>
@@ -361,9 +287,8 @@
           <w:szCs w:val="28"/>
           <w:u w:val="single"/>
         </w:rPr>
-        <w:t>jflif</w:t>
-      </w:r>
-      <w:proofErr w:type="spellEnd"/>
+        <w:t>jflif{s</w:t>
+      </w:r>
       <w:r>
         <w:rPr>
           <w:rFonts w:ascii="Preeti" w:hAnsi="Preeti"/>
@@ -372,72 +297,7 @@
           <w:szCs w:val="28"/>
           <w:u w:val="single"/>
         </w:rPr>
-        <w:t>{</w:t>
-      </w:r>
-      <w:proofErr w:type="gramEnd"/>
-      <w:r>
-        <w:rPr>
-          <w:rFonts w:ascii="Preeti" w:hAnsi="Preeti"/>
-          <w:b/>
-          <w:sz w:val="28"/>
-          <w:szCs w:val="28"/>
-          <w:u w:val="single"/>
-        </w:rPr>
-        <w:t>s</w:t>
-      </w:r>
-      <w:r>
-        <w:rPr>
-          <w:rFonts w:ascii="Preeti" w:hAnsi="Preeti"/>
-          <w:b/>
-          <w:sz w:val="28"/>
-          <w:szCs w:val="28"/>
-          <w:u w:val="single"/>
-        </w:rPr>
-        <w:t xml:space="preserve"> k/</w:t>
-      </w:r>
-      <w:proofErr w:type="spellStart"/>
-      <w:r>
-        <w:rPr>
-          <w:rFonts w:ascii="Preeti" w:hAnsi="Preeti"/>
-          <w:b/>
-          <w:sz w:val="28"/>
-          <w:szCs w:val="28"/>
-          <w:u w:val="single"/>
-        </w:rPr>
-        <w:t>LIff</w:t>
-      </w:r>
-      <w:proofErr w:type="spellEnd"/>
-      <w:r>
-        <w:rPr>
-          <w:rFonts w:ascii="Preeti" w:hAnsi="Preeti"/>
-          <w:b/>
-          <w:sz w:val="28"/>
-          <w:szCs w:val="28"/>
-          <w:u w:val="single"/>
-        </w:rPr>
-        <w:t>–</w:t>
-      </w:r>
-      <w:proofErr w:type="gramStart"/>
-      <w:r>
-        <w:rPr>
-          <w:rFonts w:ascii="Preeti" w:hAnsi="Preeti"/>
-          <w:b/>
-          <w:sz w:val="28"/>
-          <w:szCs w:val="28"/>
-          <w:u w:val="single"/>
-        </w:rPr>
-        <w:t>@)*</w:t>
-      </w:r>
-      <w:proofErr w:type="gramEnd"/>
-      <w:r>
-        <w:rPr>
-          <w:rFonts w:ascii="Preeti" w:hAnsi="Preeti"/>
-          <w:b/>
-          <w:sz w:val="28"/>
-          <w:szCs w:val="28"/>
-          <w:u w:val="single"/>
-        </w:rPr>
-        <w:t>@</w:t>
+        <w:t xml:space="preserve"> k/LIff–@)*@</w:t>
       </w:r>
     </w:p>
     <w:p>
@@ -449,7 +309,6 @@
           <w:lang w:eastAsia="zh-CN"/>
         </w:rPr>
       </w:pPr>
-      <w:proofErr w:type="spellStart"/>
       <w:r>
         <w:rPr>
           <w:rFonts w:ascii="Preeti" w:hAnsi="Preeti"/>
@@ -459,7 +318,6 @@
         </w:rPr>
         <w:t>sIff</w:t>
       </w:r>
-      <w:proofErr w:type="spellEnd"/>
       <w:r>
         <w:rPr>
           <w:rFonts w:ascii="Preeti" w:hAnsi="Preeti" w:cs="Times New Roman"/>
@@ -468,9 +326,35 @@
           <w:szCs w:val="32"/>
           <w:lang w:eastAsia="zh-CN"/>
         </w:rPr>
-        <w:t xml:space="preserve"> M– </w:t>
-      </w:r>
-      <w:proofErr w:type="spellStart"/>
+        <w:t xml:space="preserve"> M– kfFr</w:t>
+      </w:r>
+      <w:r>
+        <w:rPr>
+          <w:rFonts w:ascii="Kokila" w:hAnsi="Kokila" w:cs="Kokila" w:hint="cs"/>
+          <w:bCs/>
+          <w:cs/>
+          <w:lang w:eastAsia="zh-CN"/>
+        </w:rPr>
+        <w:t xml:space="preserve">                                               </w:t>
+      </w:r>
+      <w:r>
+        <w:rPr>
+          <w:rFonts w:ascii="Kokila" w:hAnsi="Kokila" w:cs="Kokila"/>
+          <w:bCs/>
+          <w:lang w:eastAsia="zh-CN"/>
+        </w:rPr>
+        <w:t xml:space="preserve">      </w:t>
+      </w:r>
+      <w:r>
+        <w:rPr>
+          <w:rFonts w:ascii="Preeti" w:hAnsi="Preeti" w:cs="Kokila"/>
+          <w:b/>
+          <w:sz w:val="24"/>
+          <w:szCs w:val="22"/>
+          <w:lang w:eastAsia="zh-CN"/>
+        </w:rPr>
+        <w:t xml:space="preserve">;do </w:t>
+      </w:r>
       <w:r>
         <w:rPr>
           <w:rFonts w:ascii="Preeti" w:hAnsi="Preeti" w:cs="Times New Roman"/>
@@ -479,34 +363,7 @@
           <w:szCs w:val="32"/>
           <w:lang w:eastAsia="zh-CN"/>
         </w:rPr>
-        <w:t>kfFr</w:t>
-      </w:r>
-      <w:proofErr w:type="spellEnd"/>
-      <w:r>
-        <w:rPr>
-          <w:rFonts w:ascii="Kokila" w:hAnsi="Kokila" w:cs="Kokila" w:hint="cs"/>
-          <w:bCs/>
-          <w:cs/>
-          <w:lang w:eastAsia="zh-CN"/>
-        </w:rPr>
-        <w:t xml:space="preserve">                                               </w:t>
-      </w:r>
-      <w:r>
-        <w:rPr>
-          <w:rFonts w:ascii="Kokila" w:hAnsi="Kokila" w:cs="Kokila"/>
-          <w:bCs/>
-          <w:lang w:eastAsia="zh-CN"/>
-        </w:rPr>
-        <w:t xml:space="preserve">    </w:t>
-      </w:r>
-      <w:proofErr w:type="gramStart"/>
-      <w:r>
-        <w:rPr>
-          <w:rFonts w:ascii="Kokila" w:hAnsi="Kokila" w:cs="Kokila"/>
-          <w:bCs/>
-          <w:lang w:eastAsia="zh-CN"/>
-        </w:rPr>
-        <w:t xml:space="preserve">  </w:t>
+        <w:t>–</w:t>
       </w:r>
       <w:r>
         <w:rPr>
@@ -516,9 +373,8 @@
           <w:szCs w:val="22"/>
           <w:lang w:eastAsia="zh-CN"/>
         </w:rPr>
-        <w:t>;do</w:t>
-      </w:r>
-      <w:proofErr w:type="gramEnd"/>
+        <w:t xml:space="preserve"> @ 3</w:t>
+      </w:r>
       <w:r>
         <w:rPr>
           <w:rFonts w:ascii="Preeti" w:hAnsi="Preeti" w:cs="Kokila"/>
@@ -527,36 +383,6 @@
           <w:szCs w:val="22"/>
           <w:lang w:eastAsia="zh-CN"/>
         </w:rPr>
-        <w:t xml:space="preserve"> </w:t>
-      </w:r>
-      <w:r>
-        <w:rPr>
-          <w:rFonts w:ascii="Preeti" w:hAnsi="Preeti" w:cs="Times New Roman"/>
-          <w:b/>
-          <w:sz w:val="32"/>
-          <w:szCs w:val="32"/>
-          <w:lang w:eastAsia="zh-CN"/>
-        </w:rPr>
-        <w:t>–</w:t>
-      </w:r>
-      <w:r>
-        <w:rPr>
-          <w:rFonts w:ascii="Preeti" w:hAnsi="Preeti" w:cs="Kokila"/>
-          <w:b/>
-          <w:sz w:val="24"/>
-          <w:szCs w:val="22"/>
-          <w:lang w:eastAsia="zh-CN"/>
-        </w:rPr>
-        <w:t xml:space="preserve"> @ 3</w:t>
-      </w:r>
-      <w:r>
-        <w:rPr>
-          <w:rFonts w:ascii="Preeti" w:hAnsi="Preeti" w:cs="Kokila"/>
-          <w:b/>
-          <w:sz w:val="24"/>
-          <w:szCs w:val="22"/>
-          <w:lang w:eastAsia="zh-CN"/>
-        </w:rPr>
         <w:t>=</w:t>
       </w:r>
       <w:r>
@@ -591,27 +417,7 @@
           <w:sz w:val="28"/>
           <w:szCs w:val="28"/>
         </w:rPr>
-        <w:t>k"0</w:t>
-      </w:r>
-      <w:proofErr w:type="gramStart"/>
-      <w:r>
-        <w:rPr>
-          <w:rFonts w:ascii="Preeti" w:hAnsi="Preeti"/>
-          <w:b/>
-          <w:sz w:val="28"/>
-          <w:szCs w:val="28"/>
-        </w:rPr>
-        <w:t>f{</w:t>
-      </w:r>
-      <w:proofErr w:type="spellStart"/>
-      <w:r>
-        <w:rPr>
-          <w:rFonts w:ascii="Preeti" w:hAnsi="Preeti"/>
-          <w:b/>
-          <w:sz w:val="28"/>
-          <w:szCs w:val="28"/>
-        </w:rPr>
-        <w:t>f</w:t>
+        <w:t>k"0f{f</w:t>
       </w:r>
       <w:r>
         <w:rPr>
@@ -621,29 +427,7 @@
           <w:szCs w:val="28"/>
           <w:lang w:eastAsia="zh-CN"/>
         </w:rPr>
-        <w:t>Í</w:t>
-      </w:r>
-      <w:proofErr w:type="spellEnd"/>
-      <w:r>
-        <w:rPr>
-          <w:rFonts w:ascii="Preeti" w:hAnsi="Preeti" w:cs="Times New Roman"/>
-          <w:b/>
-          <w:sz w:val="28"/>
-          <w:szCs w:val="28"/>
-          <w:lang w:eastAsia="zh-CN"/>
-        </w:rPr>
-        <w:t xml:space="preserve">  –</w:t>
-      </w:r>
-      <w:proofErr w:type="gramEnd"/>
-      <w:r>
-        <w:rPr>
-          <w:rFonts w:ascii="Preeti" w:hAnsi="Preeti" w:cs="Times New Roman"/>
-          <w:b/>
-          <w:sz w:val="28"/>
-          <w:szCs w:val="28"/>
-          <w:lang w:eastAsia="zh-CN"/>
-        </w:rPr>
-        <w:t xml:space="preserve"> %)</w:t>
+        <w:t>Í  – %)</w:t>
       </w:r>
     </w:p>
     <w:p>
@@ -658,7 +442,6 @@
           <w:lang w:eastAsia="zh-CN"/>
         </w:rPr>
       </w:pPr>
-      <w:proofErr w:type="spellStart"/>
       <w:r>
         <w:rPr>
           <w:rFonts w:ascii="Preeti" w:hAnsi="Preeti" w:cs="Arial"/>
@@ -670,7 +453,6 @@
         </w:rPr>
         <w:t>ljifo</w:t>
       </w:r>
-      <w:proofErr w:type="spellEnd"/>
       <w:r>
         <w:rPr>
           <w:rFonts w:ascii="Preeti" w:hAnsi="Preeti"/>
@@ -678,17 +460,7 @@
           <w:sz w:val="32"/>
           <w:szCs w:val="32"/>
         </w:rPr>
-        <w:t xml:space="preserve"> </w:t>
-      </w:r>
-      <w:proofErr w:type="gramStart"/>
-      <w:r>
-        <w:rPr>
-          <w:rFonts w:ascii="Preeti" w:hAnsi="Preeti"/>
-          <w:b/>
-          <w:sz w:val="32"/>
-          <w:szCs w:val="32"/>
-        </w:rPr>
-        <w:t xml:space="preserve">– </w:t>
+        <w:t xml:space="preserve"> – </w:t>
       </w:r>
       <w:r>
         <w:rPr>
@@ -700,7 +472,6 @@
         </w:rPr>
         <w:t>;</w:t>
       </w:r>
-      <w:proofErr w:type="spellStart"/>
       <w:r>
         <w:rPr>
           <w:rFonts w:ascii="Preeti" w:hAnsi="Preeti" w:cs="Times New Roman"/>
@@ -721,8 +492,6 @@
         </w:rPr>
         <w:t>dflhs</w:t>
       </w:r>
-      <w:proofErr w:type="spellEnd"/>
-      <w:proofErr w:type="gramEnd"/>
       <w:r>
         <w:rPr>
           <w:rFonts w:ascii="Preeti" w:hAnsi="Preeti" w:cs="Times New Roman"/>
@@ -1683,7 +1452,7 @@
         <w:ind w:left="360" w:hanging="360"/>
         <w:jc w:val="center"/>
         <w:rPr>
-          <w:rFonts w:ascii="Kokila" w:hAnsi="Kokila" w:cs="Kokila" w:hint="cs"/>
+          <w:rFonts w:ascii="Kokila" w:hAnsi="Kokila" w:cs="Kokila"/>
           <w:b/>
           <w:bCs/>
           <w:sz w:val="34"/>
@@ -2357,6 +2126,7 @@
   <w:style w:type="character" w:default="1" w:styleId="DefaultParagraphFont">
     <w:name w:val="Default Paragraph Font"/>
     <w:uiPriority w:val="1"/>
+    <w:semiHidden/>
     <w:unhideWhenUsed/>
   </w:style>
   <w:style w:type="table" w:default="1" w:styleId="TableNormal">

--- a/Received/5/5, social.docx
+++ b/Received/5/5, social.docx
@@ -225,6 +225,7 @@
           </mc:Fallback>
         </mc:AlternateContent>
       </w:r>
+      <w:proofErr w:type="spellStart"/>
       <w:r>
         <w:rPr>
           <w:rFonts w:ascii="Preeti" w:hAnsi="Preeti"/>
@@ -233,8 +234,77 @@
           <w:sz w:val="40"/>
           <w:szCs w:val="40"/>
         </w:rPr>
-        <w:t>u|Lg ;f];fO6L klAns :s'n</w:t>
-      </w:r>
+        <w:t>u|</w:t>
+      </w:r>
+      <w:proofErr w:type="gramStart"/>
+      <w:r>
+        <w:rPr>
+          <w:rFonts w:ascii="Preeti" w:hAnsi="Preeti"/>
+          <w:b/>
+          <w:bCs/>
+          <w:sz w:val="40"/>
+          <w:szCs w:val="40"/>
+        </w:rPr>
+        <w:t>Lg</w:t>
+      </w:r>
+      <w:proofErr w:type="spellEnd"/>
+      <w:r>
+        <w:rPr>
+          <w:rFonts w:ascii="Preeti" w:hAnsi="Preeti"/>
+          <w:b/>
+          <w:bCs/>
+          <w:sz w:val="40"/>
+          <w:szCs w:val="40"/>
+        </w:rPr>
+        <w:t xml:space="preserve"> ;f];fO</w:t>
+      </w:r>
+      <w:proofErr w:type="gramEnd"/>
+      <w:r>
+        <w:rPr>
+          <w:rFonts w:ascii="Preeti" w:hAnsi="Preeti"/>
+          <w:b/>
+          <w:bCs/>
+          <w:sz w:val="40"/>
+          <w:szCs w:val="40"/>
+        </w:rPr>
+        <w:t xml:space="preserve">6L </w:t>
+      </w:r>
+      <w:proofErr w:type="spellStart"/>
+      <w:proofErr w:type="gramStart"/>
+      <w:r>
+        <w:rPr>
+          <w:rFonts w:ascii="Preeti" w:hAnsi="Preeti"/>
+          <w:b/>
+          <w:bCs/>
+          <w:sz w:val="40"/>
+          <w:szCs w:val="40"/>
+        </w:rPr>
+        <w:t>klAns</w:t>
+      </w:r>
+      <w:proofErr w:type="spellEnd"/>
+      <w:r>
+        <w:rPr>
+          <w:rFonts w:ascii="Preeti" w:hAnsi="Preeti"/>
+          <w:b/>
+          <w:bCs/>
+          <w:sz w:val="40"/>
+          <w:szCs w:val="40"/>
+        </w:rPr>
+        <w:t xml:space="preserve"> :</w:t>
+      </w:r>
+      <w:proofErr w:type="spellStart"/>
+      <w:r>
+        <w:rPr>
+          <w:rFonts w:ascii="Preeti" w:hAnsi="Preeti"/>
+          <w:b/>
+          <w:bCs/>
+          <w:sz w:val="40"/>
+          <w:szCs w:val="40"/>
+        </w:rPr>
+        <w:t>s'n</w:t>
+      </w:r>
+      <w:proofErr w:type="spellEnd"/>
+      <w:proofErr w:type="gramEnd"/>
     </w:p>
     <w:p>
       <w:pPr>
@@ -255,8 +325,9 @@
           <w:sz w:val="28"/>
           <w:szCs w:val="28"/>
         </w:rPr>
-        <w:t xml:space="preserve">/Tggu/–&amp;, </w:t>
-      </w:r>
+        <w:t>/</w:t>
+      </w:r>
+      <w:proofErr w:type="spellStart"/>
       <w:r>
         <w:rPr>
           <w:rFonts w:ascii="Preeti" w:hAnsi="Preeti"/>
@@ -264,8 +335,29 @@
           <w:sz w:val="28"/>
           <w:szCs w:val="28"/>
         </w:rPr>
+        <w:t>Tggu</w:t>
+      </w:r>
+      <w:proofErr w:type="spellEnd"/>
+      <w:r>
+        <w:rPr>
+          <w:rFonts w:ascii="Preeti" w:hAnsi="Preeti"/>
+          <w:b/>
+          <w:sz w:val="28"/>
+          <w:szCs w:val="28"/>
+        </w:rPr>
+        <w:t xml:space="preserve">/–&amp;, </w:t>
+      </w:r>
+      <w:proofErr w:type="spellStart"/>
+      <w:r>
+        <w:rPr>
+          <w:rFonts w:ascii="Preeti" w:hAnsi="Preeti"/>
+          <w:b/>
+          <w:sz w:val="28"/>
+          <w:szCs w:val="28"/>
+        </w:rPr>
         <w:t>lrtjg</w:t>
       </w:r>
+      <w:proofErr w:type="spellEnd"/>
     </w:p>
     <w:p>
       <w:pPr>
@@ -279,6 +371,8 @@
           <w:u w:val="single"/>
         </w:rPr>
       </w:pPr>
+      <w:proofErr w:type="spellStart"/>
+      <w:proofErr w:type="gramStart"/>
       <w:r>
         <w:rPr>
           <w:rFonts w:ascii="Preeti" w:hAnsi="Preeti"/>
@@ -287,8 +381,9 @@
           <w:szCs w:val="28"/>
           <w:u w:val="single"/>
         </w:rPr>
-        <w:t>jflif{s</w:t>
-      </w:r>
+        <w:t>jflif</w:t>
+      </w:r>
+      <w:proofErr w:type="spellEnd"/>
       <w:r>
         <w:rPr>
           <w:rFonts w:ascii="Preeti" w:hAnsi="Preeti"/>
@@ -297,7 +392,72 @@
           <w:szCs w:val="28"/>
           <w:u w:val="single"/>
         </w:rPr>
-        <w:t xml:space="preserve"> k/LIff–@)*@</w:t>
+        <w:t>{</w:t>
+      </w:r>
+      <w:proofErr w:type="gramEnd"/>
+      <w:r>
+        <w:rPr>
+          <w:rFonts w:ascii="Preeti" w:hAnsi="Preeti"/>
+          <w:b/>
+          <w:sz w:val="28"/>
+          <w:szCs w:val="28"/>
+          <w:u w:val="single"/>
+        </w:rPr>
+        <w:t>s</w:t>
+      </w:r>
+      <w:r>
+        <w:rPr>
+          <w:rFonts w:ascii="Preeti" w:hAnsi="Preeti"/>
+          <w:b/>
+          <w:sz w:val="28"/>
+          <w:szCs w:val="28"/>
+          <w:u w:val="single"/>
+        </w:rPr>
+        <w:t xml:space="preserve"> k/</w:t>
+      </w:r>
+      <w:proofErr w:type="spellStart"/>
+      <w:r>
+        <w:rPr>
+          <w:rFonts w:ascii="Preeti" w:hAnsi="Preeti"/>
+          <w:b/>
+          <w:sz w:val="28"/>
+          <w:szCs w:val="28"/>
+          <w:u w:val="single"/>
+        </w:rPr>
+        <w:t>LIff</w:t>
+      </w:r>
+      <w:proofErr w:type="spellEnd"/>
+      <w:r>
+        <w:rPr>
+          <w:rFonts w:ascii="Preeti" w:hAnsi="Preeti"/>
+          <w:b/>
+          <w:sz w:val="28"/>
+          <w:szCs w:val="28"/>
+          <w:u w:val="single"/>
+        </w:rPr>
+        <w:t>–</w:t>
+      </w:r>
+      <w:proofErr w:type="gramStart"/>
+      <w:r>
+        <w:rPr>
+          <w:rFonts w:ascii="Preeti" w:hAnsi="Preeti"/>
+          <w:b/>
+          <w:sz w:val="28"/>
+          <w:szCs w:val="28"/>
+          <w:u w:val="single"/>
+        </w:rPr>
+        <w:t>@)*</w:t>
+      </w:r>
+      <w:proofErr w:type="gramEnd"/>
+      <w:r>
+        <w:rPr>
+          <w:rFonts w:ascii="Preeti" w:hAnsi="Preeti"/>
+          <w:b/>
+          <w:sz w:val="28"/>
+          <w:szCs w:val="28"/>
+          <w:u w:val="single"/>
+        </w:rPr>
+        <w:t>@</w:t>
       </w:r>
     </w:p>
     <w:p>
@@ -309,6 +469,7 @@
           <w:lang w:eastAsia="zh-CN"/>
         </w:rPr>
       </w:pPr>
+      <w:proofErr w:type="spellStart"/>
       <w:r>
         <w:rPr>
           <w:rFonts w:ascii="Preeti" w:hAnsi="Preeti"/>
@@ -318,6 +479,7 @@
         </w:rPr>
         <w:t>sIff</w:t>
       </w:r>
+      <w:proofErr w:type="spellEnd"/>
       <w:r>
         <w:rPr>
           <w:rFonts w:ascii="Preeti" w:hAnsi="Preeti" w:cs="Times New Roman"/>
@@ -326,8 +488,20 @@
           <w:szCs w:val="32"/>
           <w:lang w:eastAsia="zh-CN"/>
         </w:rPr>
-        <w:t xml:space="preserve"> M– kfFr</w:t>
-      </w:r>
+        <w:t xml:space="preserve"> M– </w:t>
+      </w:r>
+      <w:proofErr w:type="spellStart"/>
+      <w:r>
+        <w:rPr>
+          <w:rFonts w:ascii="Preeti" w:hAnsi="Preeti" w:cs="Times New Roman"/>
+          <w:b/>
+          <w:sz w:val="32"/>
+          <w:szCs w:val="32"/>
+          <w:lang w:eastAsia="zh-CN"/>
+        </w:rPr>
+        <w:t>kfFr</w:t>
+      </w:r>
+      <w:proofErr w:type="spellEnd"/>
       <w:r>
         <w:rPr>
           <w:rFonts w:ascii="Kokila" w:hAnsi="Kokila" w:cs="Kokila" w:hint="cs"/>
@@ -343,7 +517,16 @@
           <w:bCs/>
           <w:lang w:eastAsia="zh-CN"/>
         </w:rPr>
-        <w:t xml:space="preserve">      </w:t>
+        <w:t xml:space="preserve">    </w:t>
+      </w:r>
+      <w:proofErr w:type="gramStart"/>
+      <w:r>
+        <w:rPr>
+          <w:rFonts w:ascii="Kokila" w:hAnsi="Kokila" w:cs="Kokila"/>
+          <w:bCs/>
+          <w:lang w:eastAsia="zh-CN"/>
+        </w:rPr>
+        <w:t xml:space="preserve">  </w:t>
       </w:r>
       <w:r>
         <w:rPr>
@@ -353,18 +536,9 @@
           <w:szCs w:val="22"/>
           <w:lang w:eastAsia="zh-CN"/>
         </w:rPr>
-        <w:t xml:space="preserve">;do </w:t>
-      </w:r>
-      <w:r>
-        <w:rPr>
-          <w:rFonts w:ascii="Preeti" w:hAnsi="Preeti" w:cs="Times New Roman"/>
-          <w:b/>
-          <w:sz w:val="32"/>
-          <w:szCs w:val="32"/>
-          <w:lang w:eastAsia="zh-CN"/>
-        </w:rPr>
-        <w:t>–</w:t>
-      </w:r>
+        <w:t>;do</w:t>
+      </w:r>
+      <w:proofErr w:type="gramEnd"/>
       <w:r>
         <w:rPr>
           <w:rFonts w:ascii="Preeti" w:hAnsi="Preeti" w:cs="Kokila"/>
@@ -373,7 +547,17 @@
           <w:szCs w:val="22"/>
           <w:lang w:eastAsia="zh-CN"/>
         </w:rPr>
-        <w:t xml:space="preserve"> @ 3</w:t>
+        <w:t xml:space="preserve"> </w:t>
+      </w:r>
+      <w:r>
+        <w:rPr>
+          <w:rFonts w:ascii="Preeti" w:hAnsi="Preeti" w:cs="Times New Roman"/>
+          <w:b/>
+          <w:sz w:val="32"/>
+          <w:szCs w:val="32"/>
+          <w:lang w:eastAsia="zh-CN"/>
+        </w:rPr>
+        <w:t>–</w:t>
       </w:r>
       <w:r>
         <w:rPr>
@@ -383,6 +567,16 @@
           <w:szCs w:val="22"/>
           <w:lang w:eastAsia="zh-CN"/>
         </w:rPr>
+        <w:t xml:space="preserve"> @ 3</w:t>
+      </w:r>
+      <w:r>
+        <w:rPr>
+          <w:rFonts w:ascii="Preeti" w:hAnsi="Preeti" w:cs="Kokila"/>
+          <w:b/>
+          <w:sz w:val="24"/>
+          <w:szCs w:val="22"/>
+          <w:lang w:eastAsia="zh-CN"/>
+        </w:rPr>
         <w:t>=</w:t>
       </w:r>
       <w:r>
@@ -417,7 +611,27 @@
           <w:sz w:val="28"/>
           <w:szCs w:val="28"/>
         </w:rPr>
-        <w:t>k"0f{f</w:t>
+        <w:t>k"0</w:t>
+      </w:r>
+      <w:proofErr w:type="gramStart"/>
+      <w:r>
+        <w:rPr>
+          <w:rFonts w:ascii="Preeti" w:hAnsi="Preeti"/>
+          <w:b/>
+          <w:sz w:val="28"/>
+          <w:szCs w:val="28"/>
+        </w:rPr>
+        <w:t>f{</w:t>
+      </w:r>
+      <w:proofErr w:type="spellStart"/>
+      <w:r>
+        <w:rPr>
+          <w:rFonts w:ascii="Preeti" w:hAnsi="Preeti"/>
+          <w:b/>
+          <w:sz w:val="28"/>
+          <w:szCs w:val="28"/>
+        </w:rPr>
+        <w:t>f</w:t>
       </w:r>
       <w:r>
         <w:rPr>
@@ -427,7 +641,29 @@
           <w:szCs w:val="28"/>
           <w:lang w:eastAsia="zh-CN"/>
         </w:rPr>
-        <w:t>Í  – %)</w:t>
+        <w:t>Í</w:t>
+      </w:r>
+      <w:proofErr w:type="spellEnd"/>
+      <w:r>
+        <w:rPr>
+          <w:rFonts w:ascii="Preeti" w:hAnsi="Preeti" w:cs="Times New Roman"/>
+          <w:b/>
+          <w:sz w:val="28"/>
+          <w:szCs w:val="28"/>
+          <w:lang w:eastAsia="zh-CN"/>
+        </w:rPr>
+        <w:t xml:space="preserve">  –</w:t>
+      </w:r>
+      <w:proofErr w:type="gramEnd"/>
+      <w:r>
+        <w:rPr>
+          <w:rFonts w:ascii="Preeti" w:hAnsi="Preeti" w:cs="Times New Roman"/>
+          <w:b/>
+          <w:sz w:val="28"/>
+          <w:szCs w:val="28"/>
+          <w:lang w:eastAsia="zh-CN"/>
+        </w:rPr>
+        <w:t xml:space="preserve"> %)</w:t>
       </w:r>
     </w:p>
     <w:p>
@@ -442,6 +678,7 @@
           <w:lang w:eastAsia="zh-CN"/>
         </w:rPr>
       </w:pPr>
+      <w:proofErr w:type="spellStart"/>
       <w:r>
         <w:rPr>
           <w:rFonts w:ascii="Preeti" w:hAnsi="Preeti" w:cs="Arial"/>
@@ -453,6 +690,7 @@
         </w:rPr>
         <w:t>ljifo</w:t>
       </w:r>
+      <w:proofErr w:type="spellEnd"/>
       <w:r>
         <w:rPr>
           <w:rFonts w:ascii="Preeti" w:hAnsi="Preeti"/>
@@ -460,7 +698,17 @@
           <w:sz w:val="32"/>
           <w:szCs w:val="32"/>
         </w:rPr>
-        <w:t xml:space="preserve"> – </w:t>
+        <w:t xml:space="preserve"> </w:t>
+      </w:r>
+      <w:proofErr w:type="gramStart"/>
+      <w:r>
+        <w:rPr>
+          <w:rFonts w:ascii="Preeti" w:hAnsi="Preeti"/>
+          <w:b/>
+          <w:sz w:val="32"/>
+          <w:szCs w:val="32"/>
+        </w:rPr>
+        <w:t xml:space="preserve">– </w:t>
       </w:r>
       <w:r>
         <w:rPr>
@@ -472,6 +720,7 @@
         </w:rPr>
         <w:t>;</w:t>
       </w:r>
+      <w:proofErr w:type="spellStart"/>
       <w:r>
         <w:rPr>
           <w:rFonts w:ascii="Preeti" w:hAnsi="Preeti" w:cs="Times New Roman"/>
@@ -492,6 +741,8 @@
         </w:rPr>
         <w:t>dflhs</w:t>
       </w:r>
+      <w:proofErr w:type="spellEnd"/>
+      <w:proofErr w:type="gramEnd"/>
       <w:r>
         <w:rPr>
           <w:rFonts w:ascii="Preeti" w:hAnsi="Preeti" w:cs="Times New Roman"/>
@@ -510,8 +761,8 @@
           <w:rFonts w:ascii="Kokila" w:hAnsi="Kokila" w:cs="Kokila"/>
           <w:b/>
           <w:bCs/>
-          <w:sz w:val="34"/>
-          <w:szCs w:val="34"/>
+          <w:sz w:val="32"/>
+          <w:szCs w:val="32"/>
         </w:rPr>
       </w:pPr>
       <w:r>
@@ -519,11 +770,140 @@
           <w:rFonts w:ascii="Kokila" w:hAnsi="Kokila" w:cs="Kokila"/>
           <w:b/>
           <w:bCs/>
-          <w:sz w:val="34"/>
-          <w:szCs w:val="34"/>
-          <w:cs/>
-        </w:rPr>
-        <w:t>अति छोटा प्रश्नको उत्तर दिनुहोस ।</w:t>
+          <w:sz w:val="32"/>
+          <w:szCs w:val="32"/>
+          <w:cs/>
+        </w:rPr>
+        <w:t>अति छोटा प्रश्नको उत्तर दिनुहोस</w:t>
+      </w:r>
+      <w:r>
+        <w:rPr>
+          <w:rFonts w:ascii="Preeti" w:hAnsi="Preeti" w:cs="Kokila"/>
+          <w:b/>
+          <w:bCs/>
+          <w:sz w:val="32"/>
+          <w:szCs w:val="32"/>
+        </w:rPr>
+        <w:t>\</w:t>
+      </w:r>
+      <w:r>
+        <w:rPr>
+          <w:rFonts w:ascii="Kokila" w:hAnsi="Kokila" w:cs="Kokila"/>
+          <w:b/>
+          <w:bCs/>
+          <w:sz w:val="32"/>
+          <w:szCs w:val="32"/>
+          <w:cs/>
+        </w:rPr>
+        <w:t xml:space="preserve"> ।</w:t>
+      </w:r>
+      <w:r>
+        <w:rPr>
+          <w:rFonts w:ascii="Kokila" w:hAnsi="Kokila" w:cs="Kokila"/>
+          <w:b/>
+          <w:bCs/>
+          <w:sz w:val="32"/>
+          <w:szCs w:val="32"/>
+          <w:cs/>
+        </w:rPr>
+        <w:tab/>
+      </w:r>
+      <w:r>
+        <w:rPr>
+          <w:rFonts w:ascii="Kokila" w:hAnsi="Kokila" w:cs="Kokila"/>
+          <w:b/>
+          <w:bCs/>
+          <w:sz w:val="32"/>
+          <w:szCs w:val="32"/>
+          <w:cs/>
+        </w:rPr>
+        <w:tab/>
+      </w:r>
+      <w:r>
+        <w:rPr>
+          <w:rFonts w:ascii="Kokila" w:hAnsi="Kokila" w:cs="Kokila"/>
+          <w:b/>
+          <w:bCs/>
+          <w:sz w:val="32"/>
+          <w:szCs w:val="32"/>
+          <w:cs/>
+        </w:rPr>
+        <w:tab/>
+      </w:r>
+      <w:r>
+        <w:rPr>
+          <w:rFonts w:ascii="Kokila" w:hAnsi="Kokila" w:cs="Kokila"/>
+          <w:b/>
+          <w:bCs/>
+          <w:sz w:val="32"/>
+          <w:szCs w:val="32"/>
+          <w:cs/>
+        </w:rPr>
+        <w:tab/>
+      </w:r>
+      <w:r>
+        <w:rPr>
+          <w:rFonts w:ascii="Kokila" w:hAnsi="Kokila" w:cs="Kokila"/>
+          <w:b/>
+          <w:bCs/>
+          <w:sz w:val="32"/>
+          <w:szCs w:val="32"/>
+          <w:cs/>
+        </w:rPr>
+        <w:tab/>
+      </w:r>
+      <w:r>
+        <w:rPr>
+          <w:rFonts w:ascii="Kokila" w:hAnsi="Kokila" w:cs="Kokila"/>
+          <w:b/>
+          <w:bCs/>
+          <w:sz w:val="32"/>
+          <w:szCs w:val="32"/>
+        </w:rPr>
+        <w:t>(</w:t>
+      </w:r>
+      <w:r>
+        <w:rPr>
+          <w:rFonts w:ascii="Kokila" w:hAnsi="Kokila" w:cs="Kokila" w:hint="cs"/>
+          <w:b/>
+          <w:bCs/>
+          <w:sz w:val="32"/>
+          <w:szCs w:val="32"/>
+          <w:cs/>
+        </w:rPr>
+        <w:t>८</w:t>
+      </w:r>
+      <w:r>
+        <w:rPr>
+          <w:rFonts w:ascii="Kokila" w:hAnsi="Kokila" w:cs="Kokila"/>
+          <w:b/>
+          <w:bCs/>
+          <w:sz w:val="32"/>
+          <w:szCs w:val="32"/>
+          <w:cs/>
+        </w:rPr>
+        <w:t>×</w:t>
+      </w:r>
+      <w:r>
+        <w:rPr>
+          <w:rFonts w:ascii="Kokila" w:hAnsi="Kokila" w:cs="Kokila" w:hint="cs"/>
+          <w:b/>
+          <w:bCs/>
+          <w:sz w:val="32"/>
+          <w:szCs w:val="32"/>
+          <w:cs/>
+        </w:rPr>
+        <w:t>१=८</w:t>
+      </w:r>
+      <w:r>
+        <w:rPr>
+          <w:rFonts w:ascii="Kokila" w:hAnsi="Kokila" w:cs="Kokila"/>
+          <w:b/>
+          <w:bCs/>
+          <w:sz w:val="32"/>
+          <w:szCs w:val="32"/>
+        </w:rPr>
+        <w:t>)</w:t>
       </w:r>
     </w:p>
     <w:p>
@@ -531,15 +911,15 @@
         <w:spacing w:after="0" w:line="240" w:lineRule="auto"/>
         <w:rPr>
           <w:rFonts w:ascii="Kokila" w:hAnsi="Kokila" w:cs="Kokila"/>
-          <w:sz w:val="34"/>
-          <w:szCs w:val="34"/>
+          <w:sz w:val="32"/>
+          <w:szCs w:val="32"/>
         </w:rPr>
       </w:pPr>
       <w:r>
         <w:rPr>
           <w:rFonts w:ascii="Kokila" w:hAnsi="Kokila" w:cs="Kokila"/>
-          <w:sz w:val="34"/>
-          <w:szCs w:val="34"/>
+          <w:sz w:val="32"/>
+          <w:szCs w:val="32"/>
           <w:cs/>
         </w:rPr>
         <w:t>१)</w:t>
@@ -547,16 +927,16 @@
       <w:r>
         <w:rPr>
           <w:rFonts w:ascii="Kokila" w:hAnsi="Kokila" w:cs="Kokila"/>
-          <w:sz w:val="34"/>
-          <w:szCs w:val="34"/>
+          <w:sz w:val="32"/>
+          <w:szCs w:val="32"/>
         </w:rPr>
         <w:t xml:space="preserve"> </w:t>
       </w:r>
       <w:r>
         <w:rPr>
           <w:rFonts w:ascii="Kokila" w:hAnsi="Kokila" w:cs="Kokila"/>
-          <w:sz w:val="34"/>
-          <w:szCs w:val="34"/>
+          <w:sz w:val="32"/>
+          <w:szCs w:val="32"/>
           <w:cs/>
         </w:rPr>
         <w:t>समुदाय भनेको के हो</w:t>
@@ -564,8 +944,8 @@
       <w:r>
         <w:rPr>
           <w:rFonts w:ascii="Kokila" w:hAnsi="Kokila" w:cs="Kokila"/>
-          <w:sz w:val="34"/>
-          <w:szCs w:val="34"/>
+          <w:sz w:val="32"/>
+          <w:szCs w:val="32"/>
         </w:rPr>
         <w:t>?</w:t>
       </w:r>
@@ -575,15 +955,15 @@
         <w:spacing w:after="0" w:line="240" w:lineRule="auto"/>
         <w:rPr>
           <w:rFonts w:ascii="Kokila" w:hAnsi="Kokila" w:cs="Kokila"/>
-          <w:sz w:val="34"/>
-          <w:szCs w:val="34"/>
+          <w:sz w:val="32"/>
+          <w:szCs w:val="32"/>
         </w:rPr>
       </w:pPr>
       <w:r>
         <w:rPr>
           <w:rFonts w:ascii="Kokila" w:hAnsi="Kokila" w:cs="Kokila"/>
-          <w:sz w:val="34"/>
-          <w:szCs w:val="34"/>
+          <w:sz w:val="32"/>
+          <w:szCs w:val="32"/>
           <w:cs/>
         </w:rPr>
         <w:t>२)</w:t>
@@ -591,16 +971,16 @@
       <w:r>
         <w:rPr>
           <w:rFonts w:ascii="Kokila" w:hAnsi="Kokila" w:cs="Kokila"/>
-          <w:sz w:val="34"/>
-          <w:szCs w:val="34"/>
+          <w:sz w:val="32"/>
+          <w:szCs w:val="32"/>
         </w:rPr>
         <w:t xml:space="preserve"> </w:t>
       </w:r>
       <w:r>
         <w:rPr>
           <w:rFonts w:ascii="Kokila" w:hAnsi="Kokila" w:cs="Kokila"/>
-          <w:sz w:val="34"/>
-          <w:szCs w:val="34"/>
+          <w:sz w:val="32"/>
+          <w:szCs w:val="32"/>
           <w:cs/>
         </w:rPr>
         <w:t xml:space="preserve">मानिस‌ले किन पेसा तथा व्यवशाय गर्नुपर्छ </w:t>
@@ -608,8 +988,8 @@
       <w:r>
         <w:rPr>
           <w:rFonts w:ascii="Kokila" w:hAnsi="Kokila" w:cs="Kokila"/>
-          <w:sz w:val="34"/>
-          <w:szCs w:val="34"/>
+          <w:sz w:val="32"/>
+          <w:szCs w:val="32"/>
         </w:rPr>
         <w:t>?</w:t>
       </w:r>
@@ -619,42 +999,52 @@
         <w:spacing w:after="0" w:line="240" w:lineRule="auto"/>
         <w:rPr>
           <w:rFonts w:ascii="Kokila" w:hAnsi="Kokila" w:cs="Kokila"/>
-          <w:sz w:val="34"/>
-          <w:szCs w:val="34"/>
+          <w:sz w:val="32"/>
+          <w:szCs w:val="32"/>
         </w:rPr>
       </w:pPr>
       <w:r>
         <w:rPr>
           <w:rFonts w:ascii="Kokila" w:hAnsi="Kokila" w:cs="Kokila"/>
-          <w:sz w:val="34"/>
-          <w:szCs w:val="34"/>
-        </w:rPr>
-        <w:t>3)</w:t>
-      </w:r>
-      <w:r>
-        <w:rPr>
-          <w:rFonts w:ascii="Kokila" w:hAnsi="Kokila" w:cs="Kokila"/>
-          <w:sz w:val="34"/>
-          <w:szCs w:val="34"/>
+          <w:sz w:val="32"/>
+          <w:szCs w:val="32"/>
+        </w:rPr>
+        <w:t xml:space="preserve">3) </w:t>
+      </w:r>
+      <w:r>
+        <w:rPr>
+          <w:rFonts w:ascii="Kokila" w:hAnsi="Kokila" w:cs="Kokila"/>
+          <w:sz w:val="32"/>
+          <w:szCs w:val="32"/>
+          <w:cs/>
+        </w:rPr>
+        <w:t>तराईमा मनाइने हुई ओटा चाडपर्वको नाम लेख्नुहोस</w:t>
+      </w:r>
+      <w:r>
+        <w:rPr>
+          <w:rFonts w:ascii="Preeti" w:hAnsi="Preeti" w:cs="Kokila"/>
+          <w:sz w:val="32"/>
+          <w:szCs w:val="32"/>
+        </w:rPr>
+        <w:t>\</w:t>
+      </w:r>
+      <w:r>
+        <w:rPr>
+          <w:rFonts w:ascii="Preeti" w:hAnsi="Preeti" w:cs="Kokila" w:hint="cs"/>
+          <w:sz w:val="32"/>
+          <w:szCs w:val="32"/>
+          <w:cs/>
         </w:rPr>
         <w:t xml:space="preserve"> </w:t>
       </w:r>
       <w:r>
         <w:rPr>
           <w:rFonts w:ascii="Kokila" w:hAnsi="Kokila" w:cs="Kokila"/>
-          <w:sz w:val="34"/>
-          <w:szCs w:val="34"/>
-          <w:cs/>
-        </w:rPr>
-        <w:t>तराईमा मनाइने हुई ओटा चाडपर्वको नाम लेख्नुहोस</w:t>
-      </w:r>
-      <w:r>
-        <w:rPr>
-          <w:rFonts w:ascii="Kokila" w:hAnsi="Kokila" w:cs="Kokila"/>
-          <w:sz w:val="34"/>
-          <w:szCs w:val="34"/>
-        </w:rPr>
-        <w:t>?</w:t>
+          <w:sz w:val="32"/>
+          <w:szCs w:val="32"/>
+          <w:cs/>
+        </w:rPr>
+        <w:t>।</w:t>
       </w:r>
     </w:p>
     <w:p>
@@ -662,15 +1052,15 @@
         <w:spacing w:after="0" w:line="240" w:lineRule="auto"/>
         <w:rPr>
           <w:rFonts w:ascii="Kokila" w:hAnsi="Kokila" w:cs="Kokila"/>
-          <w:sz w:val="34"/>
-          <w:szCs w:val="34"/>
+          <w:sz w:val="32"/>
+          <w:szCs w:val="32"/>
         </w:rPr>
       </w:pPr>
       <w:r>
         <w:rPr>
           <w:rFonts w:ascii="Kokila" w:hAnsi="Kokila" w:cs="Kokila"/>
-          <w:sz w:val="34"/>
-          <w:szCs w:val="34"/>
+          <w:sz w:val="32"/>
+          <w:szCs w:val="32"/>
           <w:cs/>
         </w:rPr>
         <w:t>४) माघी पर्वमनाउने प्रमुख जाति कुन हो</w:t>
@@ -678,8 +1068,8 @@
       <w:r>
         <w:rPr>
           <w:rFonts w:ascii="Kokila" w:hAnsi="Kokila" w:cs="Kokila"/>
-          <w:sz w:val="34"/>
-          <w:szCs w:val="34"/>
+          <w:sz w:val="32"/>
+          <w:szCs w:val="32"/>
         </w:rPr>
         <w:t>?</w:t>
       </w:r>
@@ -689,15 +1079,15 @@
         <w:spacing w:after="0" w:line="240" w:lineRule="auto"/>
         <w:rPr>
           <w:rFonts w:ascii="Kokila" w:hAnsi="Kokila" w:cs="Kokila"/>
-          <w:sz w:val="34"/>
-          <w:szCs w:val="34"/>
+          <w:sz w:val="32"/>
+          <w:szCs w:val="32"/>
         </w:rPr>
       </w:pPr>
       <w:r>
         <w:rPr>
           <w:rFonts w:ascii="Kokila" w:hAnsi="Kokila" w:cs="Kokila"/>
-          <w:sz w:val="34"/>
-          <w:szCs w:val="34"/>
+          <w:sz w:val="32"/>
+          <w:szCs w:val="32"/>
           <w:cs/>
         </w:rPr>
         <w:t>५) कस्तो समयलाई फुर्सदको समय भनिन्छ</w:t>
@@ -705,8 +1095,8 @@
       <w:r>
         <w:rPr>
           <w:rFonts w:ascii="Kokila" w:hAnsi="Kokila" w:cs="Kokila"/>
-          <w:sz w:val="34"/>
-          <w:szCs w:val="34"/>
+          <w:sz w:val="32"/>
+          <w:szCs w:val="32"/>
         </w:rPr>
         <w:t>?</w:t>
       </w:r>
@@ -716,15 +1106,15 @@
         <w:spacing w:after="0" w:line="240" w:lineRule="auto"/>
         <w:rPr>
           <w:rFonts w:ascii="Kokila" w:hAnsi="Kokila" w:cs="Kokila"/>
-          <w:sz w:val="34"/>
-          <w:szCs w:val="34"/>
+          <w:sz w:val="32"/>
+          <w:szCs w:val="32"/>
         </w:rPr>
       </w:pPr>
       <w:r>
         <w:rPr>
           <w:rFonts w:ascii="Kokila" w:hAnsi="Kokila" w:cs="Kokila"/>
-          <w:sz w:val="34"/>
-          <w:szCs w:val="34"/>
+          <w:sz w:val="32"/>
+          <w:szCs w:val="32"/>
           <w:cs/>
         </w:rPr>
         <w:t>६)</w:t>
@@ -732,16 +1122,16 @@
       <w:r>
         <w:rPr>
           <w:rFonts w:ascii="Kokila" w:hAnsi="Kokila" w:cs="Kokila"/>
-          <w:sz w:val="34"/>
-          <w:szCs w:val="34"/>
+          <w:sz w:val="32"/>
+          <w:szCs w:val="32"/>
         </w:rPr>
         <w:t xml:space="preserve"> </w:t>
       </w:r>
       <w:r>
         <w:rPr>
           <w:rFonts w:ascii="Kokila" w:hAnsi="Kokila" w:cs="Kokila"/>
-          <w:sz w:val="34"/>
-          <w:szCs w:val="34"/>
+          <w:sz w:val="32"/>
+          <w:szCs w:val="32"/>
           <w:cs/>
         </w:rPr>
         <w:t>भानुभक्तको आचार्य जन्म कहिले भएको हो</w:t>
@@ -749,8 +1139,8 @@
       <w:r>
         <w:rPr>
           <w:rFonts w:ascii="Kokila" w:hAnsi="Kokila" w:cs="Kokila"/>
-          <w:sz w:val="34"/>
-          <w:szCs w:val="34"/>
+          <w:sz w:val="32"/>
+          <w:szCs w:val="32"/>
         </w:rPr>
         <w:t>?</w:t>
       </w:r>
@@ -760,15 +1150,15 @@
         <w:spacing w:after="0" w:line="240" w:lineRule="auto"/>
         <w:rPr>
           <w:rFonts w:ascii="Kokila" w:hAnsi="Kokila" w:cs="Kokila"/>
-          <w:sz w:val="34"/>
-          <w:szCs w:val="34"/>
+          <w:sz w:val="32"/>
+          <w:szCs w:val="32"/>
         </w:rPr>
       </w:pPr>
       <w:r>
         <w:rPr>
           <w:rFonts w:ascii="Kokila" w:hAnsi="Kokila" w:cs="Kokila"/>
-          <w:sz w:val="34"/>
-          <w:szCs w:val="34"/>
+          <w:sz w:val="32"/>
+          <w:szCs w:val="32"/>
           <w:cs/>
         </w:rPr>
         <w:t>‌७)</w:t>
@@ -776,27 +1166,45 @@
       <w:r>
         <w:rPr>
           <w:rFonts w:ascii="Kokila" w:hAnsi="Kokila" w:cs="Kokila"/>
-          <w:sz w:val="34"/>
-          <w:szCs w:val="34"/>
+          <w:sz w:val="32"/>
+          <w:szCs w:val="32"/>
         </w:rPr>
         <w:t xml:space="preserve"> </w:t>
       </w:r>
       <w:r>
         <w:rPr>
           <w:rFonts w:ascii="Kokila" w:hAnsi="Kokila" w:cs="Kokila"/>
-          <w:sz w:val="34"/>
-          <w:szCs w:val="34"/>
-          <w:cs/>
-        </w:rPr>
-        <w:t>राजा त्रिभुवनले गरेका कुनै एउटा कार्य लेख्नुहोस।</w:t>
-      </w:r>
-      <w:r>
-        <w:rPr>
-          <w:rFonts w:ascii="Kokila" w:hAnsi="Kokila" w:cs="Kokila"/>
-          <w:sz w:val="34"/>
-          <w:szCs w:val="34"/>
-        </w:rPr>
-        <w:t> </w:t>
+          <w:sz w:val="32"/>
+          <w:szCs w:val="32"/>
+          <w:cs/>
+        </w:rPr>
+        <w:t>राजा त्रिभुवनले गरेका कुनै एउटा कार्य लेख्नुहोस</w:t>
+      </w:r>
+      <w:r>
+        <w:rPr>
+          <w:rFonts w:ascii="Preeti" w:hAnsi="Preeti" w:cs="Kokila"/>
+          <w:sz w:val="32"/>
+          <w:szCs w:val="32"/>
+        </w:rPr>
+        <w:t>\</w:t>
+      </w:r>
+      <w:r>
+        <w:rPr>
+          <w:rFonts w:ascii="Kokila" w:hAnsi="Kokila" w:cs="Kokila" w:hint="cs"/>
+          <w:sz w:val="32"/>
+          <w:szCs w:val="32"/>
+          <w:cs/>
+        </w:rPr>
+        <w:t xml:space="preserve"> </w:t>
+      </w:r>
+      <w:r>
+        <w:rPr>
+          <w:rFonts w:ascii="Kokila" w:hAnsi="Kokila" w:cs="Kokila"/>
+          <w:sz w:val="32"/>
+          <w:szCs w:val="32"/>
+          <w:cs/>
+        </w:rPr>
+        <w:t>।</w:t>
       </w:r>
     </w:p>
     <w:p>
@@ -804,15 +1212,15 @@
         <w:spacing w:after="0" w:line="240" w:lineRule="auto"/>
         <w:rPr>
           <w:rFonts w:ascii="Kokila" w:hAnsi="Kokila" w:cs="Kokila"/>
-          <w:sz w:val="34"/>
-          <w:szCs w:val="34"/>
+          <w:sz w:val="32"/>
+          <w:szCs w:val="32"/>
         </w:rPr>
       </w:pPr>
       <w:r>
         <w:rPr>
           <w:rFonts w:ascii="Kokila" w:hAnsi="Kokila" w:cs="Kokila"/>
-          <w:sz w:val="34"/>
-          <w:szCs w:val="34"/>
+          <w:sz w:val="32"/>
+          <w:szCs w:val="32"/>
           <w:cs/>
         </w:rPr>
         <w:t>८)</w:t>
@@ -820,16 +1228,16 @@
       <w:r>
         <w:rPr>
           <w:rFonts w:ascii="Kokila" w:hAnsi="Kokila" w:cs="Kokila"/>
-          <w:sz w:val="34"/>
-          <w:szCs w:val="34"/>
+          <w:sz w:val="32"/>
+          <w:szCs w:val="32"/>
         </w:rPr>
         <w:t xml:space="preserve"> </w:t>
       </w:r>
       <w:r>
         <w:rPr>
           <w:rFonts w:ascii="Kokila" w:hAnsi="Kokila" w:cs="Kokila"/>
-          <w:sz w:val="34"/>
-          <w:szCs w:val="34"/>
+          <w:sz w:val="32"/>
+          <w:szCs w:val="32"/>
           <w:cs/>
         </w:rPr>
         <w:t xml:space="preserve">हिमाली प्रदेशमा कति ओटा जिल्ला छन् </w:t>
@@ -837,8 +1245,8 @@
       <w:r>
         <w:rPr>
           <w:rFonts w:ascii="Kokila" w:hAnsi="Kokila" w:cs="Kokila"/>
-          <w:sz w:val="34"/>
-          <w:szCs w:val="34"/>
+          <w:sz w:val="32"/>
+          <w:szCs w:val="32"/>
         </w:rPr>
         <w:t>?</w:t>
       </w:r>
@@ -850,8 +1258,8 @@
           <w:rFonts w:ascii="Kokila" w:hAnsi="Kokila" w:cs="Kokila"/>
           <w:b/>
           <w:bCs/>
-          <w:sz w:val="34"/>
-          <w:szCs w:val="34"/>
+          <w:sz w:val="32"/>
+          <w:szCs w:val="32"/>
         </w:rPr>
       </w:pPr>
       <w:r>
@@ -859,11 +1267,163 @@
           <w:rFonts w:ascii="Kokila" w:hAnsi="Kokila" w:cs="Kokila"/>
           <w:b/>
           <w:bCs/>
-          <w:sz w:val="34"/>
-          <w:szCs w:val="34"/>
+          <w:sz w:val="32"/>
+          <w:szCs w:val="32"/>
           <w:cs/>
         </w:rPr>
         <w:t>छोटो प्रश्नको उत्तर दिनुहोस</w:t>
+      </w:r>
+      <w:r>
+        <w:rPr>
+          <w:rFonts w:ascii="Preeti" w:hAnsi="Preeti" w:cs="Kokila"/>
+          <w:b/>
+          <w:bCs/>
+          <w:sz w:val="32"/>
+          <w:szCs w:val="32"/>
+        </w:rPr>
+        <w:t>\</w:t>
+      </w:r>
+      <w:r>
+        <w:rPr>
+          <w:rFonts w:ascii="Kokila" w:hAnsi="Kokila" w:cs="Kokila"/>
+          <w:b/>
+          <w:bCs/>
+          <w:sz w:val="32"/>
+          <w:szCs w:val="32"/>
+        </w:rPr>
+        <w:t xml:space="preserve"> </w:t>
+      </w:r>
+      <w:r>
+        <w:rPr>
+          <w:rFonts w:ascii="Kokila" w:hAnsi="Kokila" w:cs="Kokila"/>
+          <w:sz w:val="32"/>
+          <w:szCs w:val="32"/>
+          <w:cs/>
+        </w:rPr>
+        <w:t>।</w:t>
+      </w:r>
+      <w:r>
+        <w:rPr>
+          <w:rFonts w:ascii="Kokila" w:hAnsi="Kokila" w:cs="Kokila"/>
+          <w:sz w:val="32"/>
+          <w:szCs w:val="32"/>
+        </w:rPr>
+        <w:tab/>
+      </w:r>
+      <w:r>
+        <w:rPr>
+          <w:rFonts w:ascii="Kokila" w:hAnsi="Kokila" w:cs="Kokila"/>
+          <w:sz w:val="32"/>
+          <w:szCs w:val="32"/>
+        </w:rPr>
+        <w:tab/>
+      </w:r>
+      <w:r>
+        <w:rPr>
+          <w:rFonts w:ascii="Kokila" w:hAnsi="Kokila" w:cs="Kokila"/>
+          <w:sz w:val="32"/>
+          <w:szCs w:val="32"/>
+        </w:rPr>
+        <w:tab/>
+      </w:r>
+      <w:r>
+        <w:rPr>
+          <w:rFonts w:ascii="Kokila" w:hAnsi="Kokila" w:cs="Kokila"/>
+          <w:sz w:val="32"/>
+          <w:szCs w:val="32"/>
+        </w:rPr>
+        <w:tab/>
+      </w:r>
+      <w:r>
+        <w:rPr>
+          <w:rFonts w:ascii="Kokila" w:hAnsi="Kokila" w:cs="Kokila"/>
+          <w:sz w:val="32"/>
+          <w:szCs w:val="32"/>
+        </w:rPr>
+        <w:tab/>
+      </w:r>
+      <w:r>
+        <w:rPr>
+          <w:rFonts w:ascii="Kokila" w:hAnsi="Kokila" w:cs="Kokila"/>
+          <w:sz w:val="32"/>
+          <w:szCs w:val="32"/>
+        </w:rPr>
+        <w:tab/>
+      </w:r>
+      <w:r>
+        <w:rPr>
+          <w:rFonts w:ascii="Kokila" w:hAnsi="Kokila" w:cs="Kokila"/>
+          <w:b/>
+          <w:bCs/>
+          <w:sz w:val="32"/>
+          <w:szCs w:val="32"/>
+        </w:rPr>
+        <w:t>(</w:t>
+      </w:r>
+      <w:r>
+        <w:rPr>
+          <w:rFonts w:ascii="Kokila" w:hAnsi="Kokila" w:cs="Kokila" w:hint="cs"/>
+          <w:b/>
+          <w:bCs/>
+          <w:sz w:val="32"/>
+          <w:szCs w:val="32"/>
+          <w:cs/>
+        </w:rPr>
+        <w:t>९</w:t>
+      </w:r>
+      <w:r>
+        <w:rPr>
+          <w:rFonts w:ascii="Kokila" w:hAnsi="Kokila" w:cs="Kokila"/>
+          <w:b/>
+          <w:bCs/>
+          <w:sz w:val="32"/>
+          <w:szCs w:val="32"/>
+          <w:cs/>
+        </w:rPr>
+        <w:t>×</w:t>
+      </w:r>
+      <w:r>
+        <w:rPr>
+          <w:rFonts w:ascii="Kokila" w:hAnsi="Kokila" w:cs="Kokila" w:hint="cs"/>
+          <w:b/>
+          <w:bCs/>
+          <w:sz w:val="32"/>
+          <w:szCs w:val="32"/>
+          <w:cs/>
+        </w:rPr>
+        <w:t>२</w:t>
+      </w:r>
+      <w:r>
+        <w:rPr>
+          <w:rFonts w:ascii="Kokila" w:hAnsi="Kokila" w:cs="Kokila" w:hint="cs"/>
+          <w:b/>
+          <w:bCs/>
+          <w:sz w:val="32"/>
+          <w:szCs w:val="32"/>
+          <w:cs/>
+        </w:rPr>
+        <w:t>=</w:t>
+      </w:r>
+      <w:r>
+        <w:rPr>
+          <w:rFonts w:ascii="Kokila" w:hAnsi="Kokila" w:cs="Kokila" w:hint="cs"/>
+          <w:b/>
+          <w:bCs/>
+          <w:sz w:val="32"/>
+          <w:szCs w:val="32"/>
+          <w:cs/>
+        </w:rPr>
+        <w:t>१८</w:t>
+      </w:r>
+      <w:r>
+        <w:rPr>
+          <w:rFonts w:ascii="Kokila" w:hAnsi="Kokila" w:cs="Kokila"/>
+          <w:b/>
+          <w:bCs/>
+          <w:sz w:val="32"/>
+          <w:szCs w:val="32"/>
+        </w:rPr>
+        <w:t>)</w:t>
       </w:r>
     </w:p>
     <w:p>
@@ -871,15 +1431,15 @@
         <w:spacing w:after="0" w:line="240" w:lineRule="auto"/>
         <w:rPr>
           <w:rFonts w:ascii="Kokila" w:hAnsi="Kokila" w:cs="Kokila"/>
-          <w:sz w:val="34"/>
-          <w:szCs w:val="34"/>
+          <w:sz w:val="32"/>
+          <w:szCs w:val="32"/>
         </w:rPr>
       </w:pPr>
       <w:r>
         <w:rPr>
           <w:rFonts w:ascii="Kokila" w:hAnsi="Kokila" w:cs="Kokila"/>
-          <w:sz w:val="34"/>
-          <w:szCs w:val="34"/>
+          <w:sz w:val="32"/>
+          <w:szCs w:val="32"/>
           <w:cs/>
         </w:rPr>
         <w:t>१)</w:t>
@@ -887,16 +1447,16 @@
       <w:r>
         <w:rPr>
           <w:rFonts w:ascii="Kokila" w:hAnsi="Kokila" w:cs="Kokila"/>
-          <w:sz w:val="34"/>
-          <w:szCs w:val="34"/>
+          <w:sz w:val="32"/>
+          <w:szCs w:val="32"/>
         </w:rPr>
         <w:t xml:space="preserve"> </w:t>
       </w:r>
       <w:r>
         <w:rPr>
           <w:rFonts w:ascii="Kokila" w:hAnsi="Kokila" w:cs="Kokila"/>
-          <w:sz w:val="34"/>
-          <w:szCs w:val="34"/>
+          <w:sz w:val="32"/>
+          <w:szCs w:val="32"/>
           <w:cs/>
         </w:rPr>
         <w:t>समुदायमा मिलेर काम गर्दा</w:t>
@@ -904,27 +1464,44 @@
       <w:r>
         <w:rPr>
           <w:rFonts w:ascii="Kokila" w:hAnsi="Kokila" w:cs="Kokila"/>
-          <w:sz w:val="34"/>
-          <w:szCs w:val="34"/>
+          <w:sz w:val="32"/>
+          <w:szCs w:val="32"/>
         </w:rPr>
         <w:t xml:space="preserve">  </w:t>
       </w:r>
       <w:r>
         <w:rPr>
           <w:rFonts w:ascii="Kokila" w:hAnsi="Kokila" w:cs="Kokila"/>
-          <w:sz w:val="34"/>
-          <w:szCs w:val="34"/>
+          <w:sz w:val="32"/>
+          <w:szCs w:val="32"/>
           <w:cs/>
         </w:rPr>
         <w:t>हुने फाइदा लेख्नुहोस</w:t>
       </w:r>
       <w:r>
         <w:rPr>
-          <w:rFonts w:ascii="Kokila" w:hAnsi="Kokila" w:cs="Kokila"/>
-          <w:sz w:val="34"/>
-          <w:szCs w:val="34"/>
-        </w:rPr>
-        <w:t>?</w:t>
+          <w:rFonts w:ascii="Preeti" w:hAnsi="Preeti" w:cs="Kokila"/>
+          <w:sz w:val="32"/>
+          <w:szCs w:val="32"/>
+        </w:rPr>
+        <w:t>\</w:t>
+      </w:r>
+      <w:r>
+        <w:rPr>
+          <w:rFonts w:ascii="Kokila" w:hAnsi="Kokila" w:cs="Kokila"/>
+          <w:sz w:val="32"/>
+          <w:szCs w:val="32"/>
+        </w:rPr>
+        <w:t xml:space="preserve"> </w:t>
+      </w:r>
+      <w:r>
+        <w:rPr>
+          <w:rFonts w:ascii="Kokila" w:hAnsi="Kokila" w:cs="Kokila"/>
+          <w:sz w:val="32"/>
+          <w:szCs w:val="32"/>
+          <w:cs/>
+        </w:rPr>
+        <w:t>।</w:t>
       </w:r>
     </w:p>
     <w:p>
@@ -932,15 +1509,15 @@
         <w:spacing w:after="0" w:line="240" w:lineRule="auto"/>
         <w:rPr>
           <w:rFonts w:ascii="Kokila" w:hAnsi="Kokila" w:cs="Kokila"/>
-          <w:sz w:val="34"/>
-          <w:szCs w:val="34"/>
+          <w:sz w:val="32"/>
+          <w:szCs w:val="32"/>
         </w:rPr>
       </w:pPr>
       <w:r>
         <w:rPr>
           <w:rFonts w:ascii="Kokila" w:hAnsi="Kokila" w:cs="Kokila"/>
-          <w:sz w:val="34"/>
-          <w:szCs w:val="34"/>
+          <w:sz w:val="32"/>
+          <w:szCs w:val="32"/>
           <w:cs/>
         </w:rPr>
         <w:t>२)</w:t>
@@ -948,27 +1525,44 @@
       <w:r>
         <w:rPr>
           <w:rFonts w:ascii="Kokila" w:hAnsi="Kokila" w:cs="Kokila"/>
-          <w:sz w:val="34"/>
-          <w:szCs w:val="34"/>
+          <w:sz w:val="32"/>
+          <w:szCs w:val="32"/>
         </w:rPr>
         <w:t xml:space="preserve"> </w:t>
       </w:r>
       <w:r>
         <w:rPr>
           <w:rFonts w:ascii="Kokila" w:hAnsi="Kokila" w:cs="Kokila"/>
-          <w:sz w:val="34"/>
-          <w:szCs w:val="34"/>
+          <w:sz w:val="32"/>
+          <w:szCs w:val="32"/>
           <w:cs/>
         </w:rPr>
         <w:t>हिमाली भेगका परिकारहरुको नाम लेख्नुहोस</w:t>
       </w:r>
       <w:r>
         <w:rPr>
-          <w:rFonts w:ascii="Kokila" w:hAnsi="Kokila" w:cs="Kokila"/>
-          <w:sz w:val="34"/>
-          <w:szCs w:val="34"/>
-        </w:rPr>
-        <w:t>?</w:t>
+          <w:rFonts w:ascii="Preeti" w:hAnsi="Preeti" w:cs="Kokila"/>
+          <w:sz w:val="32"/>
+          <w:szCs w:val="32"/>
+        </w:rPr>
+        <w:t>\</w:t>
+      </w:r>
+      <w:r>
+        <w:rPr>
+          <w:rFonts w:ascii="Kokila" w:hAnsi="Kokila" w:cs="Kokila"/>
+          <w:sz w:val="32"/>
+          <w:szCs w:val="32"/>
+        </w:rPr>
+        <w:t xml:space="preserve"> </w:t>
+      </w:r>
+      <w:r>
+        <w:rPr>
+          <w:rFonts w:ascii="Kokila" w:hAnsi="Kokila" w:cs="Kokila"/>
+          <w:sz w:val="32"/>
+          <w:szCs w:val="32"/>
+          <w:cs/>
+        </w:rPr>
+        <w:t>।</w:t>
       </w:r>
     </w:p>
     <w:p>
@@ -976,15 +1570,15 @@
         <w:spacing w:after="0" w:line="240" w:lineRule="auto"/>
         <w:rPr>
           <w:rFonts w:ascii="Kokila" w:hAnsi="Kokila" w:cs="Kokila"/>
-          <w:sz w:val="34"/>
-          <w:szCs w:val="34"/>
+          <w:sz w:val="32"/>
+          <w:szCs w:val="32"/>
         </w:rPr>
       </w:pPr>
       <w:r>
         <w:rPr>
           <w:rFonts w:ascii="Kokila" w:hAnsi="Kokila" w:cs="Kokila"/>
-          <w:sz w:val="34"/>
-          <w:szCs w:val="34"/>
+          <w:sz w:val="32"/>
+          <w:szCs w:val="32"/>
           <w:cs/>
         </w:rPr>
         <w:t>३</w:t>
@@ -992,16 +1586,16 @@
       <w:r>
         <w:rPr>
           <w:rFonts w:ascii="Kokila" w:hAnsi="Kokila" w:cs="Kokila"/>
-          <w:sz w:val="34"/>
-          <w:szCs w:val="34"/>
+          <w:sz w:val="32"/>
+          <w:szCs w:val="32"/>
         </w:rPr>
         <w:t xml:space="preserve">) </w:t>
       </w:r>
       <w:r>
         <w:rPr>
           <w:rFonts w:ascii="Kokila" w:hAnsi="Kokila" w:cs="Kokila"/>
-          <w:sz w:val="34"/>
-          <w:szCs w:val="34"/>
+          <w:sz w:val="32"/>
+          <w:szCs w:val="32"/>
           <w:cs/>
         </w:rPr>
         <w:t>हामीले किन असल कार्य गर्नुपर्छ</w:t>
@@ -1009,8 +1603,16 @@
       <w:r>
         <w:rPr>
           <w:rFonts w:ascii="Kokila" w:hAnsi="Kokila" w:cs="Kokila"/>
-          <w:sz w:val="34"/>
-          <w:szCs w:val="34"/>
+          <w:sz w:val="32"/>
+          <w:szCs w:val="32"/>
+        </w:rPr>
+        <w:t xml:space="preserve"> </w:t>
+      </w:r>
+      <w:r>
+        <w:rPr>
+          <w:rFonts w:ascii="Kokila" w:hAnsi="Kokila" w:cs="Kokila"/>
+          <w:sz w:val="32"/>
+          <w:szCs w:val="32"/>
         </w:rPr>
         <w:t>?</w:t>
       </w:r>
@@ -1020,41 +1622,33 @@
         <w:spacing w:after="0" w:line="240" w:lineRule="auto"/>
         <w:rPr>
           <w:rFonts w:ascii="Kokila" w:hAnsi="Kokila" w:cs="Kokila"/>
-          <w:sz w:val="34"/>
-          <w:szCs w:val="34"/>
+          <w:sz w:val="32"/>
+          <w:szCs w:val="32"/>
         </w:rPr>
       </w:pPr>
       <w:r>
         <w:rPr>
           <w:rFonts w:ascii="Kokila" w:hAnsi="Kokila" w:cs="Kokila"/>
-          <w:sz w:val="34"/>
-          <w:szCs w:val="34"/>
+          <w:sz w:val="32"/>
+          <w:szCs w:val="32"/>
           <w:cs/>
         </w:rPr>
         <w:t>४)</w:t>
       </w:r>
       <w:r>
         <w:rPr>
-          <w:rFonts w:ascii="Kokila" w:hAnsi="Kokila" w:cs="Kokila"/>
-          <w:sz w:val="34"/>
-          <w:szCs w:val="34"/>
-        </w:rPr>
-        <w:t xml:space="preserve"> </w:t>
-      </w:r>
-      <w:r>
-        <w:rPr>
-          <w:rFonts w:ascii="Kokila" w:hAnsi="Kokila" w:cs="Kokila"/>
-          <w:sz w:val="34"/>
-          <w:szCs w:val="34"/>
-          <w:cs/>
-        </w:rPr>
-        <w:t>हामीले किन असल कार्य गर्नुपर्छ</w:t>
-      </w:r>
-      <w:r>
-        <w:rPr>
-          <w:rFonts w:ascii="Kokila" w:hAnsi="Kokila" w:cs="Kokila"/>
-          <w:sz w:val="34"/>
-          <w:szCs w:val="34"/>
+          <w:rFonts w:ascii="Kokila" w:hAnsi="Kokila" w:cs="Kokila" w:hint="cs"/>
+          <w:sz w:val="32"/>
+          <w:szCs w:val="32"/>
+          <w:cs/>
+        </w:rPr>
+        <w:t xml:space="preserve"> तराई प्रेदेशको हावा पानी कस्तो हुन्छ </w:t>
+      </w:r>
+      <w:r>
+        <w:rPr>
+          <w:rFonts w:ascii="Kokila" w:hAnsi="Kokila" w:cs="Kokila"/>
+          <w:sz w:val="32"/>
+          <w:szCs w:val="32"/>
         </w:rPr>
         <w:t>?</w:t>
       </w:r>
@@ -1064,15 +1658,15 @@
         <w:spacing w:after="0" w:line="240" w:lineRule="auto"/>
         <w:rPr>
           <w:rFonts w:ascii="Kokila" w:hAnsi="Kokila" w:cs="Kokila"/>
-          <w:sz w:val="34"/>
-          <w:szCs w:val="34"/>
+          <w:sz w:val="32"/>
+          <w:szCs w:val="32"/>
         </w:rPr>
       </w:pPr>
       <w:r>
         <w:rPr>
           <w:rFonts w:ascii="Kokila" w:hAnsi="Kokila" w:cs="Kokila"/>
-          <w:sz w:val="34"/>
-          <w:szCs w:val="34"/>
+          <w:sz w:val="32"/>
+          <w:szCs w:val="32"/>
           <w:cs/>
         </w:rPr>
         <w:t>५)</w:t>
@@ -1080,27 +1674,45 @@
       <w:r>
         <w:rPr>
           <w:rFonts w:ascii="Kokila" w:hAnsi="Kokila" w:cs="Kokila"/>
-          <w:sz w:val="34"/>
-          <w:szCs w:val="34"/>
+          <w:sz w:val="32"/>
+          <w:szCs w:val="32"/>
         </w:rPr>
         <w:t xml:space="preserve"> </w:t>
       </w:r>
       <w:r>
         <w:rPr>
           <w:rFonts w:ascii="Kokila" w:hAnsi="Kokila" w:cs="Kokila"/>
-          <w:sz w:val="34"/>
-          <w:szCs w:val="34"/>
-          <w:cs/>
-        </w:rPr>
-        <w:t xml:space="preserve">धार्मिक सम्पदाको संरक्षण गर्ने तरिका बुदाँगत रुपमा लेख्नुहोस </w:t>
-      </w:r>
-      <w:r>
-        <w:rPr>
-          <w:rFonts w:ascii="Kokila" w:hAnsi="Kokila" w:cs="Kokila"/>
-          <w:sz w:val="34"/>
-          <w:szCs w:val="34"/>
-        </w:rPr>
-        <w:t>?</w:t>
+          <w:sz w:val="32"/>
+          <w:szCs w:val="32"/>
+          <w:cs/>
+        </w:rPr>
+        <w:t>धार्मिक सम्पदाको संरक्षण गर्ने तरिका बुदाँगत रुपमा लेख्नुहोस</w:t>
+      </w:r>
+      <w:r>
+        <w:rPr>
+          <w:rFonts w:ascii="Preeti" w:hAnsi="Preeti" w:cs="Kokila"/>
+          <w:sz w:val="32"/>
+          <w:szCs w:val="32"/>
+        </w:rPr>
+        <w:t>\</w:t>
+      </w:r>
+      <w:r>
+        <w:rPr>
+          <w:rFonts w:ascii="Kokila" w:hAnsi="Kokila" w:cs="Kokila"/>
+          <w:sz w:val="32"/>
+          <w:szCs w:val="32"/>
+          <w:cs/>
+        </w:rPr>
+        <w:t xml:space="preserve"> </w:t>
+      </w:r>
+      <w:r>
+        <w:rPr>
+          <w:rFonts w:ascii="Kokila" w:hAnsi="Kokila" w:cs="Kokila"/>
+          <w:sz w:val="32"/>
+          <w:szCs w:val="32"/>
+          <w:cs/>
+        </w:rPr>
+        <w:t>।</w:t>
       </w:r>
     </w:p>
     <w:p>
@@ -1108,15 +1720,15 @@
         <w:spacing w:after="0" w:line="240" w:lineRule="auto"/>
         <w:rPr>
           <w:rFonts w:ascii="Kokila" w:hAnsi="Kokila" w:cs="Kokila"/>
-          <w:sz w:val="34"/>
-          <w:szCs w:val="34"/>
+          <w:sz w:val="32"/>
+          <w:szCs w:val="32"/>
         </w:rPr>
       </w:pPr>
       <w:r>
         <w:rPr>
           <w:rFonts w:ascii="Kokila" w:hAnsi="Kokila" w:cs="Kokila"/>
-          <w:sz w:val="34"/>
-          <w:szCs w:val="34"/>
+          <w:sz w:val="32"/>
+          <w:szCs w:val="32"/>
           <w:cs/>
         </w:rPr>
         <w:t>६)</w:t>
@@ -1124,16 +1736,16 @@
       <w:r>
         <w:rPr>
           <w:rFonts w:ascii="Kokila" w:hAnsi="Kokila" w:cs="Kokila"/>
-          <w:sz w:val="34"/>
-          <w:szCs w:val="34"/>
+          <w:sz w:val="32"/>
+          <w:szCs w:val="32"/>
         </w:rPr>
         <w:t xml:space="preserve"> </w:t>
       </w:r>
       <w:r>
         <w:rPr>
           <w:rFonts w:ascii="Kokila" w:hAnsi="Kokila" w:cs="Kokila"/>
-          <w:sz w:val="34"/>
-          <w:szCs w:val="34"/>
+          <w:sz w:val="32"/>
+          <w:szCs w:val="32"/>
           <w:cs/>
         </w:rPr>
         <w:t>तपाईको समुदायका मानिसले मनाउने चाडपर्वहरूको</w:t>
@@ -1141,27 +1753,36 @@
       <w:r>
         <w:rPr>
           <w:rFonts w:ascii="Kokila" w:hAnsi="Kokila" w:cs="Kokila"/>
-          <w:sz w:val="34"/>
-          <w:szCs w:val="34"/>
+          <w:sz w:val="32"/>
+          <w:szCs w:val="32"/>
         </w:rPr>
         <w:t xml:space="preserve"> </w:t>
       </w:r>
       <w:r>
         <w:rPr>
           <w:rFonts w:ascii="Kokila" w:hAnsi="Kokila" w:cs="Kokila"/>
-          <w:sz w:val="34"/>
-          <w:szCs w:val="34"/>
-          <w:cs/>
-        </w:rPr>
-        <w:t>सूची वनाउनु‌होस ।</w:t>
-      </w:r>
-      <w:r>
-        <w:rPr>
-          <w:rFonts w:ascii="Kokila" w:hAnsi="Kokila" w:cs="Kokila"/>
-          <w:sz w:val="34"/>
-          <w:szCs w:val="34"/>
-        </w:rPr>
-        <w:t>?</w:t>
+          <w:sz w:val="32"/>
+          <w:szCs w:val="32"/>
+          <w:cs/>
+        </w:rPr>
+        <w:t>सूची वनाउनु‌होस</w:t>
+      </w:r>
+      <w:r>
+        <w:rPr>
+          <w:rFonts w:ascii="Preeti" w:hAnsi="Preeti" w:cs="Kokila"/>
+          <w:sz w:val="32"/>
+          <w:szCs w:val="32"/>
+        </w:rPr>
+        <w:t>\</w:t>
+      </w:r>
+      <w:r>
+        <w:rPr>
+          <w:rFonts w:ascii="Kokila" w:hAnsi="Kokila" w:cs="Kokila"/>
+          <w:sz w:val="32"/>
+          <w:szCs w:val="32"/>
+          <w:cs/>
+        </w:rPr>
+        <w:t xml:space="preserve"> ।</w:t>
       </w:r>
     </w:p>
     <w:p>
@@ -1169,15 +1790,15 @@
         <w:spacing w:after="0" w:line="240" w:lineRule="auto"/>
         <w:rPr>
           <w:rFonts w:ascii="Kokila" w:hAnsi="Kokila" w:cs="Kokila"/>
-          <w:sz w:val="34"/>
-          <w:szCs w:val="34"/>
+          <w:sz w:val="32"/>
+          <w:szCs w:val="32"/>
         </w:rPr>
       </w:pPr>
       <w:r>
         <w:rPr>
           <w:rFonts w:ascii="Kokila" w:hAnsi="Kokila" w:cs="Kokila"/>
-          <w:sz w:val="34"/>
-          <w:szCs w:val="34"/>
+          <w:sz w:val="32"/>
+          <w:szCs w:val="32"/>
           <w:cs/>
         </w:rPr>
         <w:t>७)</w:t>
@@ -1185,27 +1806,44 @@
       <w:r>
         <w:rPr>
           <w:rFonts w:ascii="Kokila" w:hAnsi="Kokila" w:cs="Kokila"/>
-          <w:sz w:val="34"/>
-          <w:szCs w:val="34"/>
+          <w:sz w:val="32"/>
+          <w:szCs w:val="32"/>
         </w:rPr>
         <w:t xml:space="preserve"> </w:t>
       </w:r>
       <w:r>
         <w:rPr>
           <w:rFonts w:ascii="Kokila" w:hAnsi="Kokila" w:cs="Kokila"/>
-          <w:sz w:val="34"/>
-          <w:szCs w:val="34"/>
+          <w:sz w:val="32"/>
+          <w:szCs w:val="32"/>
           <w:cs/>
         </w:rPr>
         <w:t>ऐतिहासिक सम्पदाको महत्तो लेख्नुहोस</w:t>
       </w:r>
       <w:r>
         <w:rPr>
-          <w:rFonts w:ascii="Kokila" w:hAnsi="Kokila" w:cs="Kokila"/>
-          <w:sz w:val="34"/>
-          <w:szCs w:val="34"/>
-        </w:rPr>
-        <w:t>?</w:t>
+          <w:rFonts w:ascii="Preeti" w:hAnsi="Preeti" w:cs="Kokila"/>
+          <w:sz w:val="32"/>
+          <w:szCs w:val="32"/>
+        </w:rPr>
+        <w:t>\</w:t>
+      </w:r>
+      <w:r>
+        <w:rPr>
+          <w:rFonts w:ascii="Kokila" w:hAnsi="Kokila" w:cs="Kokila"/>
+          <w:sz w:val="32"/>
+          <w:szCs w:val="32"/>
+        </w:rPr>
+        <w:t xml:space="preserve"> </w:t>
+      </w:r>
+      <w:r>
+        <w:rPr>
+          <w:rFonts w:ascii="Kokila" w:hAnsi="Kokila" w:cs="Kokila"/>
+          <w:sz w:val="32"/>
+          <w:szCs w:val="32"/>
+          <w:cs/>
+        </w:rPr>
+        <w:t>।</w:t>
       </w:r>
     </w:p>
     <w:p>
@@ -1213,15 +1851,15 @@
         <w:spacing w:after="0" w:line="240" w:lineRule="auto"/>
         <w:rPr>
           <w:rFonts w:ascii="Kokila" w:hAnsi="Kokila" w:cs="Kokila"/>
-          <w:sz w:val="34"/>
-          <w:szCs w:val="34"/>
+          <w:sz w:val="32"/>
+          <w:szCs w:val="32"/>
         </w:rPr>
       </w:pPr>
       <w:r>
         <w:rPr>
           <w:rFonts w:ascii="Kokila" w:hAnsi="Kokila" w:cs="Kokila"/>
-          <w:sz w:val="34"/>
-          <w:szCs w:val="34"/>
+          <w:sz w:val="32"/>
+          <w:szCs w:val="32"/>
           <w:cs/>
         </w:rPr>
         <w:t>८)</w:t>
@@ -1229,27 +1867,53 @@
       <w:r>
         <w:rPr>
           <w:rFonts w:ascii="Kokila" w:hAnsi="Kokila" w:cs="Kokila"/>
-          <w:sz w:val="34"/>
-          <w:szCs w:val="34"/>
+          <w:sz w:val="32"/>
+          <w:szCs w:val="32"/>
         </w:rPr>
         <w:t xml:space="preserve"> </w:t>
       </w:r>
       <w:r>
         <w:rPr>
           <w:rFonts w:ascii="Kokila" w:hAnsi="Kokila" w:cs="Kokila"/>
-          <w:sz w:val="34"/>
-          <w:szCs w:val="34"/>
+          <w:sz w:val="32"/>
+          <w:szCs w:val="32"/>
           <w:cs/>
         </w:rPr>
         <w:t>पहाडी प्रदेशका प्रमुख आर्थिक क्रियाकलाप लेख्नुहोस</w:t>
       </w:r>
       <w:r>
         <w:rPr>
-          <w:rFonts w:ascii="Kokila" w:hAnsi="Kokila" w:cs="Kokila"/>
-          <w:sz w:val="34"/>
-          <w:szCs w:val="34"/>
-        </w:rPr>
-        <w:t>?</w:t>
+          <w:rFonts w:ascii="Preeti" w:hAnsi="Preeti" w:cs="Kokila"/>
+          <w:sz w:val="32"/>
+          <w:szCs w:val="32"/>
+        </w:rPr>
+        <w:t>\</w:t>
+      </w:r>
+      <w:r>
+        <w:rPr>
+          <w:rFonts w:ascii="Kokila" w:hAnsi="Kokila" w:cs="Kokila"/>
+          <w:sz w:val="32"/>
+          <w:szCs w:val="32"/>
+        </w:rPr>
+        <w:t xml:space="preserve"> </w:t>
+      </w:r>
+      <w:r>
+        <w:rPr>
+          <w:rFonts w:ascii="Kokila" w:hAnsi="Kokila" w:cs="Kokila" w:hint="cs"/>
+          <w:sz w:val="32"/>
+          <w:szCs w:val="32"/>
+          <w:cs/>
+        </w:rPr>
+        <w:t xml:space="preserve"> </w:t>
+      </w:r>
+      <w:r>
+        <w:rPr>
+          <w:rFonts w:ascii="Kokila" w:hAnsi="Kokila" w:cs="Kokila"/>
+          <w:sz w:val="32"/>
+          <w:szCs w:val="32"/>
+          <w:cs/>
+        </w:rPr>
+        <w:t>।</w:t>
       </w:r>
     </w:p>
     <w:p>
@@ -1257,15 +1921,15 @@
         <w:spacing w:after="0" w:line="240" w:lineRule="auto"/>
         <w:rPr>
           <w:rFonts w:ascii="Kokila" w:hAnsi="Kokila" w:cs="Kokila"/>
-          <w:sz w:val="34"/>
-          <w:szCs w:val="34"/>
+          <w:sz w:val="32"/>
+          <w:szCs w:val="32"/>
         </w:rPr>
       </w:pPr>
       <w:r>
         <w:rPr>
           <w:rFonts w:ascii="Kokila" w:hAnsi="Kokila" w:cs="Kokila"/>
-          <w:sz w:val="34"/>
-          <w:szCs w:val="34"/>
+          <w:sz w:val="32"/>
+          <w:szCs w:val="32"/>
           <w:cs/>
         </w:rPr>
         <w:t>९)</w:t>
@@ -1273,25 +1937,42 @@
       <w:r>
         <w:rPr>
           <w:rFonts w:ascii="Kokila" w:hAnsi="Kokila" w:cs="Kokila"/>
-          <w:sz w:val="34"/>
-          <w:szCs w:val="34"/>
+          <w:sz w:val="32"/>
+          <w:szCs w:val="32"/>
         </w:rPr>
         <w:t xml:space="preserve"> </w:t>
       </w:r>
       <w:r>
         <w:rPr>
           <w:rFonts w:ascii="Kokila" w:hAnsi="Kokila" w:cs="Kokila"/>
-          <w:sz w:val="34"/>
-          <w:szCs w:val="34"/>
-          <w:cs/>
-        </w:rPr>
-        <w:t xml:space="preserve">ग्रह र उपग्रह बिच फरक छुट्‌याउनुहोस </w:t>
-      </w:r>
-      <w:r>
-        <w:rPr>
-          <w:rFonts w:ascii="Kokila" w:hAnsi="Kokila" w:cs="Kokila"/>
-          <w:sz w:val="34"/>
-          <w:szCs w:val="34"/>
+          <w:sz w:val="32"/>
+          <w:szCs w:val="32"/>
+          <w:cs/>
+        </w:rPr>
+        <w:t>ग्रह र उपग्रह बिच फरक छुट्‌याउनुहोस</w:t>
+      </w:r>
+      <w:r>
+        <w:rPr>
+          <w:rFonts w:ascii="Preeti" w:hAnsi="Preeti" w:cs="Kokila"/>
+          <w:sz w:val="32"/>
+          <w:szCs w:val="32"/>
+        </w:rPr>
+        <w:t>\</w:t>
+      </w:r>
+      <w:r>
+        <w:rPr>
+          <w:rFonts w:ascii="Kokila" w:hAnsi="Kokila" w:cs="Kokila"/>
+          <w:sz w:val="32"/>
+          <w:szCs w:val="32"/>
+          <w:cs/>
+        </w:rPr>
+        <w:t xml:space="preserve"> </w:t>
+      </w:r>
+      <w:r>
+        <w:rPr>
+          <w:rFonts w:ascii="Kokila" w:hAnsi="Kokila" w:cs="Kokila"/>
+          <w:sz w:val="32"/>
+          <w:szCs w:val="32"/>
         </w:rPr>
         <w:t>?</w:t>
       </w:r>
@@ -1303,8 +1984,8 @@
           <w:rFonts w:ascii="Kokila" w:hAnsi="Kokila" w:cs="Kokila"/>
           <w:b/>
           <w:bCs/>
-          <w:sz w:val="34"/>
-          <w:szCs w:val="34"/>
+          <w:sz w:val="32"/>
+          <w:szCs w:val="32"/>
         </w:rPr>
       </w:pPr>
       <w:r>
@@ -1312,21 +1993,163 @@
           <w:rFonts w:ascii="Kokila" w:hAnsi="Kokila" w:cs="Kokila"/>
           <w:b/>
           <w:bCs/>
-          <w:sz w:val="34"/>
-          <w:szCs w:val="34"/>
+          <w:sz w:val="32"/>
+          <w:szCs w:val="32"/>
           <w:cs/>
         </w:rPr>
         <w:t>लामो प्रश्नको उत्तर दिनुहोस</w:t>
       </w:r>
       <w:r>
         <w:rPr>
-          <w:rFonts w:ascii="Kokila" w:hAnsi="Kokila" w:cs="Kokila"/>
-          <w:b/>
-          <w:bCs/>
-          <w:sz w:val="34"/>
-          <w:szCs w:val="34"/>
+          <w:rFonts w:ascii="Preeti" w:hAnsi="Preeti" w:cs="Kokila"/>
+          <w:b/>
+          <w:bCs/>
+          <w:sz w:val="32"/>
+          <w:szCs w:val="32"/>
+        </w:rPr>
+        <w:t>\</w:t>
+      </w:r>
+      <w:r>
+        <w:rPr>
+          <w:rFonts w:ascii="Kokila" w:hAnsi="Kokila" w:cs="Kokila"/>
+          <w:b/>
+          <w:bCs/>
+          <w:sz w:val="32"/>
+          <w:szCs w:val="32"/>
         </w:rPr>
         <w:t> </w:t>
+      </w:r>
+      <w:r>
+        <w:rPr>
+          <w:rFonts w:ascii="Kokila" w:hAnsi="Kokila" w:cs="Kokila"/>
+          <w:sz w:val="32"/>
+          <w:szCs w:val="32"/>
+          <w:cs/>
+        </w:rPr>
+        <w:t>।</w:t>
+      </w:r>
+      <w:r>
+        <w:rPr>
+          <w:rFonts w:ascii="Kokila" w:hAnsi="Kokila" w:cs="Kokila"/>
+          <w:sz w:val="32"/>
+          <w:szCs w:val="32"/>
+        </w:rPr>
+        <w:tab/>
+      </w:r>
+      <w:r>
+        <w:rPr>
+          <w:rFonts w:ascii="Kokila" w:hAnsi="Kokila" w:cs="Kokila"/>
+          <w:sz w:val="32"/>
+          <w:szCs w:val="32"/>
+        </w:rPr>
+        <w:tab/>
+      </w:r>
+      <w:r>
+        <w:rPr>
+          <w:rFonts w:ascii="Kokila" w:hAnsi="Kokila" w:cs="Kokila"/>
+          <w:sz w:val="32"/>
+          <w:szCs w:val="32"/>
+        </w:rPr>
+        <w:tab/>
+      </w:r>
+      <w:r>
+        <w:rPr>
+          <w:rFonts w:ascii="Kokila" w:hAnsi="Kokila" w:cs="Kokila"/>
+          <w:sz w:val="32"/>
+          <w:szCs w:val="32"/>
+        </w:rPr>
+        <w:tab/>
+      </w:r>
+      <w:r>
+        <w:rPr>
+          <w:rFonts w:ascii="Kokila" w:hAnsi="Kokila" w:cs="Kokila"/>
+          <w:sz w:val="32"/>
+          <w:szCs w:val="32"/>
+        </w:rPr>
+        <w:tab/>
+      </w:r>
+      <w:r>
+        <w:rPr>
+          <w:rFonts w:ascii="Kokila" w:hAnsi="Kokila" w:cs="Kokila"/>
+          <w:sz w:val="32"/>
+          <w:szCs w:val="32"/>
+        </w:rPr>
+        <w:tab/>
+      </w:r>
+      <w:r>
+        <w:rPr>
+          <w:rFonts w:ascii="Kokila" w:hAnsi="Kokila" w:cs="Kokila"/>
+          <w:b/>
+          <w:bCs/>
+          <w:sz w:val="32"/>
+          <w:szCs w:val="32"/>
+        </w:rPr>
+        <w:t>(</w:t>
+      </w:r>
+      <w:r>
+        <w:rPr>
+          <w:rFonts w:ascii="Kokila" w:hAnsi="Kokila" w:cs="Kokila" w:hint="cs"/>
+          <w:b/>
+          <w:bCs/>
+          <w:sz w:val="32"/>
+          <w:szCs w:val="32"/>
+          <w:cs/>
+        </w:rPr>
+        <w:t>३</w:t>
+      </w:r>
+      <w:r>
+        <w:rPr>
+          <w:rFonts w:ascii="Kokila" w:hAnsi="Kokila" w:cs="Kokila"/>
+          <w:b/>
+          <w:bCs/>
+          <w:sz w:val="32"/>
+          <w:szCs w:val="32"/>
+          <w:cs/>
+        </w:rPr>
+        <w:t>×</w:t>
+      </w:r>
+      <w:r>
+        <w:rPr>
+          <w:rFonts w:ascii="Kokila" w:hAnsi="Kokila" w:cs="Kokila" w:hint="cs"/>
+          <w:b/>
+          <w:bCs/>
+          <w:sz w:val="32"/>
+          <w:szCs w:val="32"/>
+          <w:cs/>
+        </w:rPr>
+        <w:t>५</w:t>
+      </w:r>
+      <w:r>
+        <w:rPr>
+          <w:rFonts w:ascii="Kokila" w:hAnsi="Kokila" w:cs="Kokila" w:hint="cs"/>
+          <w:b/>
+          <w:bCs/>
+          <w:sz w:val="32"/>
+          <w:szCs w:val="32"/>
+          <w:cs/>
+        </w:rPr>
+        <w:t>=</w:t>
+      </w:r>
+      <w:r>
+        <w:rPr>
+          <w:rFonts w:ascii="Kokila" w:hAnsi="Kokila" w:cs="Kokila" w:hint="cs"/>
+          <w:b/>
+          <w:bCs/>
+          <w:sz w:val="32"/>
+          <w:szCs w:val="32"/>
+          <w:cs/>
+        </w:rPr>
+        <w:t>१५</w:t>
+      </w:r>
+      <w:r>
+        <w:rPr>
+          <w:rFonts w:ascii="Kokila" w:hAnsi="Kokila" w:cs="Kokila"/>
+          <w:b/>
+          <w:bCs/>
+          <w:sz w:val="32"/>
+          <w:szCs w:val="32"/>
+        </w:rPr>
+        <w:t>)</w:t>
       </w:r>
     </w:p>
     <w:p>
@@ -1334,24 +2157,33 @@
         <w:spacing w:after="0" w:line="240" w:lineRule="auto"/>
         <w:rPr>
           <w:rFonts w:ascii="Kokila" w:hAnsi="Kokila" w:cs="Kokila"/>
-          <w:sz w:val="34"/>
-          <w:szCs w:val="34"/>
+          <w:sz w:val="32"/>
+          <w:szCs w:val="32"/>
         </w:rPr>
       </w:pPr>
       <w:r>
         <w:rPr>
           <w:rFonts w:ascii="Kokila" w:hAnsi="Kokila" w:cs="Kokila"/>
-          <w:sz w:val="34"/>
-          <w:szCs w:val="34"/>
+          <w:sz w:val="32"/>
+          <w:szCs w:val="32"/>
           <w:cs/>
         </w:rPr>
         <w:t>१) नेपालमा कति प्रकारका माटो पाइन्छ ति के के हुन्</w:t>
       </w:r>
       <w:r>
         <w:rPr>
-          <w:rFonts w:ascii="Kokila" w:hAnsi="Kokila" w:cs="Kokila"/>
-          <w:sz w:val="34"/>
-          <w:szCs w:val="34"/>
+          <w:rFonts w:ascii="Kokila" w:hAnsi="Kokila" w:cs="Kokila" w:hint="cs"/>
+          <w:sz w:val="32"/>
+          <w:szCs w:val="32"/>
+          <w:cs/>
+        </w:rPr>
+        <w:t xml:space="preserve"> र त्येसको बिशेषता लेख्नुहोस् </w:t>
+      </w:r>
+      <w:r>
+        <w:rPr>
+          <w:rFonts w:ascii="Kokila" w:hAnsi="Kokila" w:cs="Kokila"/>
+          <w:sz w:val="32"/>
+          <w:szCs w:val="32"/>
         </w:rPr>
         <w:t>?</w:t>
       </w:r>
@@ -1362,15 +2194,15 @@
         <w:ind w:left="360" w:hanging="360"/>
         <w:rPr>
           <w:rFonts w:ascii="Kokila" w:hAnsi="Kokila" w:cs="Kokila"/>
-          <w:sz w:val="34"/>
-          <w:szCs w:val="34"/>
+          <w:sz w:val="32"/>
+          <w:szCs w:val="32"/>
         </w:rPr>
       </w:pPr>
       <w:r>
         <w:rPr>
           <w:rFonts w:ascii="Kokila" w:hAnsi="Kokila" w:cs="Kokila"/>
-          <w:sz w:val="34"/>
-          <w:szCs w:val="34"/>
+          <w:sz w:val="32"/>
+          <w:szCs w:val="32"/>
           <w:cs/>
         </w:rPr>
         <w:t>२)</w:t>
@@ -1378,27 +2210,45 @@
       <w:r>
         <w:rPr>
           <w:rFonts w:ascii="Kokila" w:hAnsi="Kokila" w:cs="Kokila"/>
-          <w:sz w:val="34"/>
-          <w:szCs w:val="34"/>
+          <w:sz w:val="32"/>
+          <w:szCs w:val="32"/>
         </w:rPr>
         <w:t xml:space="preserve"> </w:t>
       </w:r>
       <w:r>
         <w:rPr>
           <w:rFonts w:ascii="Kokila" w:hAnsi="Kokila" w:cs="Kokila"/>
-          <w:sz w:val="34"/>
-          <w:szCs w:val="34"/>
+          <w:sz w:val="32"/>
+          <w:szCs w:val="32"/>
           <w:cs/>
         </w:rPr>
         <w:t>हिमाली प्रदेश र पहाडी प्रदेशका मानिसहरूको जनजीवन बिचको फरक तालिकामा देखाउनुहोस</w:t>
       </w:r>
       <w:r>
         <w:rPr>
-          <w:rFonts w:ascii="Kokila" w:hAnsi="Kokila" w:cs="Kokila"/>
-          <w:sz w:val="34"/>
-          <w:szCs w:val="34"/>
-        </w:rPr>
-        <w:t>?</w:t>
+          <w:rFonts w:ascii="Preeti" w:hAnsi="Preeti" w:cs="Kokila"/>
+          <w:sz w:val="32"/>
+          <w:szCs w:val="32"/>
+        </w:rPr>
+        <w:t>\</w:t>
+      </w:r>
+      <w:r>
+        <w:rPr>
+          <w:rFonts w:ascii="Kokila" w:hAnsi="Kokila" w:cs="Kokila" w:hint="cs"/>
+          <w:sz w:val="32"/>
+          <w:szCs w:val="32"/>
+          <w:cs/>
+        </w:rPr>
+        <w:t xml:space="preserve"> </w:t>
+      </w:r>
+      <w:r>
+        <w:rPr>
+          <w:rFonts w:ascii="Kokila" w:hAnsi="Kokila" w:cs="Kokila"/>
+          <w:sz w:val="32"/>
+          <w:szCs w:val="32"/>
+          <w:cs/>
+        </w:rPr>
+        <w:t>।</w:t>
       </w:r>
     </w:p>
     <w:p>
@@ -1407,15 +2257,15 @@
         <w:ind w:left="360" w:hanging="360"/>
         <w:rPr>
           <w:rFonts w:ascii="Kokila" w:hAnsi="Kokila" w:cs="Kokila"/>
-          <w:sz w:val="34"/>
-          <w:szCs w:val="34"/>
+          <w:sz w:val="32"/>
+          <w:szCs w:val="32"/>
         </w:rPr>
       </w:pPr>
       <w:r>
         <w:rPr>
           <w:rFonts w:ascii="Kokila" w:hAnsi="Kokila" w:cs="Kokila"/>
-          <w:sz w:val="34"/>
-          <w:szCs w:val="34"/>
+          <w:sz w:val="32"/>
+          <w:szCs w:val="32"/>
           <w:cs/>
         </w:rPr>
         <w:t>३)</w:t>
@@ -1423,27 +2273,62 @@
       <w:r>
         <w:rPr>
           <w:rFonts w:ascii="Kokila" w:hAnsi="Kokila" w:cs="Kokila"/>
-          <w:sz w:val="34"/>
-          <w:szCs w:val="34"/>
+          <w:sz w:val="32"/>
+          <w:szCs w:val="32"/>
         </w:rPr>
         <w:t xml:space="preserve"> </w:t>
       </w:r>
       <w:r>
         <w:rPr>
           <w:rFonts w:ascii="Kokila" w:hAnsi="Kokila" w:cs="Kokila"/>
-          <w:sz w:val="34"/>
-          <w:szCs w:val="34"/>
-          <w:cs/>
-        </w:rPr>
-        <w:t xml:space="preserve">नेपालको नक्सा बनाउनुहोस र कति ओटा प्रदेशमा विभाजन गरिएको छ। लेख्नुहोस </w:t>
-      </w:r>
-      <w:r>
-        <w:rPr>
-          <w:rFonts w:ascii="Kokila" w:hAnsi="Kokila" w:cs="Kokila"/>
-          <w:sz w:val="34"/>
-          <w:szCs w:val="34"/>
-        </w:rPr>
-        <w:t>?</w:t>
+          <w:sz w:val="32"/>
+          <w:szCs w:val="32"/>
+          <w:cs/>
+        </w:rPr>
+        <w:t>नेपालको नक्सा बनाउनुहोस</w:t>
+      </w:r>
+      <w:r>
+        <w:rPr>
+          <w:rFonts w:ascii="Preeti" w:hAnsi="Preeti" w:cs="Kokila"/>
+          <w:sz w:val="32"/>
+          <w:szCs w:val="32"/>
+        </w:rPr>
+        <w:t>\</w:t>
+      </w:r>
+      <w:r>
+        <w:rPr>
+          <w:rFonts w:ascii="Kokila" w:hAnsi="Kokila" w:cs="Kokila"/>
+          <w:sz w:val="32"/>
+          <w:szCs w:val="32"/>
+          <w:cs/>
+        </w:rPr>
+        <w:t xml:space="preserve"> र कति ओटा प्रदेशमा विभाजन गरिएको छ। लेख्नुहोस</w:t>
+      </w:r>
+      <w:r>
+        <w:rPr>
+          <w:rFonts w:ascii="Preeti" w:hAnsi="Preeti" w:cs="Kokila"/>
+          <w:sz w:val="32"/>
+          <w:szCs w:val="32"/>
+        </w:rPr>
+        <w:t>\</w:t>
+      </w:r>
+      <w:r>
+        <w:rPr>
+          <w:rFonts w:ascii="Kokila" w:hAnsi="Kokila" w:cs="Kokila"/>
+          <w:sz w:val="32"/>
+          <w:szCs w:val="32"/>
+          <w:cs/>
+        </w:rPr>
+        <w:t xml:space="preserve"> </w:t>
+      </w:r>
+      <w:r>
+        <w:rPr>
+          <w:rFonts w:ascii="Kokila" w:hAnsi="Kokila" w:cs="Kokila"/>
+          <w:sz w:val="32"/>
+          <w:szCs w:val="32"/>
+          <w:cs/>
+        </w:rPr>
+        <w:t>।</w:t>
       </w:r>
     </w:p>
     <w:p>
@@ -1455,9 +2340,8 @@
           <w:rFonts w:ascii="Kokila" w:hAnsi="Kokila" w:cs="Kokila"/>
           <w:b/>
           <w:bCs/>
-          <w:sz w:val="34"/>
-          <w:szCs w:val="34"/>
-          <w:cs/>
+          <w:sz w:val="32"/>
+          <w:szCs w:val="32"/>
         </w:rPr>
       </w:pPr>
       <w:r>
@@ -1465,8 +2349,8 @@
           <w:rFonts w:ascii="Kokila" w:hAnsi="Kokila" w:cs="Kokila" w:hint="cs"/>
           <w:b/>
           <w:bCs/>
-          <w:sz w:val="34"/>
-          <w:szCs w:val="34"/>
+          <w:sz w:val="32"/>
+          <w:szCs w:val="32"/>
           <w:cs/>
         </w:rPr>
         <w:t>समाप्त</w:t>
@@ -1475,6 +2359,2233 @@
     <w:p>
       <w:pPr>
         <w:spacing w:after="0" w:line="240" w:lineRule="auto"/>
+        <w:jc w:val="center"/>
+        <w:rPr>
+          <w:rFonts w:ascii="Preeti" w:hAnsi="Preeti"/>
+          <w:b/>
+          <w:bCs/>
+          <w:sz w:val="40"/>
+          <w:szCs w:val="40"/>
+        </w:rPr>
+      </w:pPr>
+      <w:r>
+        <w:rPr>
+          <w:rFonts w:ascii="Times New Roman" w:hAnsi="Times New Roman" w:cs="Times New Roman"/>
+          <w:b/>
+          <w:bCs/>
+          <w:noProof/>
+        </w:rPr>
+        <mc:AlternateContent>
+          <mc:Choice Requires="wps">
+            <w:drawing>
+              <wp:anchor distT="0" distB="0" distL="114300" distR="114300" simplePos="0" relativeHeight="251662336" behindDoc="0" locked="0" layoutInCell="1" allowOverlap="1" wp14:anchorId="18C34B19" wp14:editId="1724C172">
+                <wp:simplePos x="0" y="0"/>
+                <wp:positionH relativeFrom="column">
+                  <wp:posOffset>-6302</wp:posOffset>
+                </wp:positionH>
+                <wp:positionV relativeFrom="paragraph">
+                  <wp:posOffset>25041</wp:posOffset>
+                </wp:positionV>
+                <wp:extent cx="478790" cy="533400"/>
+                <wp:effectExtent l="0" t="0" r="0" b="0"/>
+                <wp:wrapNone/>
+                <wp:docPr id="1767589706" name="Rectangle 1767589706"/>
+                <wp:cNvGraphicFramePr/>
+                <a:graphic xmlns:a="http://schemas.openxmlformats.org/drawingml/2006/main">
+                  <a:graphicData uri="http://schemas.microsoft.com/office/word/2010/wordprocessingShape">
+                    <wps:wsp>
+                      <wps:cNvSpPr/>
+                      <wps:spPr>
+                        <a:xfrm>
+                          <a:off x="0" y="0"/>
+                          <a:ext cx="478790" cy="533400"/>
+                        </a:xfrm>
+                        <a:prstGeom prst="rect">
+                          <a:avLst/>
+                        </a:prstGeom>
+                        <a:blipFill>
+                          <a:blip r:embed="rId4"/>
+                          <a:stretch>
+                            <a:fillRect/>
+                          </a:stretch>
+                        </a:blipFill>
+                        <a:ln>
+                          <a:noFill/>
+                        </a:ln>
+                      </wps:spPr>
+                      <wps:style>
+                        <a:lnRef idx="2">
+                          <a:schemeClr val="accent1">
+                            <a:shade val="50000"/>
+                          </a:schemeClr>
+                        </a:lnRef>
+                        <a:fillRef idx="1">
+                          <a:schemeClr val="accent1"/>
+                        </a:fillRef>
+                        <a:effectRef idx="0">
+                          <a:schemeClr val="accent1"/>
+                        </a:effectRef>
+                        <a:fontRef idx="minor">
+                          <a:schemeClr val="lt1"/>
+                        </a:fontRef>
+                      </wps:style>
+                      <wps:bodyPr rot="0" spcFirstLastPara="0" vertOverflow="overflow" horzOverflow="overflow" vert="horz" wrap="square" lIns="91440" tIns="45720" rIns="91440" bIns="45720" numCol="1" spcCol="0" rtlCol="0" fromWordArt="0" anchor="ctr" anchorCtr="0" forceAA="0" compatLnSpc="1">
+                        <a:prstTxWarp prst="textNoShape">
+                          <a:avLst/>
+                        </a:prstTxWarp>
+                        <a:noAutofit/>
+                      </wps:bodyPr>
+                    </wps:wsp>
+                  </a:graphicData>
+                </a:graphic>
+                <wp14:sizeRelH relativeFrom="margin">
+                  <wp14:pctWidth>0</wp14:pctWidth>
+                </wp14:sizeRelH>
+                <wp14:sizeRelV relativeFrom="margin">
+                  <wp14:pctHeight>0</wp14:pctHeight>
+                </wp14:sizeRelV>
+              </wp:anchor>
+            </w:drawing>
+          </mc:Choice>
+          <mc:Fallback>
+            <w:pict>
+              <v:rect w14:anchorId="4F134C7E" id="Rectangle 1767589706" o:spid="_x0000_s1026" style="position:absolute;margin-left:-.5pt;margin-top:1.95pt;width:37.7pt;height:42pt;z-index:251662336;visibility:visible;mso-wrap-style:square;mso-width-percent:0;mso-height-percent:0;mso-wrap-distance-left:9pt;mso-wrap-distance-top:0;mso-wrap-distance-right:9pt;mso-wrap-distance-bottom:0;mso-position-horizontal:absolute;mso-position-horizontal-relative:text;mso-position-vertical:absolute;mso-position-vertical-relative:text;mso-width-percent:0;mso-height-percent:0;mso-width-relative:margin;mso-height-relative:margin;v-text-anchor:middle" o:gfxdata="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" stroked="f" strokeweight="1pt">
+                <v:fill r:id="rId6" o:title="" recolor="t" rotate="t" type="frame"/>
+              </v:rect>
+            </w:pict>
+          </mc:Fallback>
+        </mc:AlternateContent>
+      </w:r>
+      <w:r>
+        <w:rPr>
+          <w:noProof/>
+        </w:rPr>
+        <mc:AlternateContent>
+          <mc:Choice Requires="wps">
+            <w:drawing>
+              <wp:anchor distT="45720" distB="45720" distL="114300" distR="114300" simplePos="0" relativeHeight="251663360" behindDoc="0" locked="0" layoutInCell="1" allowOverlap="1" wp14:anchorId="781DF133" wp14:editId="2FBB39F9">
+                <wp:simplePos x="0" y="0"/>
+                <wp:positionH relativeFrom="column">
+                  <wp:posOffset>4000500</wp:posOffset>
+                </wp:positionH>
+                <wp:positionV relativeFrom="paragraph">
+                  <wp:posOffset>-68580</wp:posOffset>
+                </wp:positionV>
+                <wp:extent cx="609600" cy="1404620"/>
+                <wp:effectExtent l="0" t="0" r="0" b="0"/>
+                <wp:wrapNone/>
+                <wp:docPr id="1891000478" name="Text Box 3"/>
+                <wp:cNvGraphicFramePr>
+                  <a:graphicFrameLocks xmlns:a="http://schemas.openxmlformats.org/drawingml/2006/main"/>
+                </wp:cNvGraphicFramePr>
+                <a:graphic xmlns:a="http://schemas.openxmlformats.org/drawingml/2006/main">
+                  <a:graphicData uri="http://schemas.microsoft.com/office/word/2010/wordprocessingShape">
+                    <wps:wsp>
+                      <wps:cNvSpPr txBox="1">
+                        <a:spLocks noChangeArrowheads="1"/>
+                      </wps:cNvSpPr>
+                      <wps:spPr bwMode="auto">
+                        <a:xfrm>
+                          <a:off x="0" y="0"/>
+                          <a:ext cx="609600" cy="1404620"/>
+                        </a:xfrm>
+                        <a:prstGeom prst="rect">
+                          <a:avLst/>
+                        </a:prstGeom>
+                        <a:noFill/>
+                        <a:ln w="9525">
+                          <a:noFill/>
+                          <a:miter lim="800000"/>
+                          <a:headEnd/>
+                          <a:tailEnd/>
+                        </a:ln>
+                      </wps:spPr>
+                      <wps:txbx>
+                        <w:txbxContent>
+                          <w:p>
+                            <w:r>
+                              <w:rPr>
+                                <w:rFonts w:ascii="Times New Roman" w:hAnsi="Times New Roman"/>
+                                <w:b/>
+                                <w:bCs/>
+                                <w:sz w:val="28"/>
+                                <w:szCs w:val="28"/>
+                              </w:rPr>
+                              <w:t>D- 16</w:t>
+                            </w:r>
+                          </w:p>
+                        </w:txbxContent>
+                      </wps:txbx>
+                      <wps:bodyPr rot="0" vert="horz" wrap="square" lIns="91440" tIns="45720" rIns="91440" bIns="45720" anchor="t" anchorCtr="0">
+                        <a:spAutoFit/>
+                      </wps:bodyPr>
+                    </wps:wsp>
+                  </a:graphicData>
+                </a:graphic>
+                <wp14:sizeRelH relativeFrom="margin">
+                  <wp14:pctWidth>0</wp14:pctWidth>
+                </wp14:sizeRelH>
+                <wp14:sizeRelV relativeFrom="margin">
+                  <wp14:pctHeight>20000</wp14:pctHeight>
+                </wp14:sizeRelV>
+              </wp:anchor>
+            </w:drawing>
+          </mc:Choice>
+          <mc:Fallback>
+            <w:pict>
+              <v:shape w14:anchorId="781DF133" id="_x0000_s1027" type="#_x0000_t202" style="position:absolute;left:0;text-align:left;margin-left:315pt;margin-top:-5.4pt;width:48pt;height:110.6pt;z-index:251663360;visibility:visible;mso-wrap-style:square;mso-width-percent:0;mso-height-percent:200;mso-wrap-distance-left:9pt;mso-wrap-distance-top:3.6pt;mso-wrap-distance-right:9pt;mso-wrap-distance-bottom:3.6pt;mso-position-horizontal:absolute;mso-position-horizontal-relative:text;mso-position-vertical:absolute;mso-position-vertical-relative:text;mso-width-percent:0;mso-height-percent:200;mso-width-relative:margin;mso-height-relative:margin;v-text-anchor:top" o:gfxdata="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" filled="f" stroked="f">
+                <v:textbox style="mso-fit-shape-to-text:t">
+                  <w:txbxContent>
+                    <w:p>
+                      <w:r>
+                        <w:rPr>
+                          <w:rFonts w:ascii="Times New Roman" w:hAnsi="Times New Roman"/>
+                          <w:b/>
+                          <w:bCs/>
+                          <w:sz w:val="28"/>
+                          <w:szCs w:val="28"/>
+                        </w:rPr>
+                        <w:t>D- 16</w:t>
+                      </w:r>
+                    </w:p>
+                  </w:txbxContent>
+                </v:textbox>
+              </v:shape>
+            </w:pict>
+          </mc:Fallback>
+        </mc:AlternateContent>
+      </w:r>
+      <w:proofErr w:type="spellStart"/>
+      <w:r>
+        <w:rPr>
+          <w:rFonts w:ascii="Preeti" w:hAnsi="Preeti"/>
+          <w:b/>
+          <w:bCs/>
+          <w:sz w:val="40"/>
+          <w:szCs w:val="40"/>
+        </w:rPr>
+        <w:t>u|</w:t>
+      </w:r>
+      <w:proofErr w:type="gramStart"/>
+      <w:r>
+        <w:rPr>
+          <w:rFonts w:ascii="Preeti" w:hAnsi="Preeti"/>
+          <w:b/>
+          <w:bCs/>
+          <w:sz w:val="40"/>
+          <w:szCs w:val="40"/>
+        </w:rPr>
+        <w:t>Lg</w:t>
+      </w:r>
+      <w:proofErr w:type="spellEnd"/>
+      <w:r>
+        <w:rPr>
+          <w:rFonts w:ascii="Preeti" w:hAnsi="Preeti"/>
+          <w:b/>
+          <w:bCs/>
+          <w:sz w:val="40"/>
+          <w:szCs w:val="40"/>
+        </w:rPr>
+        <w:t xml:space="preserve"> ;f];fO</w:t>
+      </w:r>
+      <w:proofErr w:type="gramEnd"/>
+      <w:r>
+        <w:rPr>
+          <w:rFonts w:ascii="Preeti" w:hAnsi="Preeti"/>
+          <w:b/>
+          <w:bCs/>
+          <w:sz w:val="40"/>
+          <w:szCs w:val="40"/>
+        </w:rPr>
+        <w:t xml:space="preserve">6L </w:t>
+      </w:r>
+      <w:proofErr w:type="spellStart"/>
+      <w:proofErr w:type="gramStart"/>
+      <w:r>
+        <w:rPr>
+          <w:rFonts w:ascii="Preeti" w:hAnsi="Preeti"/>
+          <w:b/>
+          <w:bCs/>
+          <w:sz w:val="40"/>
+          <w:szCs w:val="40"/>
+        </w:rPr>
+        <w:t>klAns</w:t>
+      </w:r>
+      <w:proofErr w:type="spellEnd"/>
+      <w:r>
+        <w:rPr>
+          <w:rFonts w:ascii="Preeti" w:hAnsi="Preeti"/>
+          <w:b/>
+          <w:bCs/>
+          <w:sz w:val="40"/>
+          <w:szCs w:val="40"/>
+        </w:rPr>
+        <w:t xml:space="preserve"> :</w:t>
+      </w:r>
+      <w:proofErr w:type="spellStart"/>
+      <w:r>
+        <w:rPr>
+          <w:rFonts w:ascii="Preeti" w:hAnsi="Preeti"/>
+          <w:b/>
+          <w:bCs/>
+          <w:sz w:val="40"/>
+          <w:szCs w:val="40"/>
+        </w:rPr>
+        <w:t>s'n</w:t>
+      </w:r>
+      <w:proofErr w:type="spellEnd"/>
+      <w:proofErr w:type="gramEnd"/>
+    </w:p>
+    <w:p>
+      <w:pPr>
+        <w:spacing w:after="0" w:line="240" w:lineRule="auto"/>
+        <w:jc w:val="center"/>
+        <w:rPr>
+          <w:rFonts w:ascii="Preeti" w:hAnsi="Preeti"/>
+          <w:b/>
+          <w:bCs/>
+          <w:sz w:val="40"/>
+          <w:szCs w:val="40"/>
+        </w:rPr>
+      </w:pPr>
+      <w:r>
+        <w:rPr>
+          <w:rFonts w:ascii="Preeti" w:hAnsi="Preeti"/>
+          <w:b/>
+          <w:sz w:val="28"/>
+          <w:szCs w:val="28"/>
+        </w:rPr>
+        <w:t>/</w:t>
+      </w:r>
+      <w:proofErr w:type="spellStart"/>
+      <w:r>
+        <w:rPr>
+          <w:rFonts w:ascii="Preeti" w:hAnsi="Preeti"/>
+          <w:b/>
+          <w:sz w:val="28"/>
+          <w:szCs w:val="28"/>
+        </w:rPr>
+        <w:t>Tggu</w:t>
+      </w:r>
+      <w:proofErr w:type="spellEnd"/>
+      <w:r>
+        <w:rPr>
+          <w:rFonts w:ascii="Preeti" w:hAnsi="Preeti"/>
+          <w:b/>
+          <w:sz w:val="28"/>
+          <w:szCs w:val="28"/>
+        </w:rPr>
+        <w:t xml:space="preserve">/–&amp;, </w:t>
+      </w:r>
+      <w:proofErr w:type="spellStart"/>
+      <w:r>
+        <w:rPr>
+          <w:rFonts w:ascii="Preeti" w:hAnsi="Preeti"/>
+          <w:b/>
+          <w:sz w:val="28"/>
+          <w:szCs w:val="28"/>
+        </w:rPr>
+        <w:t>lrtjg</w:t>
+      </w:r>
+      <w:proofErr w:type="spellEnd"/>
+    </w:p>
+    <w:p>
+      <w:pPr>
+        <w:spacing w:after="0" w:line="240" w:lineRule="auto"/>
+        <w:jc w:val="center"/>
+        <w:rPr>
+          <w:rFonts w:ascii="Preeti" w:hAnsi="Preeti"/>
+          <w:b/>
+          <w:sz w:val="28"/>
+          <w:szCs w:val="28"/>
+          <w:u w:val="single"/>
+        </w:rPr>
+      </w:pPr>
+      <w:proofErr w:type="spellStart"/>
+      <w:proofErr w:type="gramStart"/>
+      <w:r>
+        <w:rPr>
+          <w:rFonts w:ascii="Preeti" w:hAnsi="Preeti"/>
+          <w:b/>
+          <w:sz w:val="28"/>
+          <w:szCs w:val="28"/>
+          <w:u w:val="single"/>
+        </w:rPr>
+        <w:t>jflif</w:t>
+      </w:r>
+      <w:proofErr w:type="spellEnd"/>
+      <w:r>
+        <w:rPr>
+          <w:rFonts w:ascii="Preeti" w:hAnsi="Preeti"/>
+          <w:b/>
+          <w:sz w:val="28"/>
+          <w:szCs w:val="28"/>
+          <w:u w:val="single"/>
+        </w:rPr>
+        <w:t>{</w:t>
+      </w:r>
+      <w:proofErr w:type="gramEnd"/>
+      <w:r>
+        <w:rPr>
+          <w:rFonts w:ascii="Preeti" w:hAnsi="Preeti"/>
+          <w:b/>
+          <w:sz w:val="28"/>
+          <w:szCs w:val="28"/>
+          <w:u w:val="single"/>
+        </w:rPr>
+        <w:t>s</w:t>
+      </w:r>
+      <w:r>
+        <w:rPr>
+          <w:rFonts w:ascii="Preeti" w:hAnsi="Preeti"/>
+          <w:b/>
+          <w:sz w:val="28"/>
+          <w:szCs w:val="28"/>
+          <w:u w:val="single"/>
+        </w:rPr>
+        <w:t xml:space="preserve"> k/</w:t>
+      </w:r>
+      <w:proofErr w:type="spellStart"/>
+      <w:r>
+        <w:rPr>
+          <w:rFonts w:ascii="Preeti" w:hAnsi="Preeti"/>
+          <w:b/>
+          <w:sz w:val="28"/>
+          <w:szCs w:val="28"/>
+          <w:u w:val="single"/>
+        </w:rPr>
+        <w:t>LIff</w:t>
+      </w:r>
+      <w:proofErr w:type="spellEnd"/>
+      <w:r>
+        <w:rPr>
+          <w:rFonts w:ascii="Preeti" w:hAnsi="Preeti"/>
+          <w:b/>
+          <w:sz w:val="28"/>
+          <w:szCs w:val="28"/>
+          <w:u w:val="single"/>
+        </w:rPr>
+        <w:t>–</w:t>
+      </w:r>
+      <w:proofErr w:type="gramStart"/>
+      <w:r>
+        <w:rPr>
+          <w:rFonts w:ascii="Preeti" w:hAnsi="Preeti"/>
+          <w:b/>
+          <w:sz w:val="28"/>
+          <w:szCs w:val="28"/>
+          <w:u w:val="single"/>
+        </w:rPr>
+        <w:t>@)*</w:t>
+      </w:r>
+      <w:proofErr w:type="gramEnd"/>
+      <w:r>
+        <w:rPr>
+          <w:rFonts w:ascii="Preeti" w:hAnsi="Preeti"/>
+          <w:b/>
+          <w:sz w:val="28"/>
+          <w:szCs w:val="28"/>
+          <w:u w:val="single"/>
+        </w:rPr>
+        <w:t>@</w:t>
+      </w:r>
+    </w:p>
+    <w:p>
+      <w:pPr>
+        <w:spacing w:after="0" w:line="240" w:lineRule="auto"/>
+        <w:rPr>
+          <w:rFonts w:ascii="Preeti" w:hAnsi="Preeti" w:cs="Kokila"/>
+          <w:bCs/>
+          <w:lang w:eastAsia="zh-CN"/>
+        </w:rPr>
+      </w:pPr>
+      <w:proofErr w:type="spellStart"/>
+      <w:r>
+        <w:rPr>
+          <w:rFonts w:ascii="Preeti" w:hAnsi="Preeti"/>
+          <w:b/>
+          <w:sz w:val="32"/>
+          <w:szCs w:val="32"/>
+        </w:rPr>
+        <w:t>sIff</w:t>
+      </w:r>
+      <w:proofErr w:type="spellEnd"/>
+      <w:r>
+        <w:rPr>
+          <w:rFonts w:ascii="Preeti" w:hAnsi="Preeti" w:cs="Times New Roman"/>
+          <w:b/>
+          <w:sz w:val="32"/>
+          <w:szCs w:val="32"/>
+          <w:lang w:eastAsia="zh-CN"/>
+        </w:rPr>
+        <w:t xml:space="preserve"> M– </w:t>
+      </w:r>
+      <w:proofErr w:type="spellStart"/>
+      <w:r>
+        <w:rPr>
+          <w:rFonts w:ascii="Preeti" w:hAnsi="Preeti" w:cs="Times New Roman"/>
+          <w:b/>
+          <w:sz w:val="32"/>
+          <w:szCs w:val="32"/>
+          <w:lang w:eastAsia="zh-CN"/>
+        </w:rPr>
+        <w:t>kfFr</w:t>
+      </w:r>
+      <w:proofErr w:type="spellEnd"/>
+      <w:r>
+        <w:rPr>
+          <w:rFonts w:ascii="Kokila" w:hAnsi="Kokila" w:cs="Kokila" w:hint="cs"/>
+          <w:bCs/>
+          <w:cs/>
+          <w:lang w:eastAsia="zh-CN"/>
+        </w:rPr>
+        <w:t xml:space="preserve">                                               </w:t>
+      </w:r>
+      <w:r>
+        <w:rPr>
+          <w:rFonts w:ascii="Kokila" w:hAnsi="Kokila" w:cs="Kokila"/>
+          <w:bCs/>
+          <w:lang w:eastAsia="zh-CN"/>
+        </w:rPr>
+        <w:t xml:space="preserve">    </w:t>
+      </w:r>
+      <w:proofErr w:type="gramStart"/>
+      <w:r>
+        <w:rPr>
+          <w:rFonts w:ascii="Kokila" w:hAnsi="Kokila" w:cs="Kokila"/>
+          <w:bCs/>
+          <w:lang w:eastAsia="zh-CN"/>
+        </w:rPr>
+        <w:t xml:space="preserve">  </w:t>
+      </w:r>
+      <w:r>
+        <w:rPr>
+          <w:rFonts w:ascii="Preeti" w:hAnsi="Preeti" w:cs="Kokila"/>
+          <w:b/>
+          <w:sz w:val="24"/>
+          <w:szCs w:val="22"/>
+          <w:lang w:eastAsia="zh-CN"/>
+        </w:rPr>
+        <w:t>;do</w:t>
+      </w:r>
+      <w:proofErr w:type="gramEnd"/>
+      <w:r>
+        <w:rPr>
+          <w:rFonts w:ascii="Preeti" w:hAnsi="Preeti" w:cs="Kokila"/>
+          <w:b/>
+          <w:sz w:val="24"/>
+          <w:szCs w:val="22"/>
+          <w:lang w:eastAsia="zh-CN"/>
+        </w:rPr>
+        <w:t xml:space="preserve"> </w:t>
+      </w:r>
+      <w:r>
+        <w:rPr>
+          <w:rFonts w:ascii="Preeti" w:hAnsi="Preeti" w:cs="Times New Roman"/>
+          <w:b/>
+          <w:sz w:val="32"/>
+          <w:szCs w:val="32"/>
+          <w:lang w:eastAsia="zh-CN"/>
+        </w:rPr>
+        <w:t>–</w:t>
+      </w:r>
+      <w:r>
+        <w:rPr>
+          <w:rFonts w:ascii="Preeti" w:hAnsi="Preeti" w:cs="Kokila"/>
+          <w:b/>
+          <w:sz w:val="24"/>
+          <w:szCs w:val="22"/>
+          <w:lang w:eastAsia="zh-CN"/>
+        </w:rPr>
+        <w:t xml:space="preserve"> @ 3</w:t>
+      </w:r>
+      <w:r>
+        <w:rPr>
+          <w:rFonts w:ascii="Preeti" w:hAnsi="Preeti" w:cs="Kokila"/>
+          <w:b/>
+          <w:sz w:val="24"/>
+          <w:szCs w:val="22"/>
+          <w:lang w:eastAsia="zh-CN"/>
+        </w:rPr>
+        <w:t>=</w:t>
+      </w:r>
+      <w:r>
+        <w:rPr>
+          <w:rFonts w:ascii="Preeti" w:hAnsi="Preeti" w:cs="Kokila"/>
+          <w:bCs/>
+          <w:lang w:eastAsia="zh-CN"/>
+        </w:rPr>
+        <w:tab/>
+      </w:r>
+      <w:r>
+        <w:rPr>
+          <w:rFonts w:ascii="Preeti" w:hAnsi="Preeti" w:cs="Kokila"/>
+          <w:bCs/>
+          <w:lang w:eastAsia="zh-CN"/>
+        </w:rPr>
+        <w:tab/>
+      </w:r>
+      <w:r>
+        <w:rPr>
+          <w:rFonts w:ascii="Preeti" w:hAnsi="Preeti" w:cs="Kokila"/>
+          <w:bCs/>
+          <w:lang w:eastAsia="zh-CN"/>
+        </w:rPr>
+        <w:tab/>
+        <w:t xml:space="preserve">      </w:t>
+      </w:r>
+      <w:r>
+        <w:rPr>
+          <w:rFonts w:ascii="Preeti" w:hAnsi="Preeti"/>
+          <w:b/>
+          <w:sz w:val="28"/>
+          <w:szCs w:val="28"/>
+        </w:rPr>
+        <w:t>k"0</w:t>
+      </w:r>
+      <w:proofErr w:type="gramStart"/>
+      <w:r>
+        <w:rPr>
+          <w:rFonts w:ascii="Preeti" w:hAnsi="Preeti"/>
+          <w:b/>
+          <w:sz w:val="28"/>
+          <w:szCs w:val="28"/>
+        </w:rPr>
+        <w:t>f{</w:t>
+      </w:r>
+      <w:proofErr w:type="spellStart"/>
+      <w:r>
+        <w:rPr>
+          <w:rFonts w:ascii="Preeti" w:hAnsi="Preeti"/>
+          <w:b/>
+          <w:sz w:val="28"/>
+          <w:szCs w:val="28"/>
+        </w:rPr>
+        <w:t>f</w:t>
+      </w:r>
+      <w:r>
+        <w:rPr>
+          <w:rFonts w:ascii="Preeti" w:hAnsi="Preeti" w:cs="Times New Roman"/>
+          <w:b/>
+          <w:sz w:val="28"/>
+          <w:szCs w:val="28"/>
+          <w:lang w:eastAsia="zh-CN"/>
+        </w:rPr>
+        <w:t>Í</w:t>
+      </w:r>
+      <w:proofErr w:type="spellEnd"/>
+      <w:r>
+        <w:rPr>
+          <w:rFonts w:ascii="Preeti" w:hAnsi="Preeti" w:cs="Times New Roman"/>
+          <w:b/>
+          <w:sz w:val="28"/>
+          <w:szCs w:val="28"/>
+          <w:lang w:eastAsia="zh-CN"/>
+        </w:rPr>
+        <w:t xml:space="preserve">  –</w:t>
+      </w:r>
+      <w:proofErr w:type="gramEnd"/>
+      <w:r>
+        <w:rPr>
+          <w:rFonts w:ascii="Preeti" w:hAnsi="Preeti" w:cs="Times New Roman"/>
+          <w:b/>
+          <w:sz w:val="28"/>
+          <w:szCs w:val="28"/>
+          <w:lang w:eastAsia="zh-CN"/>
+        </w:rPr>
+        <w:t xml:space="preserve"> %)</w:t>
+      </w:r>
+    </w:p>
+    <w:p>
+      <w:pPr>
+        <w:pBdr>
+          <w:bottom w:val="single" w:sz="6" w:space="0" w:color="auto"/>
+        </w:pBdr>
+        <w:spacing w:after="0" w:line="240" w:lineRule="auto"/>
+        <w:rPr>
+          <w:rFonts w:ascii="Preeti" w:hAnsi="Preeti"/>
+          <w:b/>
+          <w:lang w:eastAsia="zh-CN"/>
+        </w:rPr>
+      </w:pPr>
+      <w:proofErr w:type="spellStart"/>
+      <w:r>
+        <w:rPr>
+          <w:rFonts w:ascii="Preeti" w:hAnsi="Preeti" w:cs="Arial"/>
+          <w:b/>
+          <w:bCs/>
+          <w:color w:val="000000"/>
+          <w:sz w:val="28"/>
+          <w:szCs w:val="28"/>
+        </w:rPr>
+        <w:t>ljifo</w:t>
+      </w:r>
+      <w:proofErr w:type="spellEnd"/>
+      <w:r>
+        <w:rPr>
+          <w:rFonts w:ascii="Preeti" w:hAnsi="Preeti"/>
+          <w:b/>
+          <w:sz w:val="32"/>
+          <w:szCs w:val="32"/>
+        </w:rPr>
+        <w:t xml:space="preserve"> </w:t>
+      </w:r>
+      <w:proofErr w:type="gramStart"/>
+      <w:r>
+        <w:rPr>
+          <w:rFonts w:ascii="Preeti" w:hAnsi="Preeti"/>
+          <w:b/>
+          <w:sz w:val="32"/>
+          <w:szCs w:val="32"/>
+        </w:rPr>
+        <w:t xml:space="preserve">– </w:t>
+      </w:r>
+      <w:r>
+        <w:rPr>
+          <w:rFonts w:ascii="Preeti" w:hAnsi="Preeti" w:cs="Times New Roman"/>
+          <w:b/>
+          <w:sz w:val="32"/>
+          <w:szCs w:val="32"/>
+          <w:lang w:eastAsia="zh-CN"/>
+        </w:rPr>
+        <w:t>;</w:t>
+      </w:r>
+      <w:proofErr w:type="spellStart"/>
+      <w:r>
+        <w:rPr>
+          <w:rFonts w:ascii="Preeti" w:hAnsi="Preeti" w:cs="Times New Roman"/>
+          <w:b/>
+          <w:sz w:val="32"/>
+          <w:szCs w:val="32"/>
+          <w:lang w:eastAsia="zh-CN"/>
+        </w:rPr>
+        <w:t>fdflhs</w:t>
+      </w:r>
+      <w:proofErr w:type="spellEnd"/>
+      <w:proofErr w:type="gramEnd"/>
+      <w:r>
+        <w:rPr>
+          <w:rFonts w:ascii="Preeti" w:hAnsi="Preeti" w:cs="Times New Roman"/>
+          <w:b/>
+          <w:sz w:val="28"/>
+          <w:szCs w:val="28"/>
+          <w:lang w:eastAsia="zh-CN"/>
+        </w:rPr>
+        <w:t xml:space="preserve"> </w:t>
+      </w:r>
+    </w:p>
+    <w:p>
+      <w:pPr>
+        <w:spacing w:after="0" w:line="240" w:lineRule="auto"/>
+        <w:rPr>
+          <w:rFonts w:ascii="Kokila" w:hAnsi="Kokila" w:cs="Kokila"/>
+          <w:b/>
+          <w:bCs/>
+          <w:sz w:val="32"/>
+          <w:szCs w:val="32"/>
+        </w:rPr>
+      </w:pPr>
+      <w:r>
+        <w:rPr>
+          <w:rFonts w:ascii="Kokila" w:hAnsi="Kokila" w:cs="Kokila"/>
+          <w:b/>
+          <w:bCs/>
+          <w:sz w:val="32"/>
+          <w:szCs w:val="32"/>
+          <w:cs/>
+        </w:rPr>
+        <w:t>अति छोटा प्रश्नको उत्तर दिनुहोस</w:t>
+      </w:r>
+      <w:r>
+        <w:rPr>
+          <w:rFonts w:ascii="Preeti" w:hAnsi="Preeti" w:cs="Kokila"/>
+          <w:b/>
+          <w:bCs/>
+          <w:sz w:val="32"/>
+          <w:szCs w:val="32"/>
+        </w:rPr>
+        <w:t>\</w:t>
+      </w:r>
+      <w:r>
+        <w:rPr>
+          <w:rFonts w:ascii="Kokila" w:hAnsi="Kokila" w:cs="Kokila"/>
+          <w:b/>
+          <w:bCs/>
+          <w:sz w:val="32"/>
+          <w:szCs w:val="32"/>
+          <w:cs/>
+        </w:rPr>
+        <w:t xml:space="preserve"> ।</w:t>
+      </w:r>
+      <w:r>
+        <w:rPr>
+          <w:rFonts w:ascii="Kokila" w:hAnsi="Kokila" w:cs="Kokila"/>
+          <w:b/>
+          <w:bCs/>
+          <w:sz w:val="32"/>
+          <w:szCs w:val="32"/>
+          <w:cs/>
+        </w:rPr>
+        <w:tab/>
+      </w:r>
+      <w:r>
+        <w:rPr>
+          <w:rFonts w:ascii="Kokila" w:hAnsi="Kokila" w:cs="Kokila"/>
+          <w:b/>
+          <w:bCs/>
+          <w:sz w:val="32"/>
+          <w:szCs w:val="32"/>
+          <w:cs/>
+        </w:rPr>
+        <w:tab/>
+      </w:r>
+      <w:r>
+        <w:rPr>
+          <w:rFonts w:ascii="Kokila" w:hAnsi="Kokila" w:cs="Kokila"/>
+          <w:b/>
+          <w:bCs/>
+          <w:sz w:val="32"/>
+          <w:szCs w:val="32"/>
+          <w:cs/>
+        </w:rPr>
+        <w:tab/>
+      </w:r>
+      <w:r>
+        <w:rPr>
+          <w:rFonts w:ascii="Kokila" w:hAnsi="Kokila" w:cs="Kokila"/>
+          <w:b/>
+          <w:bCs/>
+          <w:sz w:val="32"/>
+          <w:szCs w:val="32"/>
+          <w:cs/>
+        </w:rPr>
+        <w:tab/>
+      </w:r>
+      <w:r>
+        <w:rPr>
+          <w:rFonts w:ascii="Kokila" w:hAnsi="Kokila" w:cs="Kokila"/>
+          <w:b/>
+          <w:bCs/>
+          <w:sz w:val="32"/>
+          <w:szCs w:val="32"/>
+          <w:cs/>
+        </w:rPr>
+        <w:tab/>
+      </w:r>
+      <w:r>
+        <w:rPr>
+          <w:rFonts w:ascii="Kokila" w:hAnsi="Kokila" w:cs="Kokila"/>
+          <w:b/>
+          <w:bCs/>
+          <w:sz w:val="32"/>
+          <w:szCs w:val="32"/>
+        </w:rPr>
+        <w:t>(</w:t>
+      </w:r>
+      <w:r>
+        <w:rPr>
+          <w:rFonts w:ascii="Kokila" w:hAnsi="Kokila" w:cs="Kokila" w:hint="cs"/>
+          <w:b/>
+          <w:bCs/>
+          <w:sz w:val="32"/>
+          <w:szCs w:val="32"/>
+          <w:cs/>
+        </w:rPr>
+        <w:t>८</w:t>
+      </w:r>
+      <w:r>
+        <w:rPr>
+          <w:rFonts w:ascii="Kokila" w:hAnsi="Kokila" w:cs="Kokila"/>
+          <w:b/>
+          <w:bCs/>
+          <w:sz w:val="32"/>
+          <w:szCs w:val="32"/>
+          <w:cs/>
+        </w:rPr>
+        <w:t>×</w:t>
+      </w:r>
+      <w:r>
+        <w:rPr>
+          <w:rFonts w:ascii="Kokila" w:hAnsi="Kokila" w:cs="Kokila" w:hint="cs"/>
+          <w:b/>
+          <w:bCs/>
+          <w:sz w:val="32"/>
+          <w:szCs w:val="32"/>
+          <w:cs/>
+        </w:rPr>
+        <w:t>१=८</w:t>
+      </w:r>
+      <w:r>
+        <w:rPr>
+          <w:rFonts w:ascii="Kokila" w:hAnsi="Kokila" w:cs="Kokila"/>
+          <w:b/>
+          <w:bCs/>
+          <w:sz w:val="32"/>
+          <w:szCs w:val="32"/>
+        </w:rPr>
+        <w:t>)</w:t>
+      </w:r>
+    </w:p>
+    <w:p>
+      <w:pPr>
+        <w:spacing w:after="0" w:line="240" w:lineRule="auto"/>
+        <w:rPr>
+          <w:rFonts w:ascii="Kokila" w:hAnsi="Kokila" w:cs="Kokila"/>
+          <w:sz w:val="32"/>
+          <w:szCs w:val="32"/>
+        </w:rPr>
+      </w:pPr>
+      <w:r>
+        <w:rPr>
+          <w:rFonts w:ascii="Kokila" w:hAnsi="Kokila" w:cs="Kokila"/>
+          <w:sz w:val="32"/>
+          <w:szCs w:val="32"/>
+          <w:cs/>
+        </w:rPr>
+        <w:t>१)</w:t>
+      </w:r>
+      <w:r>
+        <w:rPr>
+          <w:rFonts w:ascii="Kokila" w:hAnsi="Kokila" w:cs="Kokila"/>
+          <w:sz w:val="32"/>
+          <w:szCs w:val="32"/>
+        </w:rPr>
+        <w:t xml:space="preserve"> </w:t>
+      </w:r>
+      <w:r>
+        <w:rPr>
+          <w:rFonts w:ascii="Kokila" w:hAnsi="Kokila" w:cs="Kokila"/>
+          <w:sz w:val="32"/>
+          <w:szCs w:val="32"/>
+          <w:cs/>
+        </w:rPr>
+        <w:t>समुदाय भनेको के हो</w:t>
+      </w:r>
+      <w:r>
+        <w:rPr>
+          <w:rFonts w:ascii="Kokila" w:hAnsi="Kokila" w:cs="Kokila"/>
+          <w:sz w:val="32"/>
+          <w:szCs w:val="32"/>
+        </w:rPr>
+        <w:t>?</w:t>
+      </w:r>
+    </w:p>
+    <w:p>
+      <w:pPr>
+        <w:spacing w:after="0" w:line="240" w:lineRule="auto"/>
+        <w:rPr>
+          <w:rFonts w:ascii="Kokila" w:hAnsi="Kokila" w:cs="Kokila"/>
+          <w:sz w:val="32"/>
+          <w:szCs w:val="32"/>
+        </w:rPr>
+      </w:pPr>
+      <w:r>
+        <w:rPr>
+          <w:rFonts w:ascii="Kokila" w:hAnsi="Kokila" w:cs="Kokila"/>
+          <w:sz w:val="32"/>
+          <w:szCs w:val="32"/>
+          <w:cs/>
+        </w:rPr>
+        <w:t>२)</w:t>
+      </w:r>
+      <w:r>
+        <w:rPr>
+          <w:rFonts w:ascii="Kokila" w:hAnsi="Kokila" w:cs="Kokila"/>
+          <w:sz w:val="32"/>
+          <w:szCs w:val="32"/>
+        </w:rPr>
+        <w:t xml:space="preserve"> </w:t>
+      </w:r>
+      <w:r>
+        <w:rPr>
+          <w:rFonts w:ascii="Kokila" w:hAnsi="Kokila" w:cs="Kokila"/>
+          <w:sz w:val="32"/>
+          <w:szCs w:val="32"/>
+          <w:cs/>
+        </w:rPr>
+        <w:t xml:space="preserve">मानिस‌ले किन पेसा तथा व्यवशाय गर्नुपर्छ </w:t>
+      </w:r>
+      <w:r>
+        <w:rPr>
+          <w:rFonts w:ascii="Kokila" w:hAnsi="Kokila" w:cs="Kokila"/>
+          <w:sz w:val="32"/>
+          <w:szCs w:val="32"/>
+        </w:rPr>
+        <w:t>?</w:t>
+      </w:r>
+    </w:p>
+    <w:p>
+      <w:pPr>
+        <w:spacing w:after="0" w:line="240" w:lineRule="auto"/>
+        <w:rPr>
+          <w:rFonts w:ascii="Kokila" w:hAnsi="Kokila" w:cs="Kokila"/>
+          <w:sz w:val="32"/>
+          <w:szCs w:val="32"/>
+        </w:rPr>
+      </w:pPr>
+      <w:r>
+        <w:rPr>
+          <w:rFonts w:ascii="Kokila" w:hAnsi="Kokila" w:cs="Kokila"/>
+          <w:sz w:val="32"/>
+          <w:szCs w:val="32"/>
+        </w:rPr>
+        <w:t xml:space="preserve">3) </w:t>
+      </w:r>
+      <w:r>
+        <w:rPr>
+          <w:rFonts w:ascii="Kokila" w:hAnsi="Kokila" w:cs="Kokila"/>
+          <w:sz w:val="32"/>
+          <w:szCs w:val="32"/>
+          <w:cs/>
+        </w:rPr>
+        <w:t>तराईमा मनाइने हुई ओटा चाडपर्वको नाम लेख्नुहोस</w:t>
+      </w:r>
+      <w:r>
+        <w:rPr>
+          <w:rFonts w:ascii="Preeti" w:hAnsi="Preeti" w:cs="Kokila"/>
+          <w:sz w:val="32"/>
+          <w:szCs w:val="32"/>
+        </w:rPr>
+        <w:t>\</w:t>
+      </w:r>
+      <w:r>
+        <w:rPr>
+          <w:rFonts w:ascii="Preeti" w:hAnsi="Preeti" w:cs="Kokila" w:hint="cs"/>
+          <w:sz w:val="32"/>
+          <w:szCs w:val="32"/>
+          <w:cs/>
+        </w:rPr>
+        <w:t xml:space="preserve"> </w:t>
+      </w:r>
+      <w:r>
+        <w:rPr>
+          <w:rFonts w:ascii="Kokila" w:hAnsi="Kokila" w:cs="Kokila"/>
+          <w:sz w:val="32"/>
+          <w:szCs w:val="32"/>
+          <w:cs/>
+        </w:rPr>
+        <w:t>।</w:t>
+      </w:r>
+    </w:p>
+    <w:p>
+      <w:pPr>
+        <w:spacing w:after="0" w:line="240" w:lineRule="auto"/>
+        <w:rPr>
+          <w:rFonts w:ascii="Kokila" w:hAnsi="Kokila" w:cs="Kokila"/>
+          <w:sz w:val="32"/>
+          <w:szCs w:val="32"/>
+        </w:rPr>
+      </w:pPr>
+      <w:r>
+        <w:rPr>
+          <w:rFonts w:ascii="Kokila" w:hAnsi="Kokila" w:cs="Kokila"/>
+          <w:sz w:val="32"/>
+          <w:szCs w:val="32"/>
+          <w:cs/>
+        </w:rPr>
+        <w:t>४) माघी पर्वमनाउने प्रमुख जाति कुन हो</w:t>
+      </w:r>
+      <w:r>
+        <w:rPr>
+          <w:rFonts w:ascii="Kokila" w:hAnsi="Kokila" w:cs="Kokila"/>
+          <w:sz w:val="32"/>
+          <w:szCs w:val="32"/>
+        </w:rPr>
+        <w:t>?</w:t>
+      </w:r>
+    </w:p>
+    <w:p>
+      <w:pPr>
+        <w:spacing w:after="0" w:line="240" w:lineRule="auto"/>
+        <w:rPr>
+          <w:rFonts w:ascii="Kokila" w:hAnsi="Kokila" w:cs="Kokila"/>
+          <w:sz w:val="32"/>
+          <w:szCs w:val="32"/>
+        </w:rPr>
+      </w:pPr>
+      <w:r>
+        <w:rPr>
+          <w:rFonts w:ascii="Kokila" w:hAnsi="Kokila" w:cs="Kokila"/>
+          <w:sz w:val="32"/>
+          <w:szCs w:val="32"/>
+          <w:cs/>
+        </w:rPr>
+        <w:t>५) कस्तो समयलाई फुर्सदको समय भनिन्छ</w:t>
+      </w:r>
+      <w:r>
+        <w:rPr>
+          <w:rFonts w:ascii="Kokila" w:hAnsi="Kokila" w:cs="Kokila"/>
+          <w:sz w:val="32"/>
+          <w:szCs w:val="32"/>
+        </w:rPr>
+        <w:t>?</w:t>
+      </w:r>
+    </w:p>
+    <w:p>
+      <w:pPr>
+        <w:spacing w:after="0" w:line="240" w:lineRule="auto"/>
+        <w:rPr>
+          <w:rFonts w:ascii="Kokila" w:hAnsi="Kokila" w:cs="Kokila"/>
+          <w:sz w:val="32"/>
+          <w:szCs w:val="32"/>
+        </w:rPr>
+      </w:pPr>
+      <w:r>
+        <w:rPr>
+          <w:rFonts w:ascii="Kokila" w:hAnsi="Kokila" w:cs="Kokila"/>
+          <w:sz w:val="32"/>
+          <w:szCs w:val="32"/>
+          <w:cs/>
+        </w:rPr>
+        <w:t>६)</w:t>
+      </w:r>
+      <w:r>
+        <w:rPr>
+          <w:rFonts w:ascii="Kokila" w:hAnsi="Kokila" w:cs="Kokila"/>
+          <w:sz w:val="32"/>
+          <w:szCs w:val="32"/>
+        </w:rPr>
+        <w:t xml:space="preserve"> </w:t>
+      </w:r>
+      <w:r>
+        <w:rPr>
+          <w:rFonts w:ascii="Kokila" w:hAnsi="Kokila" w:cs="Kokila"/>
+          <w:sz w:val="32"/>
+          <w:szCs w:val="32"/>
+          <w:cs/>
+        </w:rPr>
+        <w:t>भानुभक्तको आचार्य जन्म कहिले भएको हो</w:t>
+      </w:r>
+      <w:r>
+        <w:rPr>
+          <w:rFonts w:ascii="Kokila" w:hAnsi="Kokila" w:cs="Kokila"/>
+          <w:sz w:val="32"/>
+          <w:szCs w:val="32"/>
+        </w:rPr>
+        <w:t>?</w:t>
+      </w:r>
+    </w:p>
+    <w:p>
+      <w:pPr>
+        <w:spacing w:after="0" w:line="240" w:lineRule="auto"/>
+        <w:rPr>
+          <w:rFonts w:ascii="Kokila" w:hAnsi="Kokila" w:cs="Kokila"/>
+          <w:sz w:val="32"/>
+          <w:szCs w:val="32"/>
+        </w:rPr>
+      </w:pPr>
+      <w:r>
+        <w:rPr>
+          <w:rFonts w:ascii="Kokila" w:hAnsi="Kokila" w:cs="Kokila"/>
+          <w:sz w:val="32"/>
+          <w:szCs w:val="32"/>
+          <w:cs/>
+        </w:rPr>
+        <w:t>‌७)</w:t>
+      </w:r>
+      <w:r>
+        <w:rPr>
+          <w:rFonts w:ascii="Kokila" w:hAnsi="Kokila" w:cs="Kokila"/>
+          <w:sz w:val="32"/>
+          <w:szCs w:val="32"/>
+        </w:rPr>
+        <w:t xml:space="preserve"> </w:t>
+      </w:r>
+      <w:r>
+        <w:rPr>
+          <w:rFonts w:ascii="Kokila" w:hAnsi="Kokila" w:cs="Kokila"/>
+          <w:sz w:val="32"/>
+          <w:szCs w:val="32"/>
+          <w:cs/>
+        </w:rPr>
+        <w:t>राजा त्रिभुवनले गरेका कुनै एउटा कार्य लेख्नुहोस</w:t>
+      </w:r>
+      <w:r>
+        <w:rPr>
+          <w:rFonts w:ascii="Preeti" w:hAnsi="Preeti" w:cs="Kokila"/>
+          <w:sz w:val="32"/>
+          <w:szCs w:val="32"/>
+        </w:rPr>
+        <w:t>\</w:t>
+      </w:r>
+      <w:r>
+        <w:rPr>
+          <w:rFonts w:ascii="Kokila" w:hAnsi="Kokila" w:cs="Kokila" w:hint="cs"/>
+          <w:sz w:val="32"/>
+          <w:szCs w:val="32"/>
+          <w:cs/>
+        </w:rPr>
+        <w:t xml:space="preserve"> </w:t>
+      </w:r>
+      <w:r>
+        <w:rPr>
+          <w:rFonts w:ascii="Kokila" w:hAnsi="Kokila" w:cs="Kokila"/>
+          <w:sz w:val="32"/>
+          <w:szCs w:val="32"/>
+          <w:cs/>
+        </w:rPr>
+        <w:t>।</w:t>
+      </w:r>
+    </w:p>
+    <w:p>
+      <w:pPr>
+        <w:spacing w:after="0" w:line="240" w:lineRule="auto"/>
+        <w:rPr>
+          <w:rFonts w:ascii="Kokila" w:hAnsi="Kokila" w:cs="Kokila"/>
+          <w:sz w:val="32"/>
+          <w:szCs w:val="32"/>
+        </w:rPr>
+      </w:pPr>
+      <w:r>
+        <w:rPr>
+          <w:rFonts w:ascii="Kokila" w:hAnsi="Kokila" w:cs="Kokila"/>
+          <w:sz w:val="32"/>
+          <w:szCs w:val="32"/>
+          <w:cs/>
+        </w:rPr>
+        <w:t>८)</w:t>
+      </w:r>
+      <w:r>
+        <w:rPr>
+          <w:rFonts w:ascii="Kokila" w:hAnsi="Kokila" w:cs="Kokila"/>
+          <w:sz w:val="32"/>
+          <w:szCs w:val="32"/>
+        </w:rPr>
+        <w:t xml:space="preserve"> </w:t>
+      </w:r>
+      <w:r>
+        <w:rPr>
+          <w:rFonts w:ascii="Kokila" w:hAnsi="Kokila" w:cs="Kokila"/>
+          <w:sz w:val="32"/>
+          <w:szCs w:val="32"/>
+          <w:cs/>
+        </w:rPr>
+        <w:t xml:space="preserve">हिमाली प्रदेशमा कति ओटा जिल्ला छन् </w:t>
+      </w:r>
+      <w:r>
+        <w:rPr>
+          <w:rFonts w:ascii="Kokila" w:hAnsi="Kokila" w:cs="Kokila"/>
+          <w:sz w:val="32"/>
+          <w:szCs w:val="32"/>
+        </w:rPr>
+        <w:t>?</w:t>
+      </w:r>
+    </w:p>
+    <w:p>
+      <w:pPr>
+        <w:spacing w:after="0" w:line="240" w:lineRule="auto"/>
+        <w:rPr>
+          <w:rFonts w:ascii="Kokila" w:hAnsi="Kokila" w:cs="Kokila"/>
+          <w:b/>
+          <w:bCs/>
+          <w:sz w:val="32"/>
+          <w:szCs w:val="32"/>
+        </w:rPr>
+      </w:pPr>
+      <w:r>
+        <w:rPr>
+          <w:rFonts w:ascii="Kokila" w:hAnsi="Kokila" w:cs="Kokila"/>
+          <w:b/>
+          <w:bCs/>
+          <w:sz w:val="32"/>
+          <w:szCs w:val="32"/>
+          <w:cs/>
+        </w:rPr>
+        <w:t>छोटो प्रश्नको उत्तर दिनुहोस</w:t>
+      </w:r>
+      <w:r>
+        <w:rPr>
+          <w:rFonts w:ascii="Preeti" w:hAnsi="Preeti" w:cs="Kokila"/>
+          <w:b/>
+          <w:bCs/>
+          <w:sz w:val="32"/>
+          <w:szCs w:val="32"/>
+        </w:rPr>
+        <w:t>\</w:t>
+      </w:r>
+      <w:r>
+        <w:rPr>
+          <w:rFonts w:ascii="Kokila" w:hAnsi="Kokila" w:cs="Kokila"/>
+          <w:b/>
+          <w:bCs/>
+          <w:sz w:val="32"/>
+          <w:szCs w:val="32"/>
+        </w:rPr>
+        <w:t xml:space="preserve"> </w:t>
+      </w:r>
+      <w:r>
+        <w:rPr>
+          <w:rFonts w:ascii="Kokila" w:hAnsi="Kokila" w:cs="Kokila"/>
+          <w:sz w:val="32"/>
+          <w:szCs w:val="32"/>
+          <w:cs/>
+        </w:rPr>
+        <w:t>।</w:t>
+      </w:r>
+      <w:r>
+        <w:rPr>
+          <w:rFonts w:ascii="Kokila" w:hAnsi="Kokila" w:cs="Kokila"/>
+          <w:sz w:val="32"/>
+          <w:szCs w:val="32"/>
+        </w:rPr>
+        <w:tab/>
+      </w:r>
+      <w:r>
+        <w:rPr>
+          <w:rFonts w:ascii="Kokila" w:hAnsi="Kokila" w:cs="Kokila"/>
+          <w:sz w:val="32"/>
+          <w:szCs w:val="32"/>
+        </w:rPr>
+        <w:tab/>
+      </w:r>
+      <w:r>
+        <w:rPr>
+          <w:rFonts w:ascii="Kokila" w:hAnsi="Kokila" w:cs="Kokila"/>
+          <w:sz w:val="32"/>
+          <w:szCs w:val="32"/>
+        </w:rPr>
+        <w:tab/>
+      </w:r>
+      <w:r>
+        <w:rPr>
+          <w:rFonts w:ascii="Kokila" w:hAnsi="Kokila" w:cs="Kokila"/>
+          <w:sz w:val="32"/>
+          <w:szCs w:val="32"/>
+        </w:rPr>
+        <w:tab/>
+      </w:r>
+      <w:r>
+        <w:rPr>
+          <w:rFonts w:ascii="Kokila" w:hAnsi="Kokila" w:cs="Kokila"/>
+          <w:sz w:val="32"/>
+          <w:szCs w:val="32"/>
+        </w:rPr>
+        <w:tab/>
+      </w:r>
+      <w:r>
+        <w:rPr>
+          <w:rFonts w:ascii="Kokila" w:hAnsi="Kokila" w:cs="Kokila"/>
+          <w:sz w:val="32"/>
+          <w:szCs w:val="32"/>
+        </w:rPr>
+        <w:tab/>
+      </w:r>
+      <w:r>
+        <w:rPr>
+          <w:rFonts w:ascii="Kokila" w:hAnsi="Kokila" w:cs="Kokila"/>
+          <w:b/>
+          <w:bCs/>
+          <w:sz w:val="32"/>
+          <w:szCs w:val="32"/>
+        </w:rPr>
+        <w:t>(</w:t>
+      </w:r>
+      <w:r>
+        <w:rPr>
+          <w:rFonts w:ascii="Kokila" w:hAnsi="Kokila" w:cs="Kokila" w:hint="cs"/>
+          <w:b/>
+          <w:bCs/>
+          <w:sz w:val="32"/>
+          <w:szCs w:val="32"/>
+          <w:cs/>
+        </w:rPr>
+        <w:t>९</w:t>
+      </w:r>
+      <w:r>
+        <w:rPr>
+          <w:rFonts w:ascii="Kokila" w:hAnsi="Kokila" w:cs="Kokila"/>
+          <w:b/>
+          <w:bCs/>
+          <w:sz w:val="32"/>
+          <w:szCs w:val="32"/>
+          <w:cs/>
+        </w:rPr>
+        <w:t>×</w:t>
+      </w:r>
+      <w:r>
+        <w:rPr>
+          <w:rFonts w:ascii="Kokila" w:hAnsi="Kokila" w:cs="Kokila" w:hint="cs"/>
+          <w:b/>
+          <w:bCs/>
+          <w:sz w:val="32"/>
+          <w:szCs w:val="32"/>
+          <w:cs/>
+        </w:rPr>
+        <w:t>२=१८</w:t>
+      </w:r>
+      <w:r>
+        <w:rPr>
+          <w:rFonts w:ascii="Kokila" w:hAnsi="Kokila" w:cs="Kokila"/>
+          <w:b/>
+          <w:bCs/>
+          <w:sz w:val="32"/>
+          <w:szCs w:val="32"/>
+        </w:rPr>
+        <w:t>)</w:t>
+      </w:r>
+    </w:p>
+    <w:p>
+      <w:pPr>
+        <w:spacing w:after="0" w:line="240" w:lineRule="auto"/>
+        <w:rPr>
+          <w:rFonts w:ascii="Kokila" w:hAnsi="Kokila" w:cs="Kokila"/>
+          <w:sz w:val="32"/>
+          <w:szCs w:val="32"/>
+        </w:rPr>
+      </w:pPr>
+      <w:r>
+        <w:rPr>
+          <w:rFonts w:ascii="Kokila" w:hAnsi="Kokila" w:cs="Kokila"/>
+          <w:sz w:val="32"/>
+          <w:szCs w:val="32"/>
+          <w:cs/>
+        </w:rPr>
+        <w:t>१)</w:t>
+      </w:r>
+      <w:r>
+        <w:rPr>
+          <w:rFonts w:ascii="Kokila" w:hAnsi="Kokila" w:cs="Kokila"/>
+          <w:sz w:val="32"/>
+          <w:szCs w:val="32"/>
+        </w:rPr>
+        <w:t xml:space="preserve"> </w:t>
+      </w:r>
+      <w:r>
+        <w:rPr>
+          <w:rFonts w:ascii="Kokila" w:hAnsi="Kokila" w:cs="Kokila"/>
+          <w:sz w:val="32"/>
+          <w:szCs w:val="32"/>
+          <w:cs/>
+        </w:rPr>
+        <w:t>समुदायमा मिलेर काम गर्दा</w:t>
+      </w:r>
+      <w:r>
+        <w:rPr>
+          <w:rFonts w:ascii="Kokila" w:hAnsi="Kokila" w:cs="Kokila"/>
+          <w:sz w:val="32"/>
+          <w:szCs w:val="32"/>
+        </w:rPr>
+        <w:t xml:space="preserve">  </w:t>
+      </w:r>
+      <w:r>
+        <w:rPr>
+          <w:rFonts w:ascii="Kokila" w:hAnsi="Kokila" w:cs="Kokila"/>
+          <w:sz w:val="32"/>
+          <w:szCs w:val="32"/>
+          <w:cs/>
+        </w:rPr>
+        <w:t>हुने फाइदा लेख्नुहोस</w:t>
+      </w:r>
+      <w:r>
+        <w:rPr>
+          <w:rFonts w:ascii="Preeti" w:hAnsi="Preeti" w:cs="Kokila"/>
+          <w:sz w:val="32"/>
+          <w:szCs w:val="32"/>
+        </w:rPr>
+        <w:t>\</w:t>
+      </w:r>
+      <w:r>
+        <w:rPr>
+          <w:rFonts w:ascii="Kokila" w:hAnsi="Kokila" w:cs="Kokila"/>
+          <w:sz w:val="32"/>
+          <w:szCs w:val="32"/>
+        </w:rPr>
+        <w:t xml:space="preserve"> </w:t>
+      </w:r>
+      <w:r>
+        <w:rPr>
+          <w:rFonts w:ascii="Kokila" w:hAnsi="Kokila" w:cs="Kokila"/>
+          <w:sz w:val="32"/>
+          <w:szCs w:val="32"/>
+          <w:cs/>
+        </w:rPr>
+        <w:t>।</w:t>
+      </w:r>
+    </w:p>
+    <w:p>
+      <w:pPr>
+        <w:spacing w:after="0" w:line="240" w:lineRule="auto"/>
+        <w:rPr>
+          <w:rFonts w:ascii="Kokila" w:hAnsi="Kokila" w:cs="Kokila"/>
+          <w:sz w:val="32"/>
+          <w:szCs w:val="32"/>
+        </w:rPr>
+      </w:pPr>
+      <w:r>
+        <w:rPr>
+          <w:rFonts w:ascii="Kokila" w:hAnsi="Kokila" w:cs="Kokila"/>
+          <w:sz w:val="32"/>
+          <w:szCs w:val="32"/>
+          <w:cs/>
+        </w:rPr>
+        <w:t>२)</w:t>
+      </w:r>
+      <w:r>
+        <w:rPr>
+          <w:rFonts w:ascii="Kokila" w:hAnsi="Kokila" w:cs="Kokila"/>
+          <w:sz w:val="32"/>
+          <w:szCs w:val="32"/>
+        </w:rPr>
+        <w:t xml:space="preserve"> </w:t>
+      </w:r>
+      <w:r>
+        <w:rPr>
+          <w:rFonts w:ascii="Kokila" w:hAnsi="Kokila" w:cs="Kokila"/>
+          <w:sz w:val="32"/>
+          <w:szCs w:val="32"/>
+          <w:cs/>
+        </w:rPr>
+        <w:t>हिमाली भेगका परिकारहरुको नाम लेख्नुहोस</w:t>
+      </w:r>
+      <w:r>
+        <w:rPr>
+          <w:rFonts w:ascii="Preeti" w:hAnsi="Preeti" w:cs="Kokila"/>
+          <w:sz w:val="32"/>
+          <w:szCs w:val="32"/>
+        </w:rPr>
+        <w:t>\</w:t>
+      </w:r>
+      <w:r>
+        <w:rPr>
+          <w:rFonts w:ascii="Kokila" w:hAnsi="Kokila" w:cs="Kokila"/>
+          <w:sz w:val="32"/>
+          <w:szCs w:val="32"/>
+        </w:rPr>
+        <w:t xml:space="preserve"> </w:t>
+      </w:r>
+      <w:r>
+        <w:rPr>
+          <w:rFonts w:ascii="Kokila" w:hAnsi="Kokila" w:cs="Kokila"/>
+          <w:sz w:val="32"/>
+          <w:szCs w:val="32"/>
+          <w:cs/>
+        </w:rPr>
+        <w:t>।</w:t>
+      </w:r>
+    </w:p>
+    <w:p>
+      <w:pPr>
+        <w:spacing w:after="0" w:line="240" w:lineRule="auto"/>
+        <w:rPr>
+          <w:rFonts w:ascii="Kokila" w:hAnsi="Kokila" w:cs="Kokila"/>
+          <w:sz w:val="32"/>
+          <w:szCs w:val="32"/>
+        </w:rPr>
+      </w:pPr>
+      <w:r>
+        <w:rPr>
+          <w:rFonts w:ascii="Kokila" w:hAnsi="Kokila" w:cs="Kokila"/>
+          <w:sz w:val="32"/>
+          <w:szCs w:val="32"/>
+          <w:cs/>
+        </w:rPr>
+        <w:t>३</w:t>
+      </w:r>
+      <w:r>
+        <w:rPr>
+          <w:rFonts w:ascii="Kokila" w:hAnsi="Kokila" w:cs="Kokila"/>
+          <w:sz w:val="32"/>
+          <w:szCs w:val="32"/>
+        </w:rPr>
+        <w:t xml:space="preserve">) </w:t>
+      </w:r>
+      <w:r>
+        <w:rPr>
+          <w:rFonts w:ascii="Kokila" w:hAnsi="Kokila" w:cs="Kokila"/>
+          <w:sz w:val="32"/>
+          <w:szCs w:val="32"/>
+          <w:cs/>
+        </w:rPr>
+        <w:t>हामीले किन असल कार्य गर्नुपर्छ</w:t>
+      </w:r>
+      <w:r>
+        <w:rPr>
+          <w:rFonts w:ascii="Kokila" w:hAnsi="Kokila" w:cs="Kokila"/>
+          <w:sz w:val="32"/>
+          <w:szCs w:val="32"/>
+        </w:rPr>
+        <w:t xml:space="preserve"> ?</w:t>
+      </w:r>
+    </w:p>
+    <w:p>
+      <w:pPr>
+        <w:spacing w:after="0" w:line="240" w:lineRule="auto"/>
+        <w:rPr>
+          <w:rFonts w:ascii="Kokila" w:hAnsi="Kokila" w:cs="Kokila"/>
+          <w:sz w:val="32"/>
+          <w:szCs w:val="32"/>
+        </w:rPr>
+      </w:pPr>
+      <w:r>
+        <w:rPr>
+          <w:rFonts w:ascii="Kokila" w:hAnsi="Kokila" w:cs="Kokila"/>
+          <w:sz w:val="32"/>
+          <w:szCs w:val="32"/>
+          <w:cs/>
+        </w:rPr>
+        <w:t>४)</w:t>
+      </w:r>
+      <w:r>
+        <w:rPr>
+          <w:rFonts w:ascii="Kokila" w:hAnsi="Kokila" w:cs="Kokila" w:hint="cs"/>
+          <w:sz w:val="32"/>
+          <w:szCs w:val="32"/>
+          <w:cs/>
+        </w:rPr>
+        <w:t xml:space="preserve"> तराई प्रेदेशको हावा पानी कस्तो हुन्छ </w:t>
+      </w:r>
+      <w:r>
+        <w:rPr>
+          <w:rFonts w:ascii="Kokila" w:hAnsi="Kokila" w:cs="Kokila"/>
+          <w:sz w:val="32"/>
+          <w:szCs w:val="32"/>
+        </w:rPr>
+        <w:t>?</w:t>
+      </w:r>
+    </w:p>
+    <w:p>
+      <w:pPr>
+        <w:spacing w:after="0" w:line="240" w:lineRule="auto"/>
+        <w:rPr>
+          <w:rFonts w:ascii="Kokila" w:hAnsi="Kokila" w:cs="Kokila"/>
+          <w:sz w:val="32"/>
+          <w:szCs w:val="32"/>
+        </w:rPr>
+      </w:pPr>
+      <w:r>
+        <w:rPr>
+          <w:rFonts w:ascii="Kokila" w:hAnsi="Kokila" w:cs="Kokila"/>
+          <w:sz w:val="32"/>
+          <w:szCs w:val="32"/>
+          <w:cs/>
+        </w:rPr>
+        <w:t>५)</w:t>
+      </w:r>
+      <w:r>
+        <w:rPr>
+          <w:rFonts w:ascii="Kokila" w:hAnsi="Kokila" w:cs="Kokila"/>
+          <w:sz w:val="32"/>
+          <w:szCs w:val="32"/>
+        </w:rPr>
+        <w:t xml:space="preserve"> </w:t>
+      </w:r>
+      <w:r>
+        <w:rPr>
+          <w:rFonts w:ascii="Kokila" w:hAnsi="Kokila" w:cs="Kokila"/>
+          <w:sz w:val="32"/>
+          <w:szCs w:val="32"/>
+          <w:cs/>
+        </w:rPr>
+        <w:t>धार्मिक सम्पदाको संरक्षण गर्ने तरिका बुदाँगत रुपमा लेख्नुहोस</w:t>
+      </w:r>
+      <w:r>
+        <w:rPr>
+          <w:rFonts w:ascii="Preeti" w:hAnsi="Preeti" w:cs="Kokila"/>
+          <w:sz w:val="32"/>
+          <w:szCs w:val="32"/>
+        </w:rPr>
+        <w:t>\</w:t>
+      </w:r>
+      <w:r>
+        <w:rPr>
+          <w:rFonts w:ascii="Kokila" w:hAnsi="Kokila" w:cs="Kokila"/>
+          <w:sz w:val="32"/>
+          <w:szCs w:val="32"/>
+          <w:cs/>
+        </w:rPr>
+        <w:t xml:space="preserve"> ।</w:t>
+      </w:r>
+    </w:p>
+    <w:p>
+      <w:pPr>
+        <w:spacing w:after="0" w:line="240" w:lineRule="auto"/>
+        <w:rPr>
+          <w:rFonts w:ascii="Kokila" w:hAnsi="Kokila" w:cs="Kokila"/>
+          <w:sz w:val="32"/>
+          <w:szCs w:val="32"/>
+        </w:rPr>
+      </w:pPr>
+      <w:r>
+        <w:rPr>
+          <w:rFonts w:ascii="Kokila" w:hAnsi="Kokila" w:cs="Kokila"/>
+          <w:sz w:val="32"/>
+          <w:szCs w:val="32"/>
+          <w:cs/>
+        </w:rPr>
+        <w:t>६)</w:t>
+      </w:r>
+      <w:r>
+        <w:rPr>
+          <w:rFonts w:ascii="Kokila" w:hAnsi="Kokila" w:cs="Kokila"/>
+          <w:sz w:val="32"/>
+          <w:szCs w:val="32"/>
+        </w:rPr>
+        <w:t xml:space="preserve"> </w:t>
+      </w:r>
+      <w:r>
+        <w:rPr>
+          <w:rFonts w:ascii="Kokila" w:hAnsi="Kokila" w:cs="Kokila"/>
+          <w:sz w:val="32"/>
+          <w:szCs w:val="32"/>
+          <w:cs/>
+        </w:rPr>
+        <w:t>तपाईको समुदायका मानिसले मनाउने चाडपर्वहरूको</w:t>
+      </w:r>
+      <w:r>
+        <w:rPr>
+          <w:rFonts w:ascii="Kokila" w:hAnsi="Kokila" w:cs="Kokila"/>
+          <w:sz w:val="32"/>
+          <w:szCs w:val="32"/>
+        </w:rPr>
+        <w:t xml:space="preserve"> </w:t>
+      </w:r>
+      <w:r>
+        <w:rPr>
+          <w:rFonts w:ascii="Kokila" w:hAnsi="Kokila" w:cs="Kokila"/>
+          <w:sz w:val="32"/>
+          <w:szCs w:val="32"/>
+          <w:cs/>
+        </w:rPr>
+        <w:t>सूची वनाउनु‌होस</w:t>
+      </w:r>
+      <w:r>
+        <w:rPr>
+          <w:rFonts w:ascii="Preeti" w:hAnsi="Preeti" w:cs="Kokila"/>
+          <w:sz w:val="32"/>
+          <w:szCs w:val="32"/>
+        </w:rPr>
+        <w:t>\</w:t>
+      </w:r>
+      <w:r>
+        <w:rPr>
+          <w:rFonts w:ascii="Kokila" w:hAnsi="Kokila" w:cs="Kokila"/>
+          <w:sz w:val="32"/>
+          <w:szCs w:val="32"/>
+          <w:cs/>
+        </w:rPr>
+        <w:t xml:space="preserve"> ।</w:t>
+      </w:r>
+    </w:p>
+    <w:p>
+      <w:pPr>
+        <w:spacing w:after="0" w:line="240" w:lineRule="auto"/>
+        <w:rPr>
+          <w:rFonts w:ascii="Kokila" w:hAnsi="Kokila" w:cs="Kokila"/>
+          <w:sz w:val="32"/>
+          <w:szCs w:val="32"/>
+        </w:rPr>
+      </w:pPr>
+      <w:r>
+        <w:rPr>
+          <w:rFonts w:ascii="Kokila" w:hAnsi="Kokila" w:cs="Kokila"/>
+          <w:sz w:val="32"/>
+          <w:szCs w:val="32"/>
+          <w:cs/>
+        </w:rPr>
+        <w:t>७)</w:t>
+      </w:r>
+      <w:r>
+        <w:rPr>
+          <w:rFonts w:ascii="Kokila" w:hAnsi="Kokila" w:cs="Kokila"/>
+          <w:sz w:val="32"/>
+          <w:szCs w:val="32"/>
+        </w:rPr>
+        <w:t xml:space="preserve"> </w:t>
+      </w:r>
+      <w:r>
+        <w:rPr>
+          <w:rFonts w:ascii="Kokila" w:hAnsi="Kokila" w:cs="Kokila"/>
+          <w:sz w:val="32"/>
+          <w:szCs w:val="32"/>
+          <w:cs/>
+        </w:rPr>
+        <w:t>ऐतिहासिक सम्पदाको महत्तो लेख्नुहोस</w:t>
+      </w:r>
+      <w:r>
+        <w:rPr>
+          <w:rFonts w:ascii="Preeti" w:hAnsi="Preeti" w:cs="Kokila"/>
+          <w:sz w:val="32"/>
+          <w:szCs w:val="32"/>
+        </w:rPr>
+        <w:t>\</w:t>
+      </w:r>
+      <w:r>
+        <w:rPr>
+          <w:rFonts w:ascii="Kokila" w:hAnsi="Kokila" w:cs="Kokila"/>
+          <w:sz w:val="32"/>
+          <w:szCs w:val="32"/>
+        </w:rPr>
+        <w:t xml:space="preserve"> </w:t>
+      </w:r>
+      <w:r>
+        <w:rPr>
+          <w:rFonts w:ascii="Kokila" w:hAnsi="Kokila" w:cs="Kokila"/>
+          <w:sz w:val="32"/>
+          <w:szCs w:val="32"/>
+          <w:cs/>
+        </w:rPr>
+        <w:t>।</w:t>
+      </w:r>
+    </w:p>
+    <w:p>
+      <w:pPr>
+        <w:spacing w:after="0" w:line="240" w:lineRule="auto"/>
+        <w:rPr>
+          <w:rFonts w:ascii="Kokila" w:hAnsi="Kokila" w:cs="Kokila"/>
+          <w:sz w:val="32"/>
+          <w:szCs w:val="32"/>
+        </w:rPr>
+      </w:pPr>
+      <w:r>
+        <w:rPr>
+          <w:rFonts w:ascii="Kokila" w:hAnsi="Kokila" w:cs="Kokila"/>
+          <w:sz w:val="32"/>
+          <w:szCs w:val="32"/>
+          <w:cs/>
+        </w:rPr>
+        <w:t>८)</w:t>
+      </w:r>
+      <w:r>
+        <w:rPr>
+          <w:rFonts w:ascii="Kokila" w:hAnsi="Kokila" w:cs="Kokila"/>
+          <w:sz w:val="32"/>
+          <w:szCs w:val="32"/>
+        </w:rPr>
+        <w:t xml:space="preserve"> </w:t>
+      </w:r>
+      <w:r>
+        <w:rPr>
+          <w:rFonts w:ascii="Kokila" w:hAnsi="Kokila" w:cs="Kokila"/>
+          <w:sz w:val="32"/>
+          <w:szCs w:val="32"/>
+          <w:cs/>
+        </w:rPr>
+        <w:t>पहाडी प्रदेशका प्रमुख आर्थिक क्रियाकलाप लेख्नुहोस</w:t>
+      </w:r>
+      <w:r>
+        <w:rPr>
+          <w:rFonts w:ascii="Preeti" w:hAnsi="Preeti" w:cs="Kokila"/>
+          <w:sz w:val="32"/>
+          <w:szCs w:val="32"/>
+        </w:rPr>
+        <w:t>\</w:t>
+      </w:r>
+      <w:r>
+        <w:rPr>
+          <w:rFonts w:ascii="Kokila" w:hAnsi="Kokila" w:cs="Kokila"/>
+          <w:sz w:val="32"/>
+          <w:szCs w:val="32"/>
+        </w:rPr>
+        <w:t xml:space="preserve"> </w:t>
+      </w:r>
+      <w:r>
+        <w:rPr>
+          <w:rFonts w:ascii="Kokila" w:hAnsi="Kokila" w:cs="Kokila" w:hint="cs"/>
+          <w:sz w:val="32"/>
+          <w:szCs w:val="32"/>
+          <w:cs/>
+        </w:rPr>
+        <w:t xml:space="preserve"> </w:t>
+      </w:r>
+      <w:r>
+        <w:rPr>
+          <w:rFonts w:ascii="Kokila" w:hAnsi="Kokila" w:cs="Kokila"/>
+          <w:sz w:val="32"/>
+          <w:szCs w:val="32"/>
+          <w:cs/>
+        </w:rPr>
+        <w:t>।</w:t>
+      </w:r>
+    </w:p>
+    <w:p>
+      <w:pPr>
+        <w:spacing w:after="0" w:line="240" w:lineRule="auto"/>
+        <w:rPr>
+          <w:rFonts w:ascii="Kokila" w:hAnsi="Kokila" w:cs="Kokila"/>
+          <w:sz w:val="32"/>
+          <w:szCs w:val="32"/>
+        </w:rPr>
+      </w:pPr>
+      <w:r>
+        <w:rPr>
+          <w:rFonts w:ascii="Kokila" w:hAnsi="Kokila" w:cs="Kokila"/>
+          <w:sz w:val="32"/>
+          <w:szCs w:val="32"/>
+          <w:cs/>
+        </w:rPr>
+        <w:t>९)</w:t>
+      </w:r>
+      <w:r>
+        <w:rPr>
+          <w:rFonts w:ascii="Kokila" w:hAnsi="Kokila" w:cs="Kokila"/>
+          <w:sz w:val="32"/>
+          <w:szCs w:val="32"/>
+        </w:rPr>
+        <w:t xml:space="preserve"> </w:t>
+      </w:r>
+      <w:r>
+        <w:rPr>
+          <w:rFonts w:ascii="Kokila" w:hAnsi="Kokila" w:cs="Kokila"/>
+          <w:sz w:val="32"/>
+          <w:szCs w:val="32"/>
+          <w:cs/>
+        </w:rPr>
+        <w:t>ग्रह र उपग्रह बिच फरक छुट्‌याउनुहोस</w:t>
+      </w:r>
+      <w:r>
+        <w:rPr>
+          <w:rFonts w:ascii="Preeti" w:hAnsi="Preeti" w:cs="Kokila"/>
+          <w:sz w:val="32"/>
+          <w:szCs w:val="32"/>
+        </w:rPr>
+        <w:t>\</w:t>
+      </w:r>
+      <w:r>
+        <w:rPr>
+          <w:rFonts w:ascii="Kokila" w:hAnsi="Kokila" w:cs="Kokila"/>
+          <w:sz w:val="32"/>
+          <w:szCs w:val="32"/>
+          <w:cs/>
+        </w:rPr>
+        <w:t xml:space="preserve"> </w:t>
+      </w:r>
+      <w:r>
+        <w:rPr>
+          <w:rFonts w:ascii="Kokila" w:hAnsi="Kokila" w:cs="Kokila"/>
+          <w:sz w:val="32"/>
+          <w:szCs w:val="32"/>
+        </w:rPr>
+        <w:t>?</w:t>
+      </w:r>
+    </w:p>
+    <w:p>
+      <w:pPr>
+        <w:spacing w:after="0" w:line="240" w:lineRule="auto"/>
+        <w:rPr>
+          <w:rFonts w:ascii="Kokila" w:hAnsi="Kokila" w:cs="Kokila"/>
+          <w:b/>
+          <w:bCs/>
+          <w:sz w:val="32"/>
+          <w:szCs w:val="32"/>
+        </w:rPr>
+      </w:pPr>
+      <w:r>
+        <w:rPr>
+          <w:rFonts w:ascii="Kokila" w:hAnsi="Kokila" w:cs="Kokila"/>
+          <w:b/>
+          <w:bCs/>
+          <w:sz w:val="32"/>
+          <w:szCs w:val="32"/>
+          <w:cs/>
+        </w:rPr>
+        <w:t>लामो प्रश्नको उत्तर दिनुहोस</w:t>
+      </w:r>
+      <w:r>
+        <w:rPr>
+          <w:rFonts w:ascii="Preeti" w:hAnsi="Preeti" w:cs="Kokila"/>
+          <w:b/>
+          <w:bCs/>
+          <w:sz w:val="32"/>
+          <w:szCs w:val="32"/>
+        </w:rPr>
+        <w:t>\</w:t>
+      </w:r>
+      <w:r>
+        <w:rPr>
+          <w:rFonts w:ascii="Kokila" w:hAnsi="Kokila" w:cs="Kokila"/>
+          <w:b/>
+          <w:bCs/>
+          <w:sz w:val="32"/>
+          <w:szCs w:val="32"/>
+        </w:rPr>
+        <w:t> </w:t>
+      </w:r>
+      <w:r>
+        <w:rPr>
+          <w:rFonts w:ascii="Kokila" w:hAnsi="Kokila" w:cs="Kokila"/>
+          <w:sz w:val="32"/>
+          <w:szCs w:val="32"/>
+          <w:cs/>
+        </w:rPr>
+        <w:t>।</w:t>
+      </w:r>
+      <w:r>
+        <w:rPr>
+          <w:rFonts w:ascii="Kokila" w:hAnsi="Kokila" w:cs="Kokila"/>
+          <w:sz w:val="32"/>
+          <w:szCs w:val="32"/>
+        </w:rPr>
+        <w:tab/>
+      </w:r>
+      <w:r>
+        <w:rPr>
+          <w:rFonts w:ascii="Kokila" w:hAnsi="Kokila" w:cs="Kokila"/>
+          <w:sz w:val="32"/>
+          <w:szCs w:val="32"/>
+        </w:rPr>
+        <w:tab/>
+      </w:r>
+      <w:r>
+        <w:rPr>
+          <w:rFonts w:ascii="Kokila" w:hAnsi="Kokila" w:cs="Kokila"/>
+          <w:sz w:val="32"/>
+          <w:szCs w:val="32"/>
+        </w:rPr>
+        <w:tab/>
+      </w:r>
+      <w:r>
+        <w:rPr>
+          <w:rFonts w:ascii="Kokila" w:hAnsi="Kokila" w:cs="Kokila"/>
+          <w:sz w:val="32"/>
+          <w:szCs w:val="32"/>
+        </w:rPr>
+        <w:tab/>
+      </w:r>
+      <w:r>
+        <w:rPr>
+          <w:rFonts w:ascii="Kokila" w:hAnsi="Kokila" w:cs="Kokila"/>
+          <w:sz w:val="32"/>
+          <w:szCs w:val="32"/>
+        </w:rPr>
+        <w:tab/>
+      </w:r>
+      <w:r>
+        <w:rPr>
+          <w:rFonts w:ascii="Kokila" w:hAnsi="Kokila" w:cs="Kokila"/>
+          <w:sz w:val="32"/>
+          <w:szCs w:val="32"/>
+        </w:rPr>
+        <w:tab/>
+      </w:r>
+      <w:r>
+        <w:rPr>
+          <w:rFonts w:ascii="Kokila" w:hAnsi="Kokila" w:cs="Kokila"/>
+          <w:b/>
+          <w:bCs/>
+          <w:sz w:val="32"/>
+          <w:szCs w:val="32"/>
+        </w:rPr>
+        <w:t>(</w:t>
+      </w:r>
+      <w:r>
+        <w:rPr>
+          <w:rFonts w:ascii="Kokila" w:hAnsi="Kokila" w:cs="Kokila" w:hint="cs"/>
+          <w:b/>
+          <w:bCs/>
+          <w:sz w:val="32"/>
+          <w:szCs w:val="32"/>
+          <w:cs/>
+        </w:rPr>
+        <w:t>३</w:t>
+      </w:r>
+      <w:r>
+        <w:rPr>
+          <w:rFonts w:ascii="Kokila" w:hAnsi="Kokila" w:cs="Kokila"/>
+          <w:b/>
+          <w:bCs/>
+          <w:sz w:val="32"/>
+          <w:szCs w:val="32"/>
+          <w:cs/>
+        </w:rPr>
+        <w:t>×</w:t>
+      </w:r>
+      <w:r>
+        <w:rPr>
+          <w:rFonts w:ascii="Kokila" w:hAnsi="Kokila" w:cs="Kokila" w:hint="cs"/>
+          <w:b/>
+          <w:bCs/>
+          <w:sz w:val="32"/>
+          <w:szCs w:val="32"/>
+          <w:cs/>
+        </w:rPr>
+        <w:t>५=१५</w:t>
+      </w:r>
+      <w:r>
+        <w:rPr>
+          <w:rFonts w:ascii="Kokila" w:hAnsi="Kokila" w:cs="Kokila"/>
+          <w:b/>
+          <w:bCs/>
+          <w:sz w:val="32"/>
+          <w:szCs w:val="32"/>
+        </w:rPr>
+        <w:t>)</w:t>
+      </w:r>
+    </w:p>
+    <w:p>
+      <w:pPr>
+        <w:spacing w:after="0" w:line="240" w:lineRule="auto"/>
+        <w:rPr>
+          <w:rFonts w:ascii="Kokila" w:hAnsi="Kokila" w:cs="Kokila"/>
+          <w:sz w:val="32"/>
+          <w:szCs w:val="32"/>
+        </w:rPr>
+      </w:pPr>
+      <w:r>
+        <w:rPr>
+          <w:rFonts w:ascii="Kokila" w:hAnsi="Kokila" w:cs="Kokila"/>
+          <w:sz w:val="32"/>
+          <w:szCs w:val="32"/>
+          <w:cs/>
+        </w:rPr>
+        <w:t>१) नेपालमा कति प्रकारका माटो पाइन्छ ति के के हुन्</w:t>
+      </w:r>
+      <w:r>
+        <w:rPr>
+          <w:rFonts w:ascii="Kokila" w:hAnsi="Kokila" w:cs="Kokila" w:hint="cs"/>
+          <w:sz w:val="32"/>
+          <w:szCs w:val="32"/>
+          <w:cs/>
+        </w:rPr>
+        <w:t xml:space="preserve"> र त्येसको बिशेषता लेख्नुहोस् </w:t>
+      </w:r>
+      <w:r>
+        <w:rPr>
+          <w:rFonts w:ascii="Kokila" w:hAnsi="Kokila" w:cs="Kokila"/>
+          <w:sz w:val="32"/>
+          <w:szCs w:val="32"/>
+        </w:rPr>
+        <w:t>?</w:t>
+      </w:r>
+    </w:p>
+    <w:p>
+      <w:pPr>
+        <w:spacing w:after="0" w:line="240" w:lineRule="auto"/>
+        <w:ind w:left="360" w:hanging="360"/>
+        <w:rPr>
+          <w:rFonts w:ascii="Kokila" w:hAnsi="Kokila" w:cs="Kokila"/>
+          <w:sz w:val="32"/>
+          <w:szCs w:val="32"/>
+        </w:rPr>
+      </w:pPr>
+      <w:r>
+        <w:rPr>
+          <w:rFonts w:ascii="Kokila" w:hAnsi="Kokila" w:cs="Kokila"/>
+          <w:sz w:val="32"/>
+          <w:szCs w:val="32"/>
+          <w:cs/>
+        </w:rPr>
+        <w:t>२)</w:t>
+      </w:r>
+      <w:r>
+        <w:rPr>
+          <w:rFonts w:ascii="Kokila" w:hAnsi="Kokila" w:cs="Kokila"/>
+          <w:sz w:val="32"/>
+          <w:szCs w:val="32"/>
+        </w:rPr>
+        <w:t xml:space="preserve"> </w:t>
+      </w:r>
+      <w:r>
+        <w:rPr>
+          <w:rFonts w:ascii="Kokila" w:hAnsi="Kokila" w:cs="Kokila"/>
+          <w:sz w:val="32"/>
+          <w:szCs w:val="32"/>
+          <w:cs/>
+        </w:rPr>
+        <w:t>हिमाली प्रदेश र पहाडी प्रदेशका मानिसहरूको जनजीवन बिचको फरक तालिकामा देखाउनुहोस</w:t>
+      </w:r>
+      <w:r>
+        <w:rPr>
+          <w:rFonts w:ascii="Preeti" w:hAnsi="Preeti" w:cs="Kokila"/>
+          <w:sz w:val="32"/>
+          <w:szCs w:val="32"/>
+        </w:rPr>
+        <w:t>\</w:t>
+      </w:r>
+      <w:r>
+        <w:rPr>
+          <w:rFonts w:ascii="Kokila" w:hAnsi="Kokila" w:cs="Kokila" w:hint="cs"/>
+          <w:sz w:val="32"/>
+          <w:szCs w:val="32"/>
+          <w:cs/>
+        </w:rPr>
+        <w:t xml:space="preserve"> </w:t>
+      </w:r>
+      <w:r>
+        <w:rPr>
+          <w:rFonts w:ascii="Kokila" w:hAnsi="Kokila" w:cs="Kokila"/>
+          <w:sz w:val="32"/>
+          <w:szCs w:val="32"/>
+          <w:cs/>
+        </w:rPr>
+        <w:t>।</w:t>
+      </w:r>
+    </w:p>
+    <w:p>
+      <w:pPr>
+        <w:spacing w:after="0" w:line="240" w:lineRule="auto"/>
+        <w:ind w:left="360" w:hanging="360"/>
+        <w:rPr>
+          <w:rFonts w:ascii="Kokila" w:hAnsi="Kokila" w:cs="Kokila"/>
+          <w:sz w:val="32"/>
+          <w:szCs w:val="32"/>
+        </w:rPr>
+      </w:pPr>
+      <w:r>
+        <w:rPr>
+          <w:rFonts w:ascii="Kokila" w:hAnsi="Kokila" w:cs="Kokila"/>
+          <w:sz w:val="32"/>
+          <w:szCs w:val="32"/>
+          <w:cs/>
+        </w:rPr>
+        <w:t>३)</w:t>
+      </w:r>
+      <w:r>
+        <w:rPr>
+          <w:rFonts w:ascii="Kokila" w:hAnsi="Kokila" w:cs="Kokila"/>
+          <w:sz w:val="32"/>
+          <w:szCs w:val="32"/>
+        </w:rPr>
+        <w:t xml:space="preserve"> </w:t>
+      </w:r>
+      <w:r>
+        <w:rPr>
+          <w:rFonts w:ascii="Kokila" w:hAnsi="Kokila" w:cs="Kokila"/>
+          <w:sz w:val="32"/>
+          <w:szCs w:val="32"/>
+          <w:cs/>
+        </w:rPr>
+        <w:t>नेपालको नक्सा बनाउनुहोस</w:t>
+      </w:r>
+      <w:r>
+        <w:rPr>
+          <w:rFonts w:ascii="Preeti" w:hAnsi="Preeti" w:cs="Kokila"/>
+          <w:sz w:val="32"/>
+          <w:szCs w:val="32"/>
+        </w:rPr>
+        <w:t>\</w:t>
+      </w:r>
+      <w:r>
+        <w:rPr>
+          <w:rFonts w:ascii="Kokila" w:hAnsi="Kokila" w:cs="Kokila"/>
+          <w:sz w:val="32"/>
+          <w:szCs w:val="32"/>
+          <w:cs/>
+        </w:rPr>
+        <w:t xml:space="preserve"> र कति ओटा प्रदेशमा विभाजन गरिएको छ। लेख्नुहोस</w:t>
+      </w:r>
+      <w:r>
+        <w:rPr>
+          <w:rFonts w:ascii="Preeti" w:hAnsi="Preeti" w:cs="Kokila"/>
+          <w:sz w:val="32"/>
+          <w:szCs w:val="32"/>
+        </w:rPr>
+        <w:t>\</w:t>
+      </w:r>
+      <w:r>
+        <w:rPr>
+          <w:rFonts w:ascii="Kokila" w:hAnsi="Kokila" w:cs="Kokila"/>
+          <w:sz w:val="32"/>
+          <w:szCs w:val="32"/>
+          <w:cs/>
+        </w:rPr>
+        <w:t xml:space="preserve"> ।</w:t>
+      </w:r>
+    </w:p>
+    <w:p>
+      <w:pPr>
+        <w:spacing w:after="0" w:line="240" w:lineRule="auto"/>
+        <w:ind w:left="360" w:hanging="360"/>
+        <w:jc w:val="center"/>
         <w:rPr>
           <w:rFonts w:ascii="Kokila" w:hAnsi="Kokila" w:cs="Kokila"/>
           <w:sz w:val="36"/>
@@ -1483,40 +4594,19 @@
       </w:pPr>
       <w:r>
         <w:rPr>
-          <w:rFonts w:ascii="Kokila" w:hAnsi="Kokila" w:cs="Kokila"/>
-          <w:sz w:val="36"/>
-          <w:szCs w:val="36"/>
-        </w:rPr>
-        <w:br/>
-      </w:r>
-      <w:r>
-        <w:rPr>
-          <w:rFonts w:ascii="Kokila" w:hAnsi="Kokila" w:cs="Kokila"/>
-          <w:sz w:val="36"/>
-          <w:szCs w:val="36"/>
-        </w:rPr>
-        <w:br/>
-      </w:r>
-      <w:r>
-        <w:rPr>
-          <w:rFonts w:ascii="Kokila" w:hAnsi="Kokila" w:cs="Kokila"/>
-          <w:sz w:val="36"/>
-          <w:szCs w:val="36"/>
-        </w:rPr>
-        <w:br/>
-      </w:r>
-      <w:r>
-        <w:rPr>
-          <w:rFonts w:ascii="Kokila" w:hAnsi="Kokila" w:cs="Kokila"/>
-          <w:sz w:val="36"/>
-          <w:szCs w:val="36"/>
-        </w:rPr>
-        <w:br/>
+          <w:rFonts w:ascii="Kokila" w:hAnsi="Kokila" w:cs="Kokila" w:hint="cs"/>
+          <w:b/>
+          <w:bCs/>
+          <w:sz w:val="32"/>
+          <w:szCs w:val="32"/>
+          <w:cs/>
+        </w:rPr>
+        <w:t>समाप्त</w:t>
       </w:r>
     </w:p>
     <w:sectPr>
       <w:pgSz w:w="16838" w:h="11906" w:orient="landscape" w:code="9"/>
-      <w:pgMar w:top="270" w:right="720" w:bottom="26" w:left="360" w:header="720" w:footer="720" w:gutter="0"/>
+      <w:pgMar w:top="360" w:right="720" w:bottom="26" w:left="360" w:header="720" w:footer="720" w:gutter="0"/>
       <w:cols w:num="2" w:space="720"/>
       <w:docGrid w:linePitch="360"/>
     </w:sectPr>
@@ -2126,7 +5216,6 @@
   <w:style w:type="character" w:default="1" w:styleId="DefaultParagraphFont">
     <w:name w:val="Default Paragraph Font"/>
     <w:uiPriority w:val="1"/>
-    <w:semiHidden/>
     <w:unhideWhenUsed/>
   </w:style>
   <w:style w:type="table" w:default="1" w:styleId="TableNormal">
